--- a/Deliverable3_Report.docx
+++ b/Deliverable3_Report.docx
@@ -503,7 +503,9 @@
       <w:tblPr>
         <w:tblW w:type="auto" w:w="0"/>
         <w:jc w:val="center"/>
+        <w:tblLayout w:type="fixed"/>
         <w:tblLook w:firstColumn="1" w:firstRow="1" w:lastColumn="0" w:lastRow="0" w:noHBand="0" w:noVBand="1" w:val="04A0"/>
+        <w:tblW w:w="4680" w:type="dxa"/>
         <w:tblBorders>
           <w:top w:val="single" w:sz="6" w:space="0" w:color="0A192F"/>
           <w:bottom w:val="single" w:sz="6" w:space="0" w:color="0A192F"/>
@@ -514,11 +516,9 @@
         </w:tblBorders>
       </w:tblPr>
       <w:tblGrid>
-        <w:gridCol w:w="2016"/>
-        <w:gridCol w:w="2016"/>
-        <w:gridCol w:w="2016"/>
-        <w:gridCol w:w="2016"/>
-        <w:gridCol w:w="2016"/>
+        <w:gridCol w:w="3360"/>
+        <w:gridCol w:w="3360"/>
+        <w:gridCol w:w="3360"/>
       </w:tblGrid>
       <w:tr>
         <w:trPr>
@@ -527,12 +527,13 @@
         </w:trPr>
         <w:tc>
           <w:tcPr>
-            <w:tcW w:type="dxa" w:w="2160"/>
+            <w:tcW w:type="dxa" w:w="2664"/>
+            <w:tcW w:w="2664" w:type="dxa"/>
             <w:tcMar>
-              <w:top w:w="40" w:type="dxa"/>
-              <w:bottom w:w="40" w:type="dxa"/>
-              <w:left w:w="35" w:type="dxa"/>
-              <w:right w:w="35" w:type="dxa"/>
+              <w:top w:w="35" w:type="dxa"/>
+              <w:bottom w:w="35" w:type="dxa"/>
+              <w:left w:w="30" w:type="dxa"/>
+              <w:right w:w="30" w:type="dxa"/>
             </w:tcMar>
             <w:shd w:fill="EAECEE"/>
           </w:tcPr>
@@ -545,20 +546,21 @@
               <w:rPr>
                 <w:rFonts w:ascii="Times New Roman" w:hAnsi="Times New Roman"/>
                 <w:b/>
-                <w:sz w:val="15"/>
+                <w:sz w:val="14"/>
               </w:rPr>
-              <w:t>Test Utterance Context</w:t>
+              <w:t>Test Context &amp; Utterance</w:t>
             </w:r>
           </w:p>
         </w:tc>
         <w:tc>
           <w:tcPr>
-            <w:tcW w:type="dxa" w:w="648"/>
+            <w:tcW w:type="dxa" w:w="1152"/>
+            <w:tcW w:w="1152" w:type="dxa"/>
             <w:tcMar>
-              <w:top w:w="40" w:type="dxa"/>
-              <w:bottom w:w="40" w:type="dxa"/>
-              <w:left w:w="35" w:type="dxa"/>
-              <w:right w:w="35" w:type="dxa"/>
+              <w:top w:w="35" w:type="dxa"/>
+              <w:bottom w:w="35" w:type="dxa"/>
+              <w:left w:w="30" w:type="dxa"/>
+              <w:right w:w="30" w:type="dxa"/>
             </w:tcMar>
             <w:shd w:fill="EAECEE"/>
           </w:tcPr>
@@ -571,20 +573,21 @@
               <w:rPr>
                 <w:rFonts w:ascii="Times New Roman" w:hAnsi="Times New Roman"/>
                 <w:b/>
-                <w:sz w:val="15"/>
+                <w:sz w:val="14"/>
               </w:rPr>
-              <w:t>Expected</w:t>
+              <w:t>Routed Intent</w:t>
             </w:r>
           </w:p>
         </w:tc>
         <w:tc>
           <w:tcPr>
-            <w:tcW w:type="dxa" w:w="648"/>
+            <w:tcW w:type="dxa" w:w="864"/>
+            <w:tcW w:w="864" w:type="dxa"/>
             <w:tcMar>
-              <w:top w:w="40" w:type="dxa"/>
-              <w:bottom w:w="40" w:type="dxa"/>
-              <w:left w:w="35" w:type="dxa"/>
-              <w:right w:w="35" w:type="dxa"/>
+              <w:top w:w="35" w:type="dxa"/>
+              <w:bottom w:w="35" w:type="dxa"/>
+              <w:left w:w="30" w:type="dxa"/>
+              <w:right w:w="30" w:type="dxa"/>
             </w:tcMar>
             <w:shd w:fill="EAECEE"/>
           </w:tcPr>
@@ -597,61 +600,9 @@
               <w:rPr>
                 <w:rFonts w:ascii="Times New Roman" w:hAnsi="Times New Roman"/>
                 <w:b/>
-                <w:sz w:val="15"/>
+                <w:sz w:val="14"/>
               </w:rPr>
-              <w:t>Predicted</w:t>
-            </w:r>
-          </w:p>
-        </w:tc>
-        <w:tc>
-          <w:tcPr>
-            <w:tcW w:type="dxa" w:w="504"/>
-            <w:tcMar>
-              <w:top w:w="40" w:type="dxa"/>
-              <w:bottom w:w="40" w:type="dxa"/>
-              <w:left w:w="35" w:type="dxa"/>
-              <w:right w:w="35" w:type="dxa"/>
-            </w:tcMar>
-            <w:shd w:fill="EAECEE"/>
-          </w:tcPr>
-          <w:p>
-            <w:pPr>
-              <w:spacing w:before="0" w:after="0" w:line="240" w:lineRule="auto"/>
-              <w:jc w:val="center"/>
-            </w:pPr>
-            <w:r>
-              <w:rPr>
-                <w:rFonts w:ascii="Times New Roman" w:hAnsi="Times New Roman"/>
-                <w:b/>
-                <w:sz w:val="15"/>
-              </w:rPr>
-              <w:t>Conf.</w:t>
-            </w:r>
-          </w:p>
-        </w:tc>
-        <w:tc>
-          <w:tcPr>
-            <w:tcW w:type="dxa" w:w="504"/>
-            <w:tcMar>
-              <w:top w:w="40" w:type="dxa"/>
-              <w:bottom w:w="40" w:type="dxa"/>
-              <w:left w:w="35" w:type="dxa"/>
-              <w:right w:w="35" w:type="dxa"/>
-            </w:tcMar>
-            <w:shd w:fill="EAECEE"/>
-          </w:tcPr>
-          <w:p>
-            <w:pPr>
-              <w:spacing w:before="0" w:after="0" w:line="240" w:lineRule="auto"/>
-              <w:jc w:val="center"/>
-            </w:pPr>
-            <w:r>
-              <w:rPr>
-                <w:rFonts w:ascii="Times New Roman" w:hAnsi="Times New Roman"/>
-                <w:b/>
-                <w:sz w:val="15"/>
-              </w:rPr>
-              <w:t>Status</w:t>
+              <w:t>Confidence</w:t>
             </w:r>
           </w:p>
         </w:tc>
@@ -662,12 +613,13 @@
         </w:trPr>
         <w:tc>
           <w:tcPr>
-            <w:tcW w:type="dxa" w:w="2160"/>
+            <w:tcW w:type="dxa" w:w="2664"/>
+            <w:tcW w:w="2664" w:type="dxa"/>
             <w:tcMar>
               <w:top w:w="25" w:type="dxa"/>
               <w:bottom w:w="25" w:type="dxa"/>
-              <w:left w:w="35" w:type="dxa"/>
-              <w:right w:w="35" w:type="dxa"/>
+              <w:left w:w="30" w:type="dxa"/>
+              <w:right w:w="30" w:type="dxa"/>
             </w:tcMar>
             <w:shd w:fill="FFFFFF"/>
           </w:tcPr>
@@ -687,12 +639,13 @@
         </w:tc>
         <w:tc>
           <w:tcPr>
-            <w:tcW w:type="dxa" w:w="648"/>
+            <w:tcW w:type="dxa" w:w="1152"/>
+            <w:tcW w:w="1152" w:type="dxa"/>
             <w:tcMar>
               <w:top w:w="25" w:type="dxa"/>
               <w:bottom w:w="25" w:type="dxa"/>
-              <w:left w:w="35" w:type="dxa"/>
-              <w:right w:w="35" w:type="dxa"/>
+              <w:left w:w="30" w:type="dxa"/>
+              <w:right w:w="30" w:type="dxa"/>
             </w:tcMar>
             <w:shd w:fill="FFFFFF"/>
           </w:tcPr>
@@ -706,43 +659,19 @@
                 <w:rFonts w:ascii="Times New Roman" w:hAnsi="Times New Roman"/>
                 <w:sz w:val="14"/>
               </w:rPr>
-              <w:t>CHIT_CHAT</w:t>
+              <w:t>CHIT_CHAT (D1)</w:t>
             </w:r>
           </w:p>
         </w:tc>
         <w:tc>
           <w:tcPr>
-            <w:tcW w:type="dxa" w:w="648"/>
+            <w:tcW w:type="dxa" w:w="864"/>
+            <w:tcW w:w="864" w:type="dxa"/>
             <w:tcMar>
               <w:top w:w="25" w:type="dxa"/>
               <w:bottom w:w="25" w:type="dxa"/>
-              <w:left w:w="35" w:type="dxa"/>
-              <w:right w:w="35" w:type="dxa"/>
-            </w:tcMar>
-            <w:shd w:fill="FFFFFF"/>
-          </w:tcPr>
-          <w:p>
-            <w:pPr>
-              <w:spacing w:before="0" w:after="0" w:line="240" w:lineRule="auto"/>
-              <w:jc w:val="center"/>
-            </w:pPr>
-            <w:r>
-              <w:rPr>
-                <w:rFonts w:ascii="Times New Roman" w:hAnsi="Times New Roman"/>
-                <w:sz w:val="14"/>
-              </w:rPr>
-              <w:t>CHIT_CHAT</w:t>
-            </w:r>
-          </w:p>
-        </w:tc>
-        <w:tc>
-          <w:tcPr>
-            <w:tcW w:type="dxa" w:w="504"/>
-            <w:tcMar>
-              <w:top w:w="25" w:type="dxa"/>
-              <w:bottom w:w="25" w:type="dxa"/>
-              <w:left w:w="35" w:type="dxa"/>
-              <w:right w:w="35" w:type="dxa"/>
+              <w:left w:w="30" w:type="dxa"/>
+              <w:right w:w="30" w:type="dxa"/>
             </w:tcMar>
             <w:shd w:fill="FFFFFF"/>
           </w:tcPr>
@@ -760,31 +689,6 @@
             </w:r>
           </w:p>
         </w:tc>
-        <w:tc>
-          <w:tcPr>
-            <w:tcW w:type="dxa" w:w="504"/>
-            <w:tcMar>
-              <w:top w:w="25" w:type="dxa"/>
-              <w:bottom w:w="25" w:type="dxa"/>
-              <w:left w:w="35" w:type="dxa"/>
-              <w:right w:w="35" w:type="dxa"/>
-            </w:tcMar>
-            <w:shd w:fill="FFFFFF"/>
-          </w:tcPr>
-          <w:p>
-            <w:pPr>
-              <w:spacing w:before="0" w:after="0" w:line="240" w:lineRule="auto"/>
-              <w:jc w:val="center"/>
-            </w:pPr>
-            <w:r>
-              <w:rPr>
-                <w:rFonts w:ascii="Times New Roman" w:hAnsi="Times New Roman"/>
-                <w:sz w:val="14"/>
-              </w:rPr>
-              <w:t>PASS</w:t>
-            </w:r>
-          </w:p>
-        </w:tc>
       </w:tr>
       <w:tr>
         <w:trPr>
@@ -792,12 +696,13 @@
         </w:trPr>
         <w:tc>
           <w:tcPr>
-            <w:tcW w:type="dxa" w:w="2160"/>
+            <w:tcW w:type="dxa" w:w="2664"/>
+            <w:tcW w:w="2664" w:type="dxa"/>
             <w:tcMar>
               <w:top w:w="25" w:type="dxa"/>
               <w:bottom w:w="25" w:type="dxa"/>
-              <w:left w:w="35" w:type="dxa"/>
-              <w:right w:w="35" w:type="dxa"/>
+              <w:left w:w="30" w:type="dxa"/>
+              <w:right w:w="30" w:type="dxa"/>
             </w:tcMar>
             <w:shd w:fill="F8FAFC"/>
           </w:tcPr>
@@ -817,12 +722,13 @@
         </w:tc>
         <w:tc>
           <w:tcPr>
-            <w:tcW w:type="dxa" w:w="648"/>
+            <w:tcW w:type="dxa" w:w="1152"/>
+            <w:tcW w:w="1152" w:type="dxa"/>
             <w:tcMar>
               <w:top w:w="25" w:type="dxa"/>
               <w:bottom w:w="25" w:type="dxa"/>
-              <w:left w:w="35" w:type="dxa"/>
-              <w:right w:w="35" w:type="dxa"/>
+              <w:left w:w="30" w:type="dxa"/>
+              <w:right w:w="30" w:type="dxa"/>
             </w:tcMar>
             <w:shd w:fill="F8FAFC"/>
           </w:tcPr>
@@ -836,43 +742,19 @@
                 <w:rFonts w:ascii="Times New Roman" w:hAnsi="Times New Roman"/>
                 <w:sz w:val="14"/>
               </w:rPr>
-              <w:t>NASA_EXPERT</w:t>
+              <w:t>NASA_EXPERT (D2)</w:t>
             </w:r>
           </w:p>
         </w:tc>
         <w:tc>
           <w:tcPr>
-            <w:tcW w:type="dxa" w:w="648"/>
+            <w:tcW w:type="dxa" w:w="864"/>
+            <w:tcW w:w="864" w:type="dxa"/>
             <w:tcMar>
               <w:top w:w="25" w:type="dxa"/>
               <w:bottom w:w="25" w:type="dxa"/>
-              <w:left w:w="35" w:type="dxa"/>
-              <w:right w:w="35" w:type="dxa"/>
-            </w:tcMar>
-            <w:shd w:fill="F8FAFC"/>
-          </w:tcPr>
-          <w:p>
-            <w:pPr>
-              <w:spacing w:before="0" w:after="0" w:line="240" w:lineRule="auto"/>
-              <w:jc w:val="center"/>
-            </w:pPr>
-            <w:r>
-              <w:rPr>
-                <w:rFonts w:ascii="Times New Roman" w:hAnsi="Times New Roman"/>
-                <w:sz w:val="14"/>
-              </w:rPr>
-              <w:t>NASA_EXPERT</w:t>
-            </w:r>
-          </w:p>
-        </w:tc>
-        <w:tc>
-          <w:tcPr>
-            <w:tcW w:type="dxa" w:w="504"/>
-            <w:tcMar>
-              <w:top w:w="25" w:type="dxa"/>
-              <w:bottom w:w="25" w:type="dxa"/>
-              <w:left w:w="35" w:type="dxa"/>
-              <w:right w:w="35" w:type="dxa"/>
+              <w:left w:w="30" w:type="dxa"/>
+              <w:right w:w="30" w:type="dxa"/>
             </w:tcMar>
             <w:shd w:fill="F8FAFC"/>
           </w:tcPr>
@@ -890,31 +772,6 @@
             </w:r>
           </w:p>
         </w:tc>
-        <w:tc>
-          <w:tcPr>
-            <w:tcW w:type="dxa" w:w="504"/>
-            <w:tcMar>
-              <w:top w:w="25" w:type="dxa"/>
-              <w:bottom w:w="25" w:type="dxa"/>
-              <w:left w:w="35" w:type="dxa"/>
-              <w:right w:w="35" w:type="dxa"/>
-            </w:tcMar>
-            <w:shd w:fill="F8FAFC"/>
-          </w:tcPr>
-          <w:p>
-            <w:pPr>
-              <w:spacing w:before="0" w:after="0" w:line="240" w:lineRule="auto"/>
-              <w:jc w:val="center"/>
-            </w:pPr>
-            <w:r>
-              <w:rPr>
-                <w:rFonts w:ascii="Times New Roman" w:hAnsi="Times New Roman"/>
-                <w:sz w:val="14"/>
-              </w:rPr>
-              <w:t>PASS</w:t>
-            </w:r>
-          </w:p>
-        </w:tc>
       </w:tr>
       <w:tr>
         <w:trPr>
@@ -922,12 +779,13 @@
         </w:trPr>
         <w:tc>
           <w:tcPr>
-            <w:tcW w:type="dxa" w:w="2160"/>
+            <w:tcW w:type="dxa" w:w="2664"/>
+            <w:tcW w:w="2664" w:type="dxa"/>
             <w:tcMar>
               <w:top w:w="25" w:type="dxa"/>
               <w:bottom w:w="25" w:type="dxa"/>
-              <w:left w:w="35" w:type="dxa"/>
-              <w:right w:w="35" w:type="dxa"/>
+              <w:left w:w="30" w:type="dxa"/>
+              <w:right w:w="30" w:type="dxa"/>
             </w:tcMar>
             <w:shd w:fill="FFFFFF"/>
           </w:tcPr>
@@ -947,12 +805,13 @@
         </w:tc>
         <w:tc>
           <w:tcPr>
-            <w:tcW w:type="dxa" w:w="648"/>
+            <w:tcW w:type="dxa" w:w="1152"/>
+            <w:tcW w:w="1152" w:type="dxa"/>
             <w:tcMar>
               <w:top w:w="25" w:type="dxa"/>
               <w:bottom w:w="25" w:type="dxa"/>
-              <w:left w:w="35" w:type="dxa"/>
-              <w:right w:w="35" w:type="dxa"/>
+              <w:left w:w="30" w:type="dxa"/>
+              <w:right w:w="30" w:type="dxa"/>
             </w:tcMar>
             <w:shd w:fill="FFFFFF"/>
           </w:tcPr>
@@ -966,43 +825,19 @@
                 <w:rFonts w:ascii="Times New Roman" w:hAnsi="Times New Roman"/>
                 <w:sz w:val="14"/>
               </w:rPr>
-              <w:t>CHIT_CHAT</w:t>
+              <w:t>CHIT_CHAT (D1)</w:t>
             </w:r>
           </w:p>
         </w:tc>
         <w:tc>
           <w:tcPr>
-            <w:tcW w:type="dxa" w:w="648"/>
+            <w:tcW w:type="dxa" w:w="864"/>
+            <w:tcW w:w="864" w:type="dxa"/>
             <w:tcMar>
               <w:top w:w="25" w:type="dxa"/>
               <w:bottom w:w="25" w:type="dxa"/>
-              <w:left w:w="35" w:type="dxa"/>
-              <w:right w:w="35" w:type="dxa"/>
-            </w:tcMar>
-            <w:shd w:fill="FFFFFF"/>
-          </w:tcPr>
-          <w:p>
-            <w:pPr>
-              <w:spacing w:before="0" w:after="0" w:line="240" w:lineRule="auto"/>
-              <w:jc w:val="center"/>
-            </w:pPr>
-            <w:r>
-              <w:rPr>
-                <w:rFonts w:ascii="Times New Roman" w:hAnsi="Times New Roman"/>
-                <w:sz w:val="14"/>
-              </w:rPr>
-              <w:t>CHIT_CHAT</w:t>
-            </w:r>
-          </w:p>
-        </w:tc>
-        <w:tc>
-          <w:tcPr>
-            <w:tcW w:type="dxa" w:w="504"/>
-            <w:tcMar>
-              <w:top w:w="25" w:type="dxa"/>
-              <w:bottom w:w="25" w:type="dxa"/>
-              <w:left w:w="35" w:type="dxa"/>
-              <w:right w:w="35" w:type="dxa"/>
+              <w:left w:w="30" w:type="dxa"/>
+              <w:right w:w="30" w:type="dxa"/>
             </w:tcMar>
             <w:shd w:fill="FFFFFF"/>
           </w:tcPr>
@@ -1020,31 +855,6 @@
             </w:r>
           </w:p>
         </w:tc>
-        <w:tc>
-          <w:tcPr>
-            <w:tcW w:type="dxa" w:w="504"/>
-            <w:tcMar>
-              <w:top w:w="25" w:type="dxa"/>
-              <w:bottom w:w="25" w:type="dxa"/>
-              <w:left w:w="35" w:type="dxa"/>
-              <w:right w:w="35" w:type="dxa"/>
-            </w:tcMar>
-            <w:shd w:fill="FFFFFF"/>
-          </w:tcPr>
-          <w:p>
-            <w:pPr>
-              <w:spacing w:before="0" w:after="0" w:line="240" w:lineRule="auto"/>
-              <w:jc w:val="center"/>
-            </w:pPr>
-            <w:r>
-              <w:rPr>
-                <w:rFonts w:ascii="Times New Roman" w:hAnsi="Times New Roman"/>
-                <w:sz w:val="14"/>
-              </w:rPr>
-              <w:t>PASS</w:t>
-            </w:r>
-          </w:p>
-        </w:tc>
       </w:tr>
       <w:tr>
         <w:trPr>
@@ -1052,12 +862,13 @@
         </w:trPr>
         <w:tc>
           <w:tcPr>
-            <w:tcW w:type="dxa" w:w="2160"/>
+            <w:tcW w:type="dxa" w:w="2664"/>
+            <w:tcW w:w="2664" w:type="dxa"/>
             <w:tcMar>
               <w:top w:w="25" w:type="dxa"/>
               <w:bottom w:w="25" w:type="dxa"/>
-              <w:left w:w="35" w:type="dxa"/>
-              <w:right w:w="35" w:type="dxa"/>
+              <w:left w:w="30" w:type="dxa"/>
+              <w:right w:w="30" w:type="dxa"/>
             </w:tcMar>
             <w:shd w:fill="F8FAFC"/>
           </w:tcPr>
@@ -1071,18 +882,19 @@
                 <w:rFonts w:ascii="Times New Roman" w:hAnsi="Times New Roman"/>
                 <w:sz w:val="14"/>
               </w:rPr>
-              <w:t>'How does the ChemCam laser work on Mars soil targets?'</w:t>
+              <w:t>'How does the ChemCam laser work on Mars targets?'</w:t>
             </w:r>
           </w:p>
         </w:tc>
         <w:tc>
           <w:tcPr>
-            <w:tcW w:type="dxa" w:w="648"/>
+            <w:tcW w:type="dxa" w:w="1152"/>
+            <w:tcW w:w="1152" w:type="dxa"/>
             <w:tcMar>
               <w:top w:w="25" w:type="dxa"/>
               <w:bottom w:w="25" w:type="dxa"/>
-              <w:left w:w="35" w:type="dxa"/>
-              <w:right w:w="35" w:type="dxa"/>
+              <w:left w:w="30" w:type="dxa"/>
+              <w:right w:w="30" w:type="dxa"/>
             </w:tcMar>
             <w:shd w:fill="F8FAFC"/>
           </w:tcPr>
@@ -1096,43 +908,19 @@
                 <w:rFonts w:ascii="Times New Roman" w:hAnsi="Times New Roman"/>
                 <w:sz w:val="14"/>
               </w:rPr>
-              <w:t>NASA_EXPERT</w:t>
+              <w:t>NASA_EXPERT (D2)</w:t>
             </w:r>
           </w:p>
         </w:tc>
         <w:tc>
           <w:tcPr>
-            <w:tcW w:type="dxa" w:w="648"/>
+            <w:tcW w:type="dxa" w:w="864"/>
+            <w:tcW w:w="864" w:type="dxa"/>
             <w:tcMar>
               <w:top w:w="25" w:type="dxa"/>
               <w:bottom w:w="25" w:type="dxa"/>
-              <w:left w:w="35" w:type="dxa"/>
-              <w:right w:w="35" w:type="dxa"/>
-            </w:tcMar>
-            <w:shd w:fill="F8FAFC"/>
-          </w:tcPr>
-          <w:p>
-            <w:pPr>
-              <w:spacing w:before="0" w:after="0" w:line="240" w:lineRule="auto"/>
-              <w:jc w:val="center"/>
-            </w:pPr>
-            <w:r>
-              <w:rPr>
-                <w:rFonts w:ascii="Times New Roman" w:hAnsi="Times New Roman"/>
-                <w:sz w:val="14"/>
-              </w:rPr>
-              <w:t>NASA_EXPERT</w:t>
-            </w:r>
-          </w:p>
-        </w:tc>
-        <w:tc>
-          <w:tcPr>
-            <w:tcW w:type="dxa" w:w="504"/>
-            <w:tcMar>
-              <w:top w:w="25" w:type="dxa"/>
-              <w:bottom w:w="25" w:type="dxa"/>
-              <w:left w:w="35" w:type="dxa"/>
-              <w:right w:w="35" w:type="dxa"/>
+              <w:left w:w="30" w:type="dxa"/>
+              <w:right w:w="30" w:type="dxa"/>
             </w:tcMar>
             <w:shd w:fill="F8FAFC"/>
           </w:tcPr>
@@ -1150,31 +938,6 @@
             </w:r>
           </w:p>
         </w:tc>
-        <w:tc>
-          <w:tcPr>
-            <w:tcW w:type="dxa" w:w="504"/>
-            <w:tcMar>
-              <w:top w:w="25" w:type="dxa"/>
-              <w:bottom w:w="25" w:type="dxa"/>
-              <w:left w:w="35" w:type="dxa"/>
-              <w:right w:w="35" w:type="dxa"/>
-            </w:tcMar>
-            <w:shd w:fill="F8FAFC"/>
-          </w:tcPr>
-          <w:p>
-            <w:pPr>
-              <w:spacing w:before="0" w:after="0" w:line="240" w:lineRule="auto"/>
-              <w:jc w:val="center"/>
-            </w:pPr>
-            <w:r>
-              <w:rPr>
-                <w:rFonts w:ascii="Times New Roman" w:hAnsi="Times New Roman"/>
-                <w:sz w:val="14"/>
-              </w:rPr>
-              <w:t>PASS</w:t>
-            </w:r>
-          </w:p>
-        </w:tc>
       </w:tr>
       <w:tr>
         <w:trPr>
@@ -1182,12 +945,13 @@
         </w:trPr>
         <w:tc>
           <w:tcPr>
-            <w:tcW w:type="dxa" w:w="2160"/>
+            <w:tcW w:type="dxa" w:w="2664"/>
+            <w:tcW w:w="2664" w:type="dxa"/>
             <w:tcMar>
               <w:top w:w="25" w:type="dxa"/>
               <w:bottom w:w="25" w:type="dxa"/>
-              <w:left w:w="35" w:type="dxa"/>
-              <w:right w:w="35" w:type="dxa"/>
+              <w:left w:w="30" w:type="dxa"/>
+              <w:right w:w="30" w:type="dxa"/>
             </w:tcMar>
             <w:shd w:fill="FFFFFF"/>
           </w:tcPr>
@@ -1207,12 +971,13 @@
         </w:tc>
         <w:tc>
           <w:tcPr>
-            <w:tcW w:type="dxa" w:w="648"/>
+            <w:tcW w:type="dxa" w:w="1152"/>
+            <w:tcW w:w="1152" w:type="dxa"/>
             <w:tcMar>
               <w:top w:w="25" w:type="dxa"/>
               <w:bottom w:w="25" w:type="dxa"/>
-              <w:left w:w="35" w:type="dxa"/>
-              <w:right w:w="35" w:type="dxa"/>
+              <w:left w:w="30" w:type="dxa"/>
+              <w:right w:w="30" w:type="dxa"/>
             </w:tcMar>
             <w:shd w:fill="FFFFFF"/>
           </w:tcPr>
@@ -1226,43 +991,19 @@
                 <w:rFonts w:ascii="Times New Roman" w:hAnsi="Times New Roman"/>
                 <w:sz w:val="14"/>
               </w:rPr>
-              <w:t>CHIT_CHAT</w:t>
+              <w:t>CHIT_CHAT (D1)</w:t>
             </w:r>
           </w:p>
         </w:tc>
         <w:tc>
           <w:tcPr>
-            <w:tcW w:type="dxa" w:w="648"/>
+            <w:tcW w:type="dxa" w:w="864"/>
+            <w:tcW w:w="864" w:type="dxa"/>
             <w:tcMar>
               <w:top w:w="25" w:type="dxa"/>
               <w:bottom w:w="25" w:type="dxa"/>
-              <w:left w:w="35" w:type="dxa"/>
-              <w:right w:w="35" w:type="dxa"/>
-            </w:tcMar>
-            <w:shd w:fill="FFFFFF"/>
-          </w:tcPr>
-          <w:p>
-            <w:pPr>
-              <w:spacing w:before="0" w:after="0" w:line="240" w:lineRule="auto"/>
-              <w:jc w:val="center"/>
-            </w:pPr>
-            <w:r>
-              <w:rPr>
-                <w:rFonts w:ascii="Times New Roman" w:hAnsi="Times New Roman"/>
-                <w:sz w:val="14"/>
-              </w:rPr>
-              <w:t>CHIT_CHAT</w:t>
-            </w:r>
-          </w:p>
-        </w:tc>
-        <w:tc>
-          <w:tcPr>
-            <w:tcW w:type="dxa" w:w="504"/>
-            <w:tcMar>
-              <w:top w:w="25" w:type="dxa"/>
-              <w:bottom w:w="25" w:type="dxa"/>
-              <w:left w:w="35" w:type="dxa"/>
-              <w:right w:w="35" w:type="dxa"/>
+              <w:left w:w="30" w:type="dxa"/>
+              <w:right w:w="30" w:type="dxa"/>
             </w:tcMar>
             <w:shd w:fill="FFFFFF"/>
           </w:tcPr>
@@ -1280,31 +1021,6 @@
             </w:r>
           </w:p>
         </w:tc>
-        <w:tc>
-          <w:tcPr>
-            <w:tcW w:type="dxa" w:w="504"/>
-            <w:tcMar>
-              <w:top w:w="25" w:type="dxa"/>
-              <w:bottom w:w="25" w:type="dxa"/>
-              <w:left w:w="35" w:type="dxa"/>
-              <w:right w:w="35" w:type="dxa"/>
-            </w:tcMar>
-            <w:shd w:fill="FFFFFF"/>
-          </w:tcPr>
-          <w:p>
-            <w:pPr>
-              <w:spacing w:before="0" w:after="0" w:line="240" w:lineRule="auto"/>
-              <w:jc w:val="center"/>
-            </w:pPr>
-            <w:r>
-              <w:rPr>
-                <w:rFonts w:ascii="Times New Roman" w:hAnsi="Times New Roman"/>
-                <w:sz w:val="14"/>
-              </w:rPr>
-              <w:t>PASS</w:t>
-            </w:r>
-          </w:p>
-        </w:tc>
       </w:tr>
       <w:tr>
         <w:trPr>
@@ -1312,12 +1028,13 @@
         </w:trPr>
         <w:tc>
           <w:tcPr>
-            <w:tcW w:type="dxa" w:w="2160"/>
+            <w:tcW w:type="dxa" w:w="2664"/>
+            <w:tcW w:w="2664" w:type="dxa"/>
             <w:tcMar>
               <w:top w:w="25" w:type="dxa"/>
               <w:bottom w:w="25" w:type="dxa"/>
-              <w:left w:w="35" w:type="dxa"/>
-              <w:right w:w="35" w:type="dxa"/>
+              <w:left w:w="30" w:type="dxa"/>
+              <w:right w:w="30" w:type="dxa"/>
             </w:tcMar>
             <w:shd w:fill="F8FAFC"/>
           </w:tcPr>
@@ -1331,18 +1048,19 @@
                 <w:rFonts w:ascii="Times New Roman" w:hAnsi="Times New Roman"/>
                 <w:sz w:val="14"/>
               </w:rPr>
-              <w:t>'Explain the cryogenic sunshield of the James Webb telescope'</w:t>
+              <w:t>'Explain cryogenic sunshield of James Webb telescope'</w:t>
             </w:r>
           </w:p>
         </w:tc>
         <w:tc>
           <w:tcPr>
-            <w:tcW w:type="dxa" w:w="648"/>
+            <w:tcW w:type="dxa" w:w="1152"/>
+            <w:tcW w:w="1152" w:type="dxa"/>
             <w:tcMar>
               <w:top w:w="25" w:type="dxa"/>
               <w:bottom w:w="25" w:type="dxa"/>
-              <w:left w:w="35" w:type="dxa"/>
-              <w:right w:w="35" w:type="dxa"/>
+              <w:left w:w="30" w:type="dxa"/>
+              <w:right w:w="30" w:type="dxa"/>
             </w:tcMar>
             <w:shd w:fill="F8FAFC"/>
           </w:tcPr>
@@ -1356,43 +1074,19 @@
                 <w:rFonts w:ascii="Times New Roman" w:hAnsi="Times New Roman"/>
                 <w:sz w:val="14"/>
               </w:rPr>
-              <w:t>NASA_EXPERT</w:t>
+              <w:t>NASA_EXPERT (D2)</w:t>
             </w:r>
           </w:p>
         </w:tc>
         <w:tc>
           <w:tcPr>
-            <w:tcW w:type="dxa" w:w="648"/>
+            <w:tcW w:type="dxa" w:w="864"/>
+            <w:tcW w:w="864" w:type="dxa"/>
             <w:tcMar>
               <w:top w:w="25" w:type="dxa"/>
               <w:bottom w:w="25" w:type="dxa"/>
-              <w:left w:w="35" w:type="dxa"/>
-              <w:right w:w="35" w:type="dxa"/>
-            </w:tcMar>
-            <w:shd w:fill="F8FAFC"/>
-          </w:tcPr>
-          <w:p>
-            <w:pPr>
-              <w:spacing w:before="0" w:after="0" w:line="240" w:lineRule="auto"/>
-              <w:jc w:val="center"/>
-            </w:pPr>
-            <w:r>
-              <w:rPr>
-                <w:rFonts w:ascii="Times New Roman" w:hAnsi="Times New Roman"/>
-                <w:sz w:val="14"/>
-              </w:rPr>
-              <w:t>NASA_EXPERT</w:t>
-            </w:r>
-          </w:p>
-        </w:tc>
-        <w:tc>
-          <w:tcPr>
-            <w:tcW w:type="dxa" w:w="504"/>
-            <w:tcMar>
-              <w:top w:w="25" w:type="dxa"/>
-              <w:bottom w:w="25" w:type="dxa"/>
-              <w:left w:w="35" w:type="dxa"/>
-              <w:right w:w="35" w:type="dxa"/>
+              <w:left w:w="30" w:type="dxa"/>
+              <w:right w:w="30" w:type="dxa"/>
             </w:tcMar>
             <w:shd w:fill="F8FAFC"/>
           </w:tcPr>
@@ -1410,31 +1104,6 @@
             </w:r>
           </w:p>
         </w:tc>
-        <w:tc>
-          <w:tcPr>
-            <w:tcW w:type="dxa" w:w="504"/>
-            <w:tcMar>
-              <w:top w:w="25" w:type="dxa"/>
-              <w:bottom w:w="25" w:type="dxa"/>
-              <w:left w:w="35" w:type="dxa"/>
-              <w:right w:w="35" w:type="dxa"/>
-            </w:tcMar>
-            <w:shd w:fill="F8FAFC"/>
-          </w:tcPr>
-          <w:p>
-            <w:pPr>
-              <w:spacing w:before="0" w:after="0" w:line="240" w:lineRule="auto"/>
-              <w:jc w:val="center"/>
-            </w:pPr>
-            <w:r>
-              <w:rPr>
-                <w:rFonts w:ascii="Times New Roman" w:hAnsi="Times New Roman"/>
-                <w:sz w:val="14"/>
-              </w:rPr>
-              <w:t>PASS</w:t>
-            </w:r>
-          </w:p>
-        </w:tc>
       </w:tr>
       <w:tr>
         <w:trPr>
@@ -1442,12 +1111,13 @@
         </w:trPr>
         <w:tc>
           <w:tcPr>
-            <w:tcW w:type="dxa" w:w="2160"/>
+            <w:tcW w:type="dxa" w:w="2664"/>
+            <w:tcW w:w="2664" w:type="dxa"/>
             <w:tcMar>
               <w:top w:w="25" w:type="dxa"/>
               <w:bottom w:w="25" w:type="dxa"/>
-              <w:left w:w="35" w:type="dxa"/>
-              <w:right w:w="35" w:type="dxa"/>
+              <w:left w:w="30" w:type="dxa"/>
+              <w:right w:w="30" w:type="dxa"/>
             </w:tcMar>
             <w:shd w:fill="FFFFFF"/>
           </w:tcPr>
@@ -1467,12 +1137,13 @@
         </w:tc>
         <w:tc>
           <w:tcPr>
-            <w:tcW w:type="dxa" w:w="648"/>
+            <w:tcW w:type="dxa" w:w="1152"/>
+            <w:tcW w:w="1152" w:type="dxa"/>
             <w:tcMar>
               <w:top w:w="25" w:type="dxa"/>
               <w:bottom w:w="25" w:type="dxa"/>
-              <w:left w:w="35" w:type="dxa"/>
-              <w:right w:w="35" w:type="dxa"/>
+              <w:left w:w="30" w:type="dxa"/>
+              <w:right w:w="30" w:type="dxa"/>
             </w:tcMar>
             <w:shd w:fill="FFFFFF"/>
           </w:tcPr>
@@ -1486,43 +1157,19 @@
                 <w:rFonts w:ascii="Times New Roman" w:hAnsi="Times New Roman"/>
                 <w:sz w:val="14"/>
               </w:rPr>
-              <w:t>CHIT_CHAT</w:t>
+              <w:t>CHIT_CHAT (D1)</w:t>
             </w:r>
           </w:p>
         </w:tc>
         <w:tc>
           <w:tcPr>
-            <w:tcW w:type="dxa" w:w="648"/>
+            <w:tcW w:type="dxa" w:w="864"/>
+            <w:tcW w:w="864" w:type="dxa"/>
             <w:tcMar>
               <w:top w:w="25" w:type="dxa"/>
               <w:bottom w:w="25" w:type="dxa"/>
-              <w:left w:w="35" w:type="dxa"/>
-              <w:right w:w="35" w:type="dxa"/>
-            </w:tcMar>
-            <w:shd w:fill="FFFFFF"/>
-          </w:tcPr>
-          <w:p>
-            <w:pPr>
-              <w:spacing w:before="0" w:after="0" w:line="240" w:lineRule="auto"/>
-              <w:jc w:val="center"/>
-            </w:pPr>
-            <w:r>
-              <w:rPr>
-                <w:rFonts w:ascii="Times New Roman" w:hAnsi="Times New Roman"/>
-                <w:sz w:val="14"/>
-              </w:rPr>
-              <w:t>CHIT_CHAT</w:t>
-            </w:r>
-          </w:p>
-        </w:tc>
-        <w:tc>
-          <w:tcPr>
-            <w:tcW w:type="dxa" w:w="504"/>
-            <w:tcMar>
-              <w:top w:w="25" w:type="dxa"/>
-              <w:bottom w:w="25" w:type="dxa"/>
-              <w:left w:w="35" w:type="dxa"/>
-              <w:right w:w="35" w:type="dxa"/>
+              <w:left w:w="30" w:type="dxa"/>
+              <w:right w:w="30" w:type="dxa"/>
             </w:tcMar>
             <w:shd w:fill="FFFFFF"/>
           </w:tcPr>
@@ -1540,31 +1187,6 @@
             </w:r>
           </w:p>
         </w:tc>
-        <w:tc>
-          <w:tcPr>
-            <w:tcW w:type="dxa" w:w="504"/>
-            <w:tcMar>
-              <w:top w:w="25" w:type="dxa"/>
-              <w:bottom w:w="25" w:type="dxa"/>
-              <w:left w:w="35" w:type="dxa"/>
-              <w:right w:w="35" w:type="dxa"/>
-            </w:tcMar>
-            <w:shd w:fill="FFFFFF"/>
-          </w:tcPr>
-          <w:p>
-            <w:pPr>
-              <w:spacing w:before="0" w:after="0" w:line="240" w:lineRule="auto"/>
-              <w:jc w:val="center"/>
-            </w:pPr>
-            <w:r>
-              <w:rPr>
-                <w:rFonts w:ascii="Times New Roman" w:hAnsi="Times New Roman"/>
-                <w:sz w:val="14"/>
-              </w:rPr>
-              <w:t>PASS</w:t>
-            </w:r>
-          </w:p>
-        </w:tc>
       </w:tr>
       <w:tr>
         <w:trPr>
@@ -1572,12 +1194,13 @@
         </w:trPr>
         <w:tc>
           <w:tcPr>
-            <w:tcW w:type="dxa" w:w="2160"/>
+            <w:tcW w:type="dxa" w:w="2664"/>
+            <w:tcW w:w="2664" w:type="dxa"/>
             <w:tcMar>
               <w:top w:w="25" w:type="dxa"/>
               <w:bottom w:w="25" w:type="dxa"/>
-              <w:left w:w="35" w:type="dxa"/>
-              <w:right w:w="35" w:type="dxa"/>
+              <w:left w:w="30" w:type="dxa"/>
+              <w:right w:w="30" w:type="dxa"/>
             </w:tcMar>
             <w:shd w:fill="F8FAFC"/>
           </w:tcPr>
@@ -1591,18 +1214,19 @@
                 <w:rFonts w:ascii="Times New Roman" w:hAnsi="Times New Roman"/>
                 <w:sz w:val="14"/>
               </w:rPr>
-              <w:t>'What caused Apollo 11 to trigger 1201 and 1202 alarms?'</w:t>
+              <w:t>'What caused Apollo 11 to trigger 1201 alarms?'</w:t>
             </w:r>
           </w:p>
         </w:tc>
         <w:tc>
           <w:tcPr>
-            <w:tcW w:type="dxa" w:w="648"/>
+            <w:tcW w:type="dxa" w:w="1152"/>
+            <w:tcW w:w="1152" w:type="dxa"/>
             <w:tcMar>
               <w:top w:w="25" w:type="dxa"/>
               <w:bottom w:w="25" w:type="dxa"/>
-              <w:left w:w="35" w:type="dxa"/>
-              <w:right w:w="35" w:type="dxa"/>
+              <w:left w:w="30" w:type="dxa"/>
+              <w:right w:w="30" w:type="dxa"/>
             </w:tcMar>
             <w:shd w:fill="F8FAFC"/>
           </w:tcPr>
@@ -1616,43 +1240,19 @@
                 <w:rFonts w:ascii="Times New Roman" w:hAnsi="Times New Roman"/>
                 <w:sz w:val="14"/>
               </w:rPr>
-              <w:t>NASA_EXPERT</w:t>
+              <w:t>NASA_EXPERT (D2)</w:t>
             </w:r>
           </w:p>
         </w:tc>
         <w:tc>
           <w:tcPr>
-            <w:tcW w:type="dxa" w:w="648"/>
+            <w:tcW w:type="dxa" w:w="864"/>
+            <w:tcW w:w="864" w:type="dxa"/>
             <w:tcMar>
               <w:top w:w="25" w:type="dxa"/>
               <w:bottom w:w="25" w:type="dxa"/>
-              <w:left w:w="35" w:type="dxa"/>
-              <w:right w:w="35" w:type="dxa"/>
-            </w:tcMar>
-            <w:shd w:fill="F8FAFC"/>
-          </w:tcPr>
-          <w:p>
-            <w:pPr>
-              <w:spacing w:before="0" w:after="0" w:line="240" w:lineRule="auto"/>
-              <w:jc w:val="center"/>
-            </w:pPr>
-            <w:r>
-              <w:rPr>
-                <w:rFonts w:ascii="Times New Roman" w:hAnsi="Times New Roman"/>
-                <w:sz w:val="14"/>
-              </w:rPr>
-              <w:t>NASA_EXPERT</w:t>
-            </w:r>
-          </w:p>
-        </w:tc>
-        <w:tc>
-          <w:tcPr>
-            <w:tcW w:type="dxa" w:w="504"/>
-            <w:tcMar>
-              <w:top w:w="25" w:type="dxa"/>
-              <w:bottom w:w="25" w:type="dxa"/>
-              <w:left w:w="35" w:type="dxa"/>
-              <w:right w:w="35" w:type="dxa"/>
+              <w:left w:w="30" w:type="dxa"/>
+              <w:right w:w="30" w:type="dxa"/>
             </w:tcMar>
             <w:shd w:fill="F8FAFC"/>
           </w:tcPr>
@@ -1667,31 +1267,6 @@
                 <w:sz w:val="14"/>
               </w:rPr>
               <w:t>66.8%</w:t>
-            </w:r>
-          </w:p>
-        </w:tc>
-        <w:tc>
-          <w:tcPr>
-            <w:tcW w:type="dxa" w:w="504"/>
-            <w:tcMar>
-              <w:top w:w="25" w:type="dxa"/>
-              <w:bottom w:w="25" w:type="dxa"/>
-              <w:left w:w="35" w:type="dxa"/>
-              <w:right w:w="35" w:type="dxa"/>
-            </w:tcMar>
-            <w:shd w:fill="F8FAFC"/>
-          </w:tcPr>
-          <w:p>
-            <w:pPr>
-              <w:spacing w:before="0" w:after="0" w:line="240" w:lineRule="auto"/>
-              <w:jc w:val="center"/>
-            </w:pPr>
-            <w:r>
-              <w:rPr>
-                <w:rFonts w:ascii="Times New Roman" w:hAnsi="Times New Roman"/>
-                <w:sz w:val="14"/>
-              </w:rPr>
-              <w:t>PASS</w:t>
             </w:r>
           </w:p>
         </w:tc>
@@ -2037,7 +1612,9 @@
       <w:tblPr>
         <w:tblW w:type="auto" w:w="0"/>
         <w:jc w:val="center"/>
+        <w:tblLayout w:type="fixed"/>
         <w:tblLook w:firstColumn="1" w:firstRow="1" w:lastColumn="0" w:lastRow="0" w:noHBand="0" w:noVBand="1" w:val="04A0"/>
+        <w:tblW w:w="4679" w:type="dxa"/>
         <w:tblBorders>
           <w:top w:val="single" w:sz="6" w:space="0" w:color="0A192F"/>
           <w:bottom w:val="single" w:sz="6" w:space="0" w:color="0A192F"/>
@@ -2048,11 +1625,9 @@
         </w:tblBorders>
       </w:tblPr>
       <w:tblGrid>
-        <w:gridCol w:w="2016"/>
-        <w:gridCol w:w="2016"/>
-        <w:gridCol w:w="2016"/>
-        <w:gridCol w:w="2016"/>
-        <w:gridCol w:w="2016"/>
+        <w:gridCol w:w="3360"/>
+        <w:gridCol w:w="3360"/>
+        <w:gridCol w:w="3360"/>
       </w:tblGrid>
       <w:tr>
         <w:trPr>
@@ -2061,12 +1636,13 @@
         </w:trPr>
         <w:tc>
           <w:tcPr>
-            <w:tcW w:type="dxa" w:w="936"/>
+            <w:tcW w:type="dxa" w:w="1224"/>
+            <w:tcW w:w="1224" w:type="dxa"/>
             <w:tcMar>
-              <w:top w:w="40" w:type="dxa"/>
-              <w:bottom w:w="40" w:type="dxa"/>
-              <w:left w:w="35" w:type="dxa"/>
-              <w:right w:w="35" w:type="dxa"/>
+              <w:top w:w="35" w:type="dxa"/>
+              <w:bottom w:w="35" w:type="dxa"/>
+              <w:left w:w="30" w:type="dxa"/>
+              <w:right w:w="30" w:type="dxa"/>
             </w:tcMar>
             <w:shd w:fill="EAECEE"/>
           </w:tcPr>
@@ -2079,7 +1655,7 @@
               <w:rPr>
                 <w:rFonts w:ascii="Times New Roman" w:hAnsi="Times New Roman"/>
                 <w:b/>
-                <w:sz w:val="15"/>
+                <w:sz w:val="14"/>
               </w:rPr>
               <w:t>Turn &amp; Intent</w:t>
             </w:r>
@@ -2087,12 +1663,13 @@
         </w:tc>
         <w:tc>
           <w:tcPr>
-            <w:tcW w:type="dxa" w:w="1368"/>
+            <w:tcW w:type="dxa" w:w="1656"/>
+            <w:tcW w:w="1655" w:type="dxa"/>
             <w:tcMar>
-              <w:top w:w="40" w:type="dxa"/>
-              <w:bottom w:w="40" w:type="dxa"/>
-              <w:left w:w="35" w:type="dxa"/>
-              <w:right w:w="35" w:type="dxa"/>
+              <w:top w:w="35" w:type="dxa"/>
+              <w:bottom w:w="35" w:type="dxa"/>
+              <w:left w:w="30" w:type="dxa"/>
+              <w:right w:w="30" w:type="dxa"/>
             </w:tcMar>
             <w:shd w:fill="EAECEE"/>
           </w:tcPr>
@@ -2105,72 +1682,21 @@
               <w:rPr>
                 <w:rFonts w:ascii="Times New Roman" w:hAnsi="Times New Roman"/>
                 <w:b/>
-                <w:sz w:val="15"/>
+                <w:sz w:val="14"/>
               </w:rPr>
-              <w:t>User Utterance</w:t>
+              <w:t>User Query &amp; Component</w:t>
             </w:r>
           </w:p>
         </w:tc>
         <w:tc>
           <w:tcPr>
-            <w:tcW w:type="dxa" w:w="936"/>
+            <w:tcW w:type="dxa" w:w="1800"/>
+            <w:tcW w:w="1800" w:type="dxa"/>
             <w:tcMar>
-              <w:top w:w="40" w:type="dxa"/>
-              <w:bottom w:w="40" w:type="dxa"/>
-              <w:left w:w="35" w:type="dxa"/>
-              <w:right w:w="35" w:type="dxa"/>
-            </w:tcMar>
-            <w:shd w:fill="EAECEE"/>
-          </w:tcPr>
-          <w:p>
-            <w:pPr>
-              <w:spacing w:before="0" w:after="0" w:line="240" w:lineRule="auto"/>
-              <w:jc w:val="center"/>
-            </w:pPr>
-            <w:r>
-              <w:rPr>
-                <w:rFonts w:ascii="Times New Roman" w:hAnsi="Times New Roman"/>
-                <w:b/>
-                <w:sz w:val="15"/>
-              </w:rPr>
-              <w:t>Routed Component</w:t>
-            </w:r>
-          </w:p>
-        </w:tc>
-        <w:tc>
-          <w:tcPr>
-            <w:tcW w:type="dxa" w:w="504"/>
-            <w:tcMar>
-              <w:top w:w="40" w:type="dxa"/>
-              <w:bottom w:w="40" w:type="dxa"/>
-              <w:left w:w="35" w:type="dxa"/>
-              <w:right w:w="35" w:type="dxa"/>
-            </w:tcMar>
-            <w:shd w:fill="EAECEE"/>
-          </w:tcPr>
-          <w:p>
-            <w:pPr>
-              <w:spacing w:before="0" w:after="0" w:line="240" w:lineRule="auto"/>
-              <w:jc w:val="center"/>
-            </w:pPr>
-            <w:r>
-              <w:rPr>
-                <w:rFonts w:ascii="Times New Roman" w:hAnsi="Times New Roman"/>
-                <w:b/>
-                <w:sz w:val="15"/>
-              </w:rPr>
-              <w:t>Latency</w:t>
-            </w:r>
-          </w:p>
-        </w:tc>
-        <w:tc>
-          <w:tcPr>
-            <w:tcW w:type="dxa" w:w="1224"/>
-            <w:tcMar>
-              <w:top w:w="40" w:type="dxa"/>
-              <w:bottom w:w="40" w:type="dxa"/>
-              <w:left w:w="35" w:type="dxa"/>
-              <w:right w:w="35" w:type="dxa"/>
+              <w:top w:w="35" w:type="dxa"/>
+              <w:bottom w:w="35" w:type="dxa"/>
+              <w:left w:w="30" w:type="dxa"/>
+              <w:right w:w="30" w:type="dxa"/>
             </w:tcMar>
             <w:shd w:fill="EAECEE"/>
           </w:tcPr>
@@ -2183,9 +1709,9 @@
               <w:rPr>
                 <w:rFonts w:ascii="Times New Roman" w:hAnsi="Times New Roman"/>
                 <w:b/>
-                <w:sz w:val="15"/>
+                <w:sz w:val="14"/>
               </w:rPr>
-              <w:t>Observed System Behavior</w:t>
+              <w:t>Latency &amp; Behavior</w:t>
             </w:r>
           </w:p>
         </w:tc>
@@ -2196,12 +1722,13 @@
         </w:trPr>
         <w:tc>
           <w:tcPr>
-            <w:tcW w:type="dxa" w:w="936"/>
+            <w:tcW w:type="dxa" w:w="1224"/>
+            <w:tcW w:w="1224" w:type="dxa"/>
             <w:tcMar>
               <w:top w:w="25" w:type="dxa"/>
               <w:bottom w:w="25" w:type="dxa"/>
-              <w:left w:w="35" w:type="dxa"/>
-              <w:right w:w="35" w:type="dxa"/>
+              <w:left w:w="30" w:type="dxa"/>
+              <w:right w:w="30" w:type="dxa"/>
             </w:tcMar>
             <w:shd w:fill="FFFFFF"/>
           </w:tcPr>
@@ -2221,12 +1748,13 @@
         </w:tc>
         <w:tc>
           <w:tcPr>
-            <w:tcW w:type="dxa" w:w="1368"/>
+            <w:tcW w:type="dxa" w:w="1656"/>
+            <w:tcW w:w="1655" w:type="dxa"/>
             <w:tcMar>
               <w:top w:w="25" w:type="dxa"/>
               <w:bottom w:w="25" w:type="dxa"/>
-              <w:left w:w="35" w:type="dxa"/>
-              <w:right w:w="35" w:type="dxa"/>
+              <w:left w:w="30" w:type="dxa"/>
+              <w:right w:w="30" w:type="dxa"/>
             </w:tcMar>
             <w:shd w:fill="FFFFFF"/>
           </w:tcPr>
@@ -2240,68 +1768,21 @@
                 <w:rFonts w:ascii="Times New Roman" w:hAnsi="Times New Roman"/>
                 <w:sz w:val="14"/>
               </w:rPr>
-              <w:t>'I am feeling overwhelmed with my thesis deadlines'</w:t>
+              <w:t>'Overwhelmed with thesis deadlines'</w:t>
+              <w:br/>
+              <w:t>-&gt; D1 (The Optimist)</w:t>
             </w:r>
           </w:p>
         </w:tc>
         <w:tc>
           <w:tcPr>
-            <w:tcW w:type="dxa" w:w="936"/>
+            <w:tcW w:type="dxa" w:w="1800"/>
+            <w:tcW w:w="1800" w:type="dxa"/>
             <w:tcMar>
               <w:top w:w="25" w:type="dxa"/>
               <w:bottom w:w="25" w:type="dxa"/>
-              <w:left w:w="35" w:type="dxa"/>
-              <w:right w:w="35" w:type="dxa"/>
-            </w:tcMar>
-            <w:shd w:fill="FFFFFF"/>
-          </w:tcPr>
-          <w:p>
-            <w:pPr>
-              <w:spacing w:before="0" w:after="0" w:line="240" w:lineRule="auto"/>
-              <w:jc w:val="center"/>
-            </w:pPr>
-            <w:r>
-              <w:rPr>
-                <w:rFonts w:ascii="Times New Roman" w:hAnsi="Times New Roman"/>
-                <w:sz w:val="14"/>
-              </w:rPr>
-              <w:t>D1: The Optimist</w:t>
-            </w:r>
-          </w:p>
-        </w:tc>
-        <w:tc>
-          <w:tcPr>
-            <w:tcW w:type="dxa" w:w="504"/>
-            <w:tcMar>
-              <w:top w:w="25" w:type="dxa"/>
-              <w:bottom w:w="25" w:type="dxa"/>
-              <w:left w:w="35" w:type="dxa"/>
-              <w:right w:w="35" w:type="dxa"/>
-            </w:tcMar>
-            <w:shd w:fill="FFFFFF"/>
-          </w:tcPr>
-          <w:p>
-            <w:pPr>
-              <w:spacing w:before="0" w:after="0" w:line="240" w:lineRule="auto"/>
-              <w:jc w:val="center"/>
-            </w:pPr>
-            <w:r>
-              <w:rPr>
-                <w:rFonts w:ascii="Times New Roman" w:hAnsi="Times New Roman"/>
-                <w:sz w:val="14"/>
-              </w:rPr>
-              <w:t>0.4 ms</w:t>
-            </w:r>
-          </w:p>
-        </w:tc>
-        <w:tc>
-          <w:tcPr>
-            <w:tcW w:type="dxa" w:w="1224"/>
-            <w:tcMar>
-              <w:top w:w="25" w:type="dxa"/>
-              <w:bottom w:w="25" w:type="dxa"/>
-              <w:left w:w="35" w:type="dxa"/>
-              <w:right w:w="35" w:type="dxa"/>
+              <w:left w:w="30" w:type="dxa"/>
+              <w:right w:w="30" w:type="dxa"/>
             </w:tcMar>
             <w:shd w:fill="FFFFFF"/>
           </w:tcPr>
@@ -2315,7 +1796,7 @@
                 <w:rFonts w:ascii="Times New Roman" w:hAnsi="Times New Roman"/>
                 <w:sz w:val="14"/>
               </w:rPr>
-              <w:t>Empathetic validation; suggests structured pomodoro pacing.</w:t>
+              <w:t>0.4 ms: Empathetic validation; suggests pomodoro pacing.</w:t>
             </w:r>
           </w:p>
         </w:tc>
@@ -2326,12 +1807,13 @@
         </w:trPr>
         <w:tc>
           <w:tcPr>
-            <w:tcW w:type="dxa" w:w="936"/>
+            <w:tcW w:type="dxa" w:w="1224"/>
+            <w:tcW w:w="1224" w:type="dxa"/>
             <w:tcMar>
               <w:top w:w="25" w:type="dxa"/>
               <w:bottom w:w="25" w:type="dxa"/>
-              <w:left w:w="35" w:type="dxa"/>
-              <w:right w:w="35" w:type="dxa"/>
+              <w:left w:w="30" w:type="dxa"/>
+              <w:right w:w="30" w:type="dxa"/>
             </w:tcMar>
             <w:shd w:fill="F8FAFC"/>
           </w:tcPr>
@@ -2351,12 +1833,13 @@
         </w:tc>
         <w:tc>
           <w:tcPr>
-            <w:tcW w:type="dxa" w:w="1368"/>
+            <w:tcW w:type="dxa" w:w="1656"/>
+            <w:tcW w:w="1655" w:type="dxa"/>
             <w:tcMar>
               <w:top w:w="25" w:type="dxa"/>
               <w:bottom w:w="25" w:type="dxa"/>
-              <w:left w:w="35" w:type="dxa"/>
-              <w:right w:w="35" w:type="dxa"/>
+              <w:left w:w="30" w:type="dxa"/>
+              <w:right w:w="30" w:type="dxa"/>
             </w:tcMar>
             <w:shd w:fill="F8FAFC"/>
           </w:tcPr>
@@ -2370,68 +1853,21 @@
                 <w:rFonts w:ascii="Times New Roman" w:hAnsi="Times New Roman"/>
                 <w:sz w:val="14"/>
               </w:rPr>
-              <w:t>'What are the 4 core science instruments in JWST ISIM?'</w:t>
+              <w:t>'4 core instruments in JWST ISIM?'</w:t>
+              <w:br/>
+              <w:t>-&gt; D2 (NASA Expert)</w:t>
             </w:r>
           </w:p>
         </w:tc>
         <w:tc>
           <w:tcPr>
-            <w:tcW w:type="dxa" w:w="936"/>
+            <w:tcW w:type="dxa" w:w="1800"/>
+            <w:tcW w:w="1800" w:type="dxa"/>
             <w:tcMar>
               <w:top w:w="25" w:type="dxa"/>
               <w:bottom w:w="25" w:type="dxa"/>
-              <w:left w:w="35" w:type="dxa"/>
-              <w:right w:w="35" w:type="dxa"/>
-            </w:tcMar>
-            <w:shd w:fill="F8FAFC"/>
-          </w:tcPr>
-          <w:p>
-            <w:pPr>
-              <w:spacing w:before="0" w:after="0" w:line="240" w:lineRule="auto"/>
-              <w:jc w:val="center"/>
-            </w:pPr>
-            <w:r>
-              <w:rPr>
-                <w:rFonts w:ascii="Times New Roman" w:hAnsi="Times New Roman"/>
-                <w:sz w:val="14"/>
-              </w:rPr>
-              <w:t>D2: NASA Expert</w:t>
-            </w:r>
-          </w:p>
-        </w:tc>
-        <w:tc>
-          <w:tcPr>
-            <w:tcW w:type="dxa" w:w="504"/>
-            <w:tcMar>
-              <w:top w:w="25" w:type="dxa"/>
-              <w:bottom w:w="25" w:type="dxa"/>
-              <w:left w:w="35" w:type="dxa"/>
-              <w:right w:w="35" w:type="dxa"/>
-            </w:tcMar>
-            <w:shd w:fill="F8FAFC"/>
-          </w:tcPr>
-          <w:p>
-            <w:pPr>
-              <w:spacing w:before="0" w:after="0" w:line="240" w:lineRule="auto"/>
-              <w:jc w:val="center"/>
-            </w:pPr>
-            <w:r>
-              <w:rPr>
-                <w:rFonts w:ascii="Times New Roman" w:hAnsi="Times New Roman"/>
-                <w:sz w:val="14"/>
-              </w:rPr>
-              <w:t>13.8 s</w:t>
-            </w:r>
-          </w:p>
-        </w:tc>
-        <w:tc>
-          <w:tcPr>
-            <w:tcW w:type="dxa" w:w="1224"/>
-            <w:tcMar>
-              <w:top w:w="25" w:type="dxa"/>
-              <w:bottom w:w="25" w:type="dxa"/>
-              <w:left w:w="35" w:type="dxa"/>
-              <w:right w:w="35" w:type="dxa"/>
+              <w:left w:w="30" w:type="dxa"/>
+              <w:right w:w="30" w:type="dxa"/>
             </w:tcMar>
             <w:shd w:fill="F8FAFC"/>
           </w:tcPr>
@@ -2445,7 +1881,7 @@
                 <w:rFonts w:ascii="Times New Roman" w:hAnsi="Times New Roman"/>
                 <w:sz w:val="14"/>
               </w:rPr>
-              <w:t>Cites NIRCam, NIRSpec, MIRI, NIRISS from [JWST_Payload.pdf, p.2].</w:t>
+              <w:t>13.8 s: Cites NIRCam, NIRSpec, MIRI, NIRISS [JWST_Payload.pdf, p.2].</w:t>
             </w:r>
           </w:p>
         </w:tc>
@@ -2456,12 +1892,13 @@
         </w:trPr>
         <w:tc>
           <w:tcPr>
-            <w:tcW w:type="dxa" w:w="936"/>
+            <w:tcW w:type="dxa" w:w="1224"/>
+            <w:tcW w:w="1224" w:type="dxa"/>
             <w:tcMar>
               <w:top w:w="25" w:type="dxa"/>
               <w:bottom w:w="25" w:type="dxa"/>
-              <w:left w:w="35" w:type="dxa"/>
-              <w:right w:w="35" w:type="dxa"/>
+              <w:left w:w="30" w:type="dxa"/>
+              <w:right w:w="30" w:type="dxa"/>
             </w:tcMar>
             <w:shd w:fill="FFFFFF"/>
           </w:tcPr>
@@ -2481,12 +1918,13 @@
         </w:tc>
         <w:tc>
           <w:tcPr>
-            <w:tcW w:type="dxa" w:w="1368"/>
+            <w:tcW w:type="dxa" w:w="1656"/>
+            <w:tcW w:w="1655" w:type="dxa"/>
             <w:tcMar>
               <w:top w:w="25" w:type="dxa"/>
               <w:bottom w:w="25" w:type="dxa"/>
-              <w:left w:w="35" w:type="dxa"/>
-              <w:right w:w="35" w:type="dxa"/>
+              <w:left w:w="30" w:type="dxa"/>
+              <w:right w:w="30" w:type="dxa"/>
             </w:tcMar>
             <w:shd w:fill="FFFFFF"/>
           </w:tcPr>
@@ -2500,68 +1938,21 @@
                 <w:rFonts w:ascii="Times New Roman" w:hAnsi="Times New Roman"/>
                 <w:sz w:val="14"/>
               </w:rPr>
-              <w:t>'Are there any hazardous asteroids passing Earth this week?'</w:t>
+              <w:t>'Hazardous asteroids this week?'</w:t>
+              <w:br/>
+              <w:t>-&gt; D3 (NeoWs Tool)</w:t>
             </w:r>
           </w:p>
         </w:tc>
         <w:tc>
           <w:tcPr>
-            <w:tcW w:type="dxa" w:w="936"/>
+            <w:tcW w:type="dxa" w:w="1800"/>
+            <w:tcW w:w="1800" w:type="dxa"/>
             <w:tcMar>
               <w:top w:w="25" w:type="dxa"/>
               <w:bottom w:w="25" w:type="dxa"/>
-              <w:left w:w="35" w:type="dxa"/>
-              <w:right w:w="35" w:type="dxa"/>
-            </w:tcMar>
-            <w:shd w:fill="FFFFFF"/>
-          </w:tcPr>
-          <w:p>
-            <w:pPr>
-              <w:spacing w:before="0" w:after="0" w:line="240" w:lineRule="auto"/>
-              <w:jc w:val="center"/>
-            </w:pPr>
-            <w:r>
-              <w:rPr>
-                <w:rFonts w:ascii="Times New Roman" w:hAnsi="Times New Roman"/>
-                <w:sz w:val="14"/>
-              </w:rPr>
-              <w:t>D3: NeoWs Tool</w:t>
-            </w:r>
-          </w:p>
-        </w:tc>
-        <w:tc>
-          <w:tcPr>
-            <w:tcW w:type="dxa" w:w="504"/>
-            <w:tcMar>
-              <w:top w:w="25" w:type="dxa"/>
-              <w:bottom w:w="25" w:type="dxa"/>
-              <w:left w:w="35" w:type="dxa"/>
-              <w:right w:w="35" w:type="dxa"/>
-            </w:tcMar>
-            <w:shd w:fill="FFFFFF"/>
-          </w:tcPr>
-          <w:p>
-            <w:pPr>
-              <w:spacing w:before="0" w:after="0" w:line="240" w:lineRule="auto"/>
-              <w:jc w:val="center"/>
-            </w:pPr>
-            <w:r>
-              <w:rPr>
-                <w:rFonts w:ascii="Times New Roman" w:hAnsi="Times New Roman"/>
-                <w:sz w:val="14"/>
-              </w:rPr>
-              <w:t>14.3 s</w:t>
-            </w:r>
-          </w:p>
-        </w:tc>
-        <w:tc>
-          <w:tcPr>
-            <w:tcW w:type="dxa" w:w="1224"/>
-            <w:tcMar>
-              <w:top w:w="25" w:type="dxa"/>
-              <w:bottom w:w="25" w:type="dxa"/>
-              <w:left w:w="35" w:type="dxa"/>
-              <w:right w:w="35" w:type="dxa"/>
+              <w:left w:w="30" w:type="dxa"/>
+              <w:right w:w="30" w:type="dxa"/>
             </w:tcMar>
             <w:shd w:fill="FFFFFF"/>
           </w:tcPr>
@@ -2575,7 +1966,7 @@
                 <w:rFonts w:ascii="Times New Roman" w:hAnsi="Times New Roman"/>
                 <w:sz w:val="14"/>
               </w:rPr>
-              <w:t>Invokes nasa_near_earth_objects; retrieves actual close-approach bodies.</w:t>
+              <w:t>14.3 s: Queries live NeoWs; retrieves actual close-approach bodies.</w:t>
             </w:r>
           </w:p>
         </w:tc>
@@ -2586,12 +1977,13 @@
         </w:trPr>
         <w:tc>
           <w:tcPr>
-            <w:tcW w:type="dxa" w:w="936"/>
+            <w:tcW w:type="dxa" w:w="1224"/>
+            <w:tcW w:w="1224" w:type="dxa"/>
             <w:tcMar>
               <w:top w:w="25" w:type="dxa"/>
               <w:bottom w:w="25" w:type="dxa"/>
-              <w:left w:w="35" w:type="dxa"/>
-              <w:right w:w="35" w:type="dxa"/>
+              <w:left w:w="30" w:type="dxa"/>
+              <w:right w:w="30" w:type="dxa"/>
             </w:tcMar>
             <w:shd w:fill="F8FAFC"/>
           </w:tcPr>
@@ -2611,12 +2003,13 @@
         </w:tc>
         <w:tc>
           <w:tcPr>
-            <w:tcW w:type="dxa" w:w="1368"/>
+            <w:tcW w:type="dxa" w:w="1656"/>
+            <w:tcW w:w="1655" w:type="dxa"/>
             <w:tcMar>
               <w:top w:w="25" w:type="dxa"/>
               <w:bottom w:w="25" w:type="dxa"/>
-              <w:left w:w="35" w:type="dxa"/>
-              <w:right w:w="35" w:type="dxa"/>
+              <w:left w:w="30" w:type="dxa"/>
+              <w:right w:w="30" w:type="dxa"/>
             </w:tcMar>
             <w:shd w:fill="F8FAFC"/>
           </w:tcPr>
@@ -2630,68 +2023,21 @@
                 <w:rFonts w:ascii="Times New Roman" w:hAnsi="Times New Roman"/>
                 <w:sz w:val="14"/>
               </w:rPr>
-              <w:t>'Has JWST observed TRAPPIST-1 with NIRSpec?'</w:t>
+              <w:t>'JWST observed TRAPPIST-1?'</w:t>
+              <w:br/>
+              <w:t>-&gt; D3 (MAST Tool)</w:t>
             </w:r>
           </w:p>
         </w:tc>
         <w:tc>
           <w:tcPr>
-            <w:tcW w:type="dxa" w:w="936"/>
+            <w:tcW w:type="dxa" w:w="1800"/>
+            <w:tcW w:w="1800" w:type="dxa"/>
             <w:tcMar>
               <w:top w:w="25" w:type="dxa"/>
               <w:bottom w:w="25" w:type="dxa"/>
-              <w:left w:w="35" w:type="dxa"/>
-              <w:right w:w="35" w:type="dxa"/>
-            </w:tcMar>
-            <w:shd w:fill="F8FAFC"/>
-          </w:tcPr>
-          <w:p>
-            <w:pPr>
-              <w:spacing w:before="0" w:after="0" w:line="240" w:lineRule="auto"/>
-              <w:jc w:val="center"/>
-            </w:pPr>
-            <w:r>
-              <w:rPr>
-                <w:rFonts w:ascii="Times New Roman" w:hAnsi="Times New Roman"/>
-                <w:sz w:val="14"/>
-              </w:rPr>
-              <w:t>D3: MAST Tool</w:t>
-            </w:r>
-          </w:p>
-        </w:tc>
-        <w:tc>
-          <w:tcPr>
-            <w:tcW w:type="dxa" w:w="504"/>
-            <w:tcMar>
-              <w:top w:w="25" w:type="dxa"/>
-              <w:bottom w:w="25" w:type="dxa"/>
-              <w:left w:w="35" w:type="dxa"/>
-              <w:right w:w="35" w:type="dxa"/>
-            </w:tcMar>
-            <w:shd w:fill="F8FAFC"/>
-          </w:tcPr>
-          <w:p>
-            <w:pPr>
-              <w:spacing w:before="0" w:after="0" w:line="240" w:lineRule="auto"/>
-              <w:jc w:val="center"/>
-            </w:pPr>
-            <w:r>
-              <w:rPr>
-                <w:rFonts w:ascii="Times New Roman" w:hAnsi="Times New Roman"/>
-                <w:sz w:val="14"/>
-              </w:rPr>
-              <w:t>12.2 s</w:t>
-            </w:r>
-          </w:p>
-        </w:tc>
-        <w:tc>
-          <w:tcPr>
-            <w:tcW w:type="dxa" w:w="1224"/>
-            <w:tcMar>
-              <w:top w:w="25" w:type="dxa"/>
-              <w:bottom w:w="25" w:type="dxa"/>
-              <w:left w:w="35" w:type="dxa"/>
-              <w:right w:w="35" w:type="dxa"/>
+              <w:left w:w="30" w:type="dxa"/>
+              <w:right w:w="30" w:type="dxa"/>
             </w:tcMar>
             <w:shd w:fill="F8FAFC"/>
           </w:tcPr>
@@ -2705,7 +2051,7 @@
                 <w:rFonts w:ascii="Times New Roman" w:hAnsi="Times New Roman"/>
                 <w:sz w:val="14"/>
               </w:rPr>
-              <w:t>Resolves coordinates; queries MAST CAOM for Proposal 1225.</w:t>
+              <w:t>12.2 s: Resolves coordinates; queries CAOM Proposal 1225.</w:t>
             </w:r>
           </w:p>
         </w:tc>
@@ -2716,12 +2062,13 @@
         </w:trPr>
         <w:tc>
           <w:tcPr>
-            <w:tcW w:type="dxa" w:w="936"/>
+            <w:tcW w:type="dxa" w:w="1224"/>
+            <w:tcW w:w="1224" w:type="dxa"/>
             <w:tcMar>
               <w:top w:w="25" w:type="dxa"/>
               <w:bottom w:w="25" w:type="dxa"/>
-              <w:left w:w="35" w:type="dxa"/>
-              <w:right w:w="35" w:type="dxa"/>
+              <w:left w:w="30" w:type="dxa"/>
+              <w:right w:w="30" w:type="dxa"/>
             </w:tcMar>
             <w:shd w:fill="FFFFFF"/>
           </w:tcPr>
@@ -2741,12 +2088,13 @@
         </w:tc>
         <w:tc>
           <w:tcPr>
-            <w:tcW w:type="dxa" w:w="1368"/>
+            <w:tcW w:type="dxa" w:w="1656"/>
+            <w:tcW w:w="1655" w:type="dxa"/>
             <w:tcMar>
               <w:top w:w="25" w:type="dxa"/>
               <w:bottom w:w="25" w:type="dxa"/>
-              <w:left w:w="35" w:type="dxa"/>
-              <w:right w:w="35" w:type="dxa"/>
+              <w:left w:w="30" w:type="dxa"/>
+              <w:right w:w="30" w:type="dxa"/>
             </w:tcMar>
             <w:shd w:fill="FFFFFF"/>
           </w:tcPr>
@@ -2760,68 +2108,21 @@
                 <w:rFonts w:ascii="Times New Roman" w:hAnsi="Times New Roman"/>
                 <w:sz w:val="14"/>
               </w:rPr>
-              <w:t>'Can you help me analyze stress?'</w:t>
+              <w:t>'Help me analyze stress?'</w:t>
+              <w:br/>
+              <w:t>-&gt; Router Disambig.</w:t>
             </w:r>
           </w:p>
         </w:tc>
         <w:tc>
           <w:tcPr>
-            <w:tcW w:type="dxa" w:w="936"/>
+            <w:tcW w:type="dxa" w:w="1800"/>
+            <w:tcW w:w="1800" w:type="dxa"/>
             <w:tcMar>
               <w:top w:w="25" w:type="dxa"/>
               <w:bottom w:w="25" w:type="dxa"/>
-              <w:left w:w="35" w:type="dxa"/>
-              <w:right w:w="35" w:type="dxa"/>
-            </w:tcMar>
-            <w:shd w:fill="FFFFFF"/>
-          </w:tcPr>
-          <w:p>
-            <w:pPr>
-              <w:spacing w:before="0" w:after="0" w:line="240" w:lineRule="auto"/>
-              <w:jc w:val="center"/>
-            </w:pPr>
-            <w:r>
-              <w:rPr>
-                <w:rFonts w:ascii="Times New Roman" w:hAnsi="Times New Roman"/>
-                <w:sz w:val="14"/>
-              </w:rPr>
-              <w:t>Router Disambig.</w:t>
-            </w:r>
-          </w:p>
-        </w:tc>
-        <w:tc>
-          <w:tcPr>
-            <w:tcW w:type="dxa" w:w="504"/>
-            <w:tcMar>
-              <w:top w:w="25" w:type="dxa"/>
-              <w:bottom w:w="25" w:type="dxa"/>
-              <w:left w:w="35" w:type="dxa"/>
-              <w:right w:w="35" w:type="dxa"/>
-            </w:tcMar>
-            <w:shd w:fill="FFFFFF"/>
-          </w:tcPr>
-          <w:p>
-            <w:pPr>
-              <w:spacing w:before="0" w:after="0" w:line="240" w:lineRule="auto"/>
-              <w:jc w:val="center"/>
-            </w:pPr>
-            <w:r>
-              <w:rPr>
-                <w:rFonts w:ascii="Times New Roman" w:hAnsi="Times New Roman"/>
-                <w:sz w:val="14"/>
-              </w:rPr>
-              <w:t>1.2 ms</w:t>
-            </w:r>
-          </w:p>
-        </w:tc>
-        <w:tc>
-          <w:tcPr>
-            <w:tcW w:type="dxa" w:w="1224"/>
-            <w:tcMar>
-              <w:top w:w="25" w:type="dxa"/>
-              <w:bottom w:w="25" w:type="dxa"/>
-              <w:left w:w="35" w:type="dxa"/>
-              <w:right w:w="35" w:type="dxa"/>
+              <w:left w:w="30" w:type="dxa"/>
+              <w:right w:w="30" w:type="dxa"/>
             </w:tcMar>
             <w:shd w:fill="FFFFFF"/>
           </w:tcPr>
@@ -2835,7 +2136,7 @@
                 <w:rFonts w:ascii="Times New Roman" w:hAnsi="Times New Roman"/>
                 <w:sz w:val="14"/>
               </w:rPr>
-              <w:t>Prompts user to clarify: emotional well-being (D1) or structural stress (D2).</w:t>
+              <w:t>1.2 ms: Clarifies emotional well-being (D1) vs structural stress (D2).</w:t>
             </w:r>
           </w:p>
         </w:tc>
@@ -3168,6 +2469,7 @@
     <w:p>
       <w:pPr>
         <w:keepNext/>
+        <w:pageBreakBefore/>
         <w:spacing w:before="80" w:after="30"/>
       </w:pPr>
       <w:r>
@@ -3190,7 +2492,7 @@
           <w:rFonts w:ascii="Times New Roman" w:hAnsi="Times New Roman"/>
           <w:sz w:val="18"/>
         </w:rPr>
-        <w:t>Table 3 summarizes the empirical results across the 20-question aerospace benchmark suite. The agentic MCP-augmented system achieves dominant performance across all factual and grounding metrics.</w:t>
+        <w:t>Table 3 summarizes the empirical results across the full 20-question aerospace benchmark suite, reflecting the latest evaluation run recorded in data/nasa_eval_results.md:</w:t>
       </w:r>
     </w:p>
     <w:p>
@@ -3205,14 +2507,16 @@
           <w:i/>
           <w:sz w:val="15"/>
         </w:rPr>
-        <w:t>Table 3: Quantitative Aerospace Benchmark Evaluation (20 Questions)</w:t>
+        <w:t>Table 3: Full 20-Question Aerospace Benchmark Results (data/nasa_eval_results.md)</w:t>
       </w:r>
     </w:p>
     <w:tbl>
       <w:tblPr>
         <w:tblW w:type="auto" w:w="0"/>
         <w:jc w:val="center"/>
+        <w:tblLayout w:type="fixed"/>
         <w:tblLook w:firstColumn="1" w:firstRow="1" w:lastColumn="0" w:lastRow="0" w:noHBand="0" w:noVBand="1" w:val="04A0"/>
+        <w:tblW w:w="4680" w:type="dxa"/>
         <w:tblBorders>
           <w:top w:val="single" w:sz="6" w:space="0" w:color="0A192F"/>
           <w:bottom w:val="single" w:sz="6" w:space="0" w:color="0A192F"/>
@@ -3223,11 +2527,10 @@
         </w:tblBorders>
       </w:tblPr>
       <w:tblGrid>
-        <w:gridCol w:w="2016"/>
-        <w:gridCol w:w="2016"/>
-        <w:gridCol w:w="2016"/>
-        <w:gridCol w:w="2016"/>
-        <w:gridCol w:w="2016"/>
+        <w:gridCol w:w="2520"/>
+        <w:gridCol w:w="2520"/>
+        <w:gridCol w:w="2520"/>
+        <w:gridCol w:w="2520"/>
       </w:tblGrid>
       <w:tr>
         <w:trPr>
@@ -3236,12 +2539,13 @@
         </w:trPr>
         <w:tc>
           <w:tcPr>
-            <w:tcW w:type="dxa" w:w="1872"/>
+            <w:tcW w:type="dxa" w:w="2088"/>
+            <w:tcW w:w="2088" w:type="dxa"/>
             <w:tcMar>
-              <w:top w:w="40" w:type="dxa"/>
-              <w:bottom w:w="40" w:type="dxa"/>
-              <w:left w:w="35" w:type="dxa"/>
-              <w:right w:w="35" w:type="dxa"/>
+              <w:top w:w="35" w:type="dxa"/>
+              <w:bottom w:w="35" w:type="dxa"/>
+              <w:left w:w="30" w:type="dxa"/>
+              <w:right w:w="30" w:type="dxa"/>
             </w:tcMar>
             <w:shd w:fill="EAECEE"/>
           </w:tcPr>
@@ -3254,20 +2558,21 @@
               <w:rPr>
                 <w:rFonts w:ascii="Times New Roman" w:hAnsi="Times New Roman"/>
                 <w:b/>
-                <w:sz w:val="15"/>
+                <w:sz w:val="14"/>
               </w:rPr>
-              <w:t>Evaluation Metric Dimension</w:t>
+              <w:t>Metric Dimension</w:t>
             </w:r>
           </w:p>
         </w:tc>
         <w:tc>
           <w:tcPr>
-            <w:tcW w:type="dxa" w:w="648"/>
+            <w:tcW w:type="dxa" w:w="936"/>
+            <w:tcW w:w="936" w:type="dxa"/>
             <w:tcMar>
-              <w:top w:w="40" w:type="dxa"/>
-              <w:bottom w:w="40" w:type="dxa"/>
-              <w:left w:w="35" w:type="dxa"/>
-              <w:right w:w="35" w:type="dxa"/>
+              <w:top w:w="35" w:type="dxa"/>
+              <w:bottom w:w="35" w:type="dxa"/>
+              <w:left w:w="30" w:type="dxa"/>
+              <w:right w:w="30" w:type="dxa"/>
             </w:tcMar>
             <w:shd w:fill="EAECEE"/>
           </w:tcPr>
@@ -3280,20 +2585,21 @@
               <w:rPr>
                 <w:rFonts w:ascii="Times New Roman" w:hAnsi="Times New Roman"/>
                 <w:b/>
-                <w:sz w:val="15"/>
+                <w:sz w:val="14"/>
               </w:rPr>
-              <w:t>Without-RAG</w:t>
+              <w:t>With-RAG + MCP</w:t>
             </w:r>
           </w:p>
         </w:tc>
         <w:tc>
           <w:tcPr>
-            <w:tcW w:type="dxa" w:w="648"/>
+            <w:tcW w:type="dxa" w:w="864"/>
+            <w:tcW w:w="864" w:type="dxa"/>
             <w:tcMar>
-              <w:top w:w="40" w:type="dxa"/>
-              <w:bottom w:w="40" w:type="dxa"/>
-              <w:left w:w="35" w:type="dxa"/>
-              <w:right w:w="35" w:type="dxa"/>
+              <w:top w:w="35" w:type="dxa"/>
+              <w:bottom w:w="35" w:type="dxa"/>
+              <w:left w:w="30" w:type="dxa"/>
+              <w:right w:w="30" w:type="dxa"/>
             </w:tcMar>
             <w:shd w:fill="EAECEE"/>
           </w:tcPr>
@@ -3306,20 +2612,21 @@
               <w:rPr>
                 <w:rFonts w:ascii="Times New Roman" w:hAnsi="Times New Roman"/>
                 <w:b/>
-                <w:sz w:val="15"/>
+                <w:sz w:val="14"/>
               </w:rPr>
-              <w:t>With-RAG</w:t>
+              <w:t>Without-RAG</w:t>
             </w:r>
           </w:p>
         </w:tc>
         <w:tc>
           <w:tcPr>
             <w:tcW w:type="dxa" w:w="792"/>
+            <w:tcW w:w="792" w:type="dxa"/>
             <w:tcMar>
-              <w:top w:w="40" w:type="dxa"/>
-              <w:bottom w:w="40" w:type="dxa"/>
-              <w:left w:w="35" w:type="dxa"/>
-              <w:right w:w="35" w:type="dxa"/>
+              <w:top w:w="35" w:type="dxa"/>
+              <w:bottom w:w="35" w:type="dxa"/>
+              <w:left w:w="30" w:type="dxa"/>
+              <w:right w:w="30" w:type="dxa"/>
             </w:tcMar>
             <w:shd w:fill="EAECEE"/>
           </w:tcPr>
@@ -3332,35 +2639,9 @@
               <w:rPr>
                 <w:rFonts w:ascii="Times New Roman" w:hAnsi="Times New Roman"/>
                 <w:b/>
-                <w:sz w:val="15"/>
+                <w:sz w:val="14"/>
               </w:rPr>
-              <w:t>Agentic MCP</w:t>
-            </w:r>
-          </w:p>
-        </w:tc>
-        <w:tc>
-          <w:tcPr>
-            <w:tcW w:type="dxa" w:w="792"/>
-            <w:tcMar>
-              <w:top w:w="40" w:type="dxa"/>
-              <w:bottom w:w="40" w:type="dxa"/>
-              <w:left w:w="35" w:type="dxa"/>
-              <w:right w:w="35" w:type="dxa"/>
-            </w:tcMar>
-            <w:shd w:fill="EAECEE"/>
-          </w:tcPr>
-          <w:p>
-            <w:pPr>
-              <w:spacing w:before="0" w:after="0" w:line="240" w:lineRule="auto"/>
-              <w:jc w:val="center"/>
-            </w:pPr>
-            <w:r>
-              <w:rPr>
-                <w:rFonts w:ascii="Times New Roman" w:hAnsi="Times New Roman"/>
-                <w:b/>
-                <w:sz w:val="15"/>
-              </w:rPr>
-              <w:t>Delta (vs Base)</w:t>
+              <w:t>Delta (Δ)</w:t>
             </w:r>
           </w:p>
         </w:tc>
@@ -3371,12 +2652,13 @@
         </w:trPr>
         <w:tc>
           <w:tcPr>
-            <w:tcW w:type="dxa" w:w="1872"/>
+            <w:tcW w:type="dxa" w:w="2088"/>
+            <w:tcW w:w="2088" w:type="dxa"/>
             <w:tcMar>
               <w:top w:w="25" w:type="dxa"/>
               <w:bottom w:w="25" w:type="dxa"/>
-              <w:left w:w="35" w:type="dxa"/>
-              <w:right w:w="35" w:type="dxa"/>
+              <w:left w:w="30" w:type="dxa"/>
+              <w:right w:w="30" w:type="dxa"/>
             </w:tcMar>
             <w:shd w:fill="FFFFFF"/>
           </w:tcPr>
@@ -3390,18 +2672,19 @@
                 <w:rFonts w:ascii="Times New Roman" w:hAnsi="Times New Roman"/>
                 <w:sz w:val="14"/>
               </w:rPr>
-              <w:t>Mean Fact Recall (%)</w:t>
+              <w:t>Fact Recall %</w:t>
             </w:r>
           </w:p>
         </w:tc>
         <w:tc>
           <w:tcPr>
-            <w:tcW w:type="dxa" w:w="648"/>
+            <w:tcW w:type="dxa" w:w="936"/>
+            <w:tcW w:w="936" w:type="dxa"/>
             <w:tcMar>
               <w:top w:w="25" w:type="dxa"/>
               <w:bottom w:w="25" w:type="dxa"/>
-              <w:left w:w="35" w:type="dxa"/>
-              <w:right w:w="35" w:type="dxa"/>
+              <w:left w:w="30" w:type="dxa"/>
+              <w:right w:w="30" w:type="dxa"/>
             </w:tcMar>
             <w:shd w:fill="FFFFFF"/>
           </w:tcPr>
@@ -3415,18 +2698,19 @@
                 <w:rFonts w:ascii="Times New Roman" w:hAnsi="Times New Roman"/>
                 <w:sz w:val="14"/>
               </w:rPr>
-              <w:t>48.2%</w:t>
+              <w:t>14.2%</w:t>
             </w:r>
           </w:p>
         </w:tc>
         <w:tc>
           <w:tcPr>
-            <w:tcW w:type="dxa" w:w="648"/>
+            <w:tcW w:type="dxa" w:w="864"/>
+            <w:tcW w:w="864" w:type="dxa"/>
             <w:tcMar>
               <w:top w:w="25" w:type="dxa"/>
               <w:bottom w:w="25" w:type="dxa"/>
-              <w:left w:w="35" w:type="dxa"/>
-              <w:right w:w="35" w:type="dxa"/>
+              <w:left w:w="30" w:type="dxa"/>
+              <w:right w:w="30" w:type="dxa"/>
             </w:tcMar>
             <w:shd w:fill="FFFFFF"/>
           </w:tcPr>
@@ -3440,18 +2724,19 @@
                 <w:rFonts w:ascii="Times New Roman" w:hAnsi="Times New Roman"/>
                 <w:sz w:val="14"/>
               </w:rPr>
-              <w:t>74.6%</w:t>
+              <w:t>19.9%</w:t>
             </w:r>
           </w:p>
         </w:tc>
         <w:tc>
           <w:tcPr>
             <w:tcW w:type="dxa" w:w="792"/>
+            <w:tcW w:w="792" w:type="dxa"/>
             <w:tcMar>
               <w:top w:w="25" w:type="dxa"/>
               <w:bottom w:w="25" w:type="dxa"/>
-              <w:left w:w="35" w:type="dxa"/>
-              <w:right w:w="35" w:type="dxa"/>
+              <w:left w:w="30" w:type="dxa"/>
+              <w:right w:w="30" w:type="dxa"/>
             </w:tcMar>
             <w:shd w:fill="FFFFFF"/>
           </w:tcPr>
@@ -3465,18 +2750,159 @@
                 <w:rFonts w:ascii="Times New Roman" w:hAnsi="Times New Roman"/>
                 <w:sz w:val="14"/>
               </w:rPr>
-              <w:t>79.1%</w:t>
+              <w:t>-5.8%</w:t>
+            </w:r>
+          </w:p>
+        </w:tc>
+      </w:tr>
+      <w:tr>
+        <w:trPr>
+          <w:cantSplit/>
+        </w:trPr>
+        <w:tc>
+          <w:tcPr>
+            <w:tcW w:type="dxa" w:w="2088"/>
+            <w:tcW w:w="2088" w:type="dxa"/>
+            <w:tcMar>
+              <w:top w:w="25" w:type="dxa"/>
+              <w:bottom w:w="25" w:type="dxa"/>
+              <w:left w:w="30" w:type="dxa"/>
+              <w:right w:w="30" w:type="dxa"/>
+            </w:tcMar>
+            <w:shd w:fill="F8FAFC"/>
+          </w:tcPr>
+          <w:p>
+            <w:pPr>
+              <w:spacing w:before="0" w:after="0" w:line="240" w:lineRule="auto"/>
+              <w:jc w:val="left"/>
+            </w:pPr>
+            <w:r>
+              <w:rPr>
+                <w:rFonts w:ascii="Times New Roman" w:hAnsi="Times New Roman"/>
+                <w:sz w:val="14"/>
+              </w:rPr>
+              <w:t>Telemetry Coverage %</w:t>
+            </w:r>
+          </w:p>
+        </w:tc>
+        <w:tc>
+          <w:tcPr>
+            <w:tcW w:type="dxa" w:w="936"/>
+            <w:tcW w:w="936" w:type="dxa"/>
+            <w:tcMar>
+              <w:top w:w="25" w:type="dxa"/>
+              <w:bottom w:w="25" w:type="dxa"/>
+              <w:left w:w="30" w:type="dxa"/>
+              <w:right w:w="30" w:type="dxa"/>
+            </w:tcMar>
+            <w:shd w:fill="F8FAFC"/>
+          </w:tcPr>
+          <w:p>
+            <w:pPr>
+              <w:spacing w:before="0" w:after="0" w:line="240" w:lineRule="auto"/>
+              <w:jc w:val="center"/>
+            </w:pPr>
+            <w:r>
+              <w:rPr>
+                <w:rFonts w:ascii="Times New Roman" w:hAnsi="Times New Roman"/>
+                <w:sz w:val="14"/>
+              </w:rPr>
+              <w:t>5.0%</w:t>
+            </w:r>
+          </w:p>
+        </w:tc>
+        <w:tc>
+          <w:tcPr>
+            <w:tcW w:type="dxa" w:w="864"/>
+            <w:tcW w:w="864" w:type="dxa"/>
+            <w:tcMar>
+              <w:top w:w="25" w:type="dxa"/>
+              <w:bottom w:w="25" w:type="dxa"/>
+              <w:left w:w="30" w:type="dxa"/>
+              <w:right w:w="30" w:type="dxa"/>
+            </w:tcMar>
+            <w:shd w:fill="F8FAFC"/>
+          </w:tcPr>
+          <w:p>
+            <w:pPr>
+              <w:spacing w:before="0" w:after="0" w:line="240" w:lineRule="auto"/>
+              <w:jc w:val="center"/>
+            </w:pPr>
+            <w:r>
+              <w:rPr>
+                <w:rFonts w:ascii="Times New Roman" w:hAnsi="Times New Roman"/>
+                <w:sz w:val="14"/>
+              </w:rPr>
+              <w:t>6.2%</w:t>
             </w:r>
           </w:p>
         </w:tc>
         <w:tc>
           <w:tcPr>
             <w:tcW w:type="dxa" w:w="792"/>
+            <w:tcW w:w="792" w:type="dxa"/>
             <w:tcMar>
               <w:top w:w="25" w:type="dxa"/>
               <w:bottom w:w="25" w:type="dxa"/>
-              <w:left w:w="35" w:type="dxa"/>
-              <w:right w:w="35" w:type="dxa"/>
+              <w:left w:w="30" w:type="dxa"/>
+              <w:right w:w="30" w:type="dxa"/>
+            </w:tcMar>
+            <w:shd w:fill="F8FAFC"/>
+          </w:tcPr>
+          <w:p>
+            <w:pPr>
+              <w:spacing w:before="0" w:after="0" w:line="240" w:lineRule="auto"/>
+              <w:jc w:val="center"/>
+            </w:pPr>
+            <w:r>
+              <w:rPr>
+                <w:rFonts w:ascii="Times New Roman" w:hAnsi="Times New Roman"/>
+                <w:sz w:val="14"/>
+              </w:rPr>
+              <w:t>-1.2%</w:t>
+            </w:r>
+          </w:p>
+        </w:tc>
+      </w:tr>
+      <w:tr>
+        <w:trPr>
+          <w:cantSplit/>
+        </w:trPr>
+        <w:tc>
+          <w:tcPr>
+            <w:tcW w:type="dxa" w:w="2088"/>
+            <w:tcW w:w="2088" w:type="dxa"/>
+            <w:tcMar>
+              <w:top w:w="25" w:type="dxa"/>
+              <w:bottom w:w="25" w:type="dxa"/>
+              <w:left w:w="30" w:type="dxa"/>
+              <w:right w:w="30" w:type="dxa"/>
+            </w:tcMar>
+            <w:shd w:fill="FFFFFF"/>
+          </w:tcPr>
+          <w:p>
+            <w:pPr>
+              <w:spacing w:before="0" w:after="0" w:line="240" w:lineRule="auto"/>
+              <w:jc w:val="left"/>
+            </w:pPr>
+            <w:r>
+              <w:rPr>
+                <w:rFonts w:ascii="Times New Roman" w:hAnsi="Times New Roman"/>
+                <w:sz w:val="14"/>
+              </w:rPr>
+              <w:t>Average Citations / Answer</w:t>
+            </w:r>
+          </w:p>
+        </w:tc>
+        <w:tc>
+          <w:tcPr>
+            <w:tcW w:type="dxa" w:w="936"/>
+            <w:tcW w:w="936" w:type="dxa"/>
+            <w:tcMar>
+              <w:top w:w="25" w:type="dxa"/>
+              <w:bottom w:w="25" w:type="dxa"/>
+              <w:left w:w="30" w:type="dxa"/>
+              <w:right w:w="30" w:type="dxa"/>
             </w:tcMar>
             <w:shd w:fill="FFFFFF"/>
           </w:tcPr>
@@ -3490,178 +2916,19 @@
                 <w:rFonts w:ascii="Times New Roman" w:hAnsi="Times New Roman"/>
                 <w:sz w:val="14"/>
               </w:rPr>
-              <w:t>+30.9%</w:t>
-            </w:r>
-          </w:p>
-        </w:tc>
-      </w:tr>
-      <w:tr>
-        <w:trPr>
-          <w:cantSplit/>
-        </w:trPr>
-        <w:tc>
-          <w:tcPr>
-            <w:tcW w:type="dxa" w:w="1872"/>
-            <w:tcMar>
-              <w:top w:w="25" w:type="dxa"/>
-              <w:bottom w:w="25" w:type="dxa"/>
-              <w:left w:w="35" w:type="dxa"/>
-              <w:right w:w="35" w:type="dxa"/>
-            </w:tcMar>
-            <w:shd w:fill="F8FAFC"/>
-          </w:tcPr>
-          <w:p>
-            <w:pPr>
-              <w:spacing w:before="0" w:after="0" w:line="240" w:lineRule="auto"/>
-              <w:jc w:val="left"/>
-            </w:pPr>
-            <w:r>
-              <w:rPr>
-                <w:rFonts w:ascii="Times New Roman" w:hAnsi="Times New Roman"/>
-                <w:sz w:val="14"/>
-              </w:rPr>
-              <w:t>Telemetry Metric Coverage (%)</w:t>
+              <w:t>2.20</w:t>
             </w:r>
           </w:p>
         </w:tc>
         <w:tc>
           <w:tcPr>
-            <w:tcW w:type="dxa" w:w="648"/>
+            <w:tcW w:type="dxa" w:w="864"/>
+            <w:tcW w:w="864" w:type="dxa"/>
             <w:tcMar>
               <w:top w:w="25" w:type="dxa"/>
               <w:bottom w:w="25" w:type="dxa"/>
-              <w:left w:w="35" w:type="dxa"/>
-              <w:right w:w="35" w:type="dxa"/>
-            </w:tcMar>
-            <w:shd w:fill="F8FAFC"/>
-          </w:tcPr>
-          <w:p>
-            <w:pPr>
-              <w:spacing w:before="0" w:after="0" w:line="240" w:lineRule="auto"/>
-              <w:jc w:val="center"/>
-            </w:pPr>
-            <w:r>
-              <w:rPr>
-                <w:rFonts w:ascii="Times New Roman" w:hAnsi="Times New Roman"/>
-                <w:sz w:val="14"/>
-              </w:rPr>
-              <w:t>14.1%</w:t>
-            </w:r>
-          </w:p>
-        </w:tc>
-        <w:tc>
-          <w:tcPr>
-            <w:tcW w:type="dxa" w:w="648"/>
-            <w:tcMar>
-              <w:top w:w="25" w:type="dxa"/>
-              <w:bottom w:w="25" w:type="dxa"/>
-              <w:left w:w="35" w:type="dxa"/>
-              <w:right w:w="35" w:type="dxa"/>
-            </w:tcMar>
-            <w:shd w:fill="F8FAFC"/>
-          </w:tcPr>
-          <w:p>
-            <w:pPr>
-              <w:spacing w:before="0" w:after="0" w:line="240" w:lineRule="auto"/>
-              <w:jc w:val="center"/>
-            </w:pPr>
-            <w:r>
-              <w:rPr>
-                <w:rFonts w:ascii="Times New Roman" w:hAnsi="Times New Roman"/>
-                <w:sz w:val="14"/>
-              </w:rPr>
-              <w:t>46.8%</w:t>
-            </w:r>
-          </w:p>
-        </w:tc>
-        <w:tc>
-          <w:tcPr>
-            <w:tcW w:type="dxa" w:w="792"/>
-            <w:tcMar>
-              <w:top w:w="25" w:type="dxa"/>
-              <w:bottom w:w="25" w:type="dxa"/>
-              <w:left w:w="35" w:type="dxa"/>
-              <w:right w:w="35" w:type="dxa"/>
-            </w:tcMar>
-            <w:shd w:fill="F8FAFC"/>
-          </w:tcPr>
-          <w:p>
-            <w:pPr>
-              <w:spacing w:before="0" w:after="0" w:line="240" w:lineRule="auto"/>
-              <w:jc w:val="center"/>
-            </w:pPr>
-            <w:r>
-              <w:rPr>
-                <w:rFonts w:ascii="Times New Roman" w:hAnsi="Times New Roman"/>
-                <w:sz w:val="14"/>
-              </w:rPr>
-              <w:t>58.3%</w:t>
-            </w:r>
-          </w:p>
-        </w:tc>
-        <w:tc>
-          <w:tcPr>
-            <w:tcW w:type="dxa" w:w="792"/>
-            <w:tcMar>
-              <w:top w:w="25" w:type="dxa"/>
-              <w:bottom w:w="25" w:type="dxa"/>
-              <w:left w:w="35" w:type="dxa"/>
-              <w:right w:w="35" w:type="dxa"/>
-            </w:tcMar>
-            <w:shd w:fill="F8FAFC"/>
-          </w:tcPr>
-          <w:p>
-            <w:pPr>
-              <w:spacing w:before="0" w:after="0" w:line="240" w:lineRule="auto"/>
-              <w:jc w:val="center"/>
-            </w:pPr>
-            <w:r>
-              <w:rPr>
-                <w:rFonts w:ascii="Times New Roman" w:hAnsi="Times New Roman"/>
-                <w:sz w:val="14"/>
-              </w:rPr>
-              <w:t>+44.2%</w:t>
-            </w:r>
-          </w:p>
-        </w:tc>
-      </w:tr>
-      <w:tr>
-        <w:trPr>
-          <w:cantSplit/>
-        </w:trPr>
-        <w:tc>
-          <w:tcPr>
-            <w:tcW w:type="dxa" w:w="1872"/>
-            <w:tcMar>
-              <w:top w:w="25" w:type="dxa"/>
-              <w:bottom w:w="25" w:type="dxa"/>
-              <w:left w:w="35" w:type="dxa"/>
-              <w:right w:w="35" w:type="dxa"/>
-            </w:tcMar>
-            <w:shd w:fill="FFFFFF"/>
-          </w:tcPr>
-          <w:p>
-            <w:pPr>
-              <w:spacing w:before="0" w:after="0" w:line="240" w:lineRule="auto"/>
-              <w:jc w:val="left"/>
-            </w:pPr>
-            <w:r>
-              <w:rPr>
-                <w:rFonts w:ascii="Times New Roman" w:hAnsi="Times New Roman"/>
-                <w:sz w:val="14"/>
-              </w:rPr>
-              <w:t>Average Citations / Response</w:t>
-            </w:r>
-          </w:p>
-        </w:tc>
-        <w:tc>
-          <w:tcPr>
-            <w:tcW w:type="dxa" w:w="648"/>
-            <w:tcMar>
-              <w:top w:w="25" w:type="dxa"/>
-              <w:bottom w:w="25" w:type="dxa"/>
-              <w:left w:w="35" w:type="dxa"/>
-              <w:right w:w="35" w:type="dxa"/>
+              <w:left w:w="30" w:type="dxa"/>
+              <w:right w:w="30" w:type="dxa"/>
             </w:tcMar>
             <w:shd w:fill="FFFFFF"/>
           </w:tcPr>
@@ -3681,12 +2948,13 @@
         </w:tc>
         <w:tc>
           <w:tcPr>
-            <w:tcW w:type="dxa" w:w="648"/>
+            <w:tcW w:type="dxa" w:w="792"/>
+            <w:tcW w:w="792" w:type="dxa"/>
             <w:tcMar>
               <w:top w:w="25" w:type="dxa"/>
               <w:bottom w:w="25" w:type="dxa"/>
-              <w:left w:w="35" w:type="dxa"/>
-              <w:right w:w="35" w:type="dxa"/>
+              <w:left w:w="30" w:type="dxa"/>
+              <w:right w:w="30" w:type="dxa"/>
             </w:tcMar>
             <w:shd w:fill="FFFFFF"/>
           </w:tcPr>
@@ -3700,18 +2968,159 @@
                 <w:rFonts w:ascii="Times New Roman" w:hAnsi="Times New Roman"/>
                 <w:sz w:val="14"/>
               </w:rPr>
-              <w:t>2.45</w:t>
+              <w:t>+2.20</w:t>
+            </w:r>
+          </w:p>
+        </w:tc>
+      </w:tr>
+      <w:tr>
+        <w:trPr>
+          <w:cantSplit/>
+        </w:trPr>
+        <w:tc>
+          <w:tcPr>
+            <w:tcW w:type="dxa" w:w="2088"/>
+            <w:tcW w:w="2088" w:type="dxa"/>
+            <w:tcMar>
+              <w:top w:w="25" w:type="dxa"/>
+              <w:bottom w:w="25" w:type="dxa"/>
+              <w:left w:w="30" w:type="dxa"/>
+              <w:right w:w="30" w:type="dxa"/>
+            </w:tcMar>
+            <w:shd w:fill="F8FAFC"/>
+          </w:tcPr>
+          <w:p>
+            <w:pPr>
+              <w:spacing w:before="0" w:after="0" w:line="240" w:lineRule="auto"/>
+              <w:jc w:val="left"/>
+            </w:pPr>
+            <w:r>
+              <w:rPr>
+                <w:rFonts w:ascii="Times New Roman" w:hAnsi="Times New Roman"/>
+                <w:sz w:val="14"/>
+              </w:rPr>
+              <w:t>Average Latency (s)</w:t>
+            </w:r>
+          </w:p>
+        </w:tc>
+        <w:tc>
+          <w:tcPr>
+            <w:tcW w:type="dxa" w:w="936"/>
+            <w:tcW w:w="936" w:type="dxa"/>
+            <w:tcMar>
+              <w:top w:w="25" w:type="dxa"/>
+              <w:bottom w:w="25" w:type="dxa"/>
+              <w:left w:w="30" w:type="dxa"/>
+              <w:right w:w="30" w:type="dxa"/>
+            </w:tcMar>
+            <w:shd w:fill="F8FAFC"/>
+          </w:tcPr>
+          <w:p>
+            <w:pPr>
+              <w:spacing w:before="0" w:after="0" w:line="240" w:lineRule="auto"/>
+              <w:jc w:val="center"/>
+            </w:pPr>
+            <w:r>
+              <w:rPr>
+                <w:rFonts w:ascii="Times New Roman" w:hAnsi="Times New Roman"/>
+                <w:sz w:val="14"/>
+              </w:rPr>
+              <w:t>14.56 s</w:t>
+            </w:r>
+          </w:p>
+        </w:tc>
+        <w:tc>
+          <w:tcPr>
+            <w:tcW w:type="dxa" w:w="864"/>
+            <w:tcW w:w="864" w:type="dxa"/>
+            <w:tcMar>
+              <w:top w:w="25" w:type="dxa"/>
+              <w:bottom w:w="25" w:type="dxa"/>
+              <w:left w:w="30" w:type="dxa"/>
+              <w:right w:w="30" w:type="dxa"/>
+            </w:tcMar>
+            <w:shd w:fill="F8FAFC"/>
+          </w:tcPr>
+          <w:p>
+            <w:pPr>
+              <w:spacing w:before="0" w:after="0" w:line="240" w:lineRule="auto"/>
+              <w:jc w:val="center"/>
+            </w:pPr>
+            <w:r>
+              <w:rPr>
+                <w:rFonts w:ascii="Times New Roman" w:hAnsi="Times New Roman"/>
+                <w:sz w:val="14"/>
+              </w:rPr>
+              <w:t>8.38 s</w:t>
             </w:r>
           </w:p>
         </w:tc>
         <w:tc>
           <w:tcPr>
             <w:tcW w:type="dxa" w:w="792"/>
+            <w:tcW w:w="792" w:type="dxa"/>
             <w:tcMar>
               <w:top w:w="25" w:type="dxa"/>
               <w:bottom w:w="25" w:type="dxa"/>
-              <w:left w:w="35" w:type="dxa"/>
-              <w:right w:w="35" w:type="dxa"/>
+              <w:left w:w="30" w:type="dxa"/>
+              <w:right w:w="30" w:type="dxa"/>
+            </w:tcMar>
+            <w:shd w:fill="F8FAFC"/>
+          </w:tcPr>
+          <w:p>
+            <w:pPr>
+              <w:spacing w:before="0" w:after="0" w:line="240" w:lineRule="auto"/>
+              <w:jc w:val="center"/>
+            </w:pPr>
+            <w:r>
+              <w:rPr>
+                <w:rFonts w:ascii="Times New Roman" w:hAnsi="Times New Roman"/>
+                <w:sz w:val="14"/>
+              </w:rPr>
+              <w:t>+6.18 s</w:t>
+            </w:r>
+          </w:p>
+        </w:tc>
+      </w:tr>
+      <w:tr>
+        <w:trPr>
+          <w:cantSplit/>
+        </w:trPr>
+        <w:tc>
+          <w:tcPr>
+            <w:tcW w:type="dxa" w:w="2088"/>
+            <w:tcW w:w="2088" w:type="dxa"/>
+            <w:tcMar>
+              <w:top w:w="25" w:type="dxa"/>
+              <w:bottom w:w="25" w:type="dxa"/>
+              <w:left w:w="30" w:type="dxa"/>
+              <w:right w:w="30" w:type="dxa"/>
+            </w:tcMar>
+            <w:shd w:fill="FFFFFF"/>
+          </w:tcPr>
+          <w:p>
+            <w:pPr>
+              <w:spacing w:before="0" w:after="0" w:line="240" w:lineRule="auto"/>
+              <w:jc w:val="left"/>
+            </w:pPr>
+            <w:r>
+              <w:rPr>
+                <w:rFonts w:ascii="Times New Roman" w:hAnsi="Times New Roman"/>
+                <w:sz w:val="14"/>
+              </w:rPr>
+              <w:t>Total MCP Tool Calls Executed</w:t>
+            </w:r>
+          </w:p>
+        </w:tc>
+        <w:tc>
+          <w:tcPr>
+            <w:tcW w:type="dxa" w:w="936"/>
+            <w:tcW w:w="936" w:type="dxa"/>
+            <w:tcMar>
+              <w:top w:w="25" w:type="dxa"/>
+              <w:bottom w:w="25" w:type="dxa"/>
+              <w:left w:w="30" w:type="dxa"/>
+              <w:right w:w="30" w:type="dxa"/>
             </w:tcMar>
             <w:shd w:fill="FFFFFF"/>
           </w:tcPr>
@@ -3725,18 +3134,19 @@
                 <w:rFonts w:ascii="Times New Roman" w:hAnsi="Times New Roman"/>
                 <w:sz w:val="14"/>
               </w:rPr>
-              <w:t>3.15</w:t>
+              <w:t>48 calls</w:t>
             </w:r>
           </w:p>
         </w:tc>
         <w:tc>
           <w:tcPr>
-            <w:tcW w:type="dxa" w:w="792"/>
+            <w:tcW w:type="dxa" w:w="864"/>
+            <w:tcW w:w="864" w:type="dxa"/>
             <w:tcMar>
               <w:top w:w="25" w:type="dxa"/>
               <w:bottom w:w="25" w:type="dxa"/>
-              <w:left w:w="35" w:type="dxa"/>
-              <w:right w:w="35" w:type="dxa"/>
+              <w:left w:w="30" w:type="dxa"/>
+              <w:right w:w="30" w:type="dxa"/>
             </w:tcMar>
             <w:shd w:fill="FFFFFF"/>
           </w:tcPr>
@@ -3750,7 +3160,33 @@
                 <w:rFonts w:ascii="Times New Roman" w:hAnsi="Times New Roman"/>
                 <w:sz w:val="14"/>
               </w:rPr>
-              <w:t>+3.15</w:t>
+              <w:t>0 calls</w:t>
+            </w:r>
+          </w:p>
+        </w:tc>
+        <w:tc>
+          <w:tcPr>
+            <w:tcW w:type="dxa" w:w="792"/>
+            <w:tcW w:w="792" w:type="dxa"/>
+            <w:tcMar>
+              <w:top w:w="25" w:type="dxa"/>
+              <w:bottom w:w="25" w:type="dxa"/>
+              <w:left w:w="30" w:type="dxa"/>
+              <w:right w:w="30" w:type="dxa"/>
+            </w:tcMar>
+            <w:shd w:fill="FFFFFF"/>
+          </w:tcPr>
+          <w:p>
+            <w:pPr>
+              <w:spacing w:before="0" w:after="0" w:line="240" w:lineRule="auto"/>
+              <w:jc w:val="center"/>
+            </w:pPr>
+            <w:r>
+              <w:rPr>
+                <w:rFonts w:ascii="Times New Roman" w:hAnsi="Times New Roman"/>
+                <w:sz w:val="14"/>
+              </w:rPr>
+              <w:t>+48</w:t>
             </w:r>
           </w:p>
         </w:tc>
@@ -3761,12 +3197,13 @@
         </w:trPr>
         <w:tc>
           <w:tcPr>
-            <w:tcW w:type="dxa" w:w="1872"/>
+            <w:tcW w:type="dxa" w:w="2088"/>
+            <w:tcW w:w="2088" w:type="dxa"/>
             <w:tcMar>
               <w:top w:w="25" w:type="dxa"/>
               <w:bottom w:w="25" w:type="dxa"/>
-              <w:left w:w="35" w:type="dxa"/>
-              <w:right w:w="35" w:type="dxa"/>
+              <w:left w:w="30" w:type="dxa"/>
+              <w:right w:w="30" w:type="dxa"/>
             </w:tcMar>
             <w:shd w:fill="F8FAFC"/>
           </w:tcPr>
@@ -3780,18 +3217,19 @@
                 <w:rFonts w:ascii="Times New Roman" w:hAnsi="Times New Roman"/>
                 <w:sz w:val="14"/>
               </w:rPr>
-              <w:t>Source Document Alignment (%)</w:t>
+              <w:t>Sequential Cognitive Thoughts</w:t>
             </w:r>
           </w:p>
         </w:tc>
         <w:tc>
           <w:tcPr>
-            <w:tcW w:type="dxa" w:w="648"/>
+            <w:tcW w:type="dxa" w:w="936"/>
+            <w:tcW w:w="936" w:type="dxa"/>
             <w:tcMar>
               <w:top w:w="25" w:type="dxa"/>
               <w:bottom w:w="25" w:type="dxa"/>
-              <w:left w:w="35" w:type="dxa"/>
-              <w:right w:w="35" w:type="dxa"/>
+              <w:left w:w="30" w:type="dxa"/>
+              <w:right w:w="30" w:type="dxa"/>
             </w:tcMar>
             <w:shd w:fill="F8FAFC"/>
           </w:tcPr>
@@ -3805,18 +3243,19 @@
                 <w:rFonts w:ascii="Times New Roman" w:hAnsi="Times New Roman"/>
                 <w:sz w:val="14"/>
               </w:rPr>
-              <w:t>0.0%</w:t>
+              <w:t>44 thoughts</w:t>
             </w:r>
           </w:p>
         </w:tc>
         <w:tc>
           <w:tcPr>
-            <w:tcW w:type="dxa" w:w="648"/>
+            <w:tcW w:type="dxa" w:w="864"/>
+            <w:tcW w:w="864" w:type="dxa"/>
             <w:tcMar>
               <w:top w:w="25" w:type="dxa"/>
               <w:bottom w:w="25" w:type="dxa"/>
-              <w:left w:w="35" w:type="dxa"/>
-              <w:right w:w="35" w:type="dxa"/>
+              <w:left w:w="30" w:type="dxa"/>
+              <w:right w:w="30" w:type="dxa"/>
             </w:tcMar>
             <w:shd w:fill="F8FAFC"/>
           </w:tcPr>
@@ -3830,18 +3269,19 @@
                 <w:rFonts w:ascii="Times New Roman" w:hAnsi="Times New Roman"/>
                 <w:sz w:val="14"/>
               </w:rPr>
-              <w:t>88.2%</w:t>
+              <w:t>0 thoughts</w:t>
             </w:r>
           </w:p>
         </w:tc>
         <w:tc>
           <w:tcPr>
             <w:tcW w:type="dxa" w:w="792"/>
+            <w:tcW w:w="792" w:type="dxa"/>
             <w:tcMar>
               <w:top w:w="25" w:type="dxa"/>
               <w:bottom w:w="25" w:type="dxa"/>
-              <w:left w:w="35" w:type="dxa"/>
-              <w:right w:w="35" w:type="dxa"/>
+              <w:left w:w="30" w:type="dxa"/>
+              <w:right w:w="30" w:type="dxa"/>
             </w:tcMar>
             <w:shd w:fill="F8FAFC"/>
           </w:tcPr>
@@ -3855,18 +3295,159 @@
                 <w:rFonts w:ascii="Times New Roman" w:hAnsi="Times New Roman"/>
                 <w:sz w:val="14"/>
               </w:rPr>
-              <w:t>93.4%</w:t>
+              <w:t>+44</w:t>
+            </w:r>
+          </w:p>
+        </w:tc>
+      </w:tr>
+      <w:tr>
+        <w:trPr>
+          <w:cantSplit/>
+        </w:trPr>
+        <w:tc>
+          <w:tcPr>
+            <w:tcW w:type="dxa" w:w="2088"/>
+            <w:tcW w:w="2088" w:type="dxa"/>
+            <w:tcMar>
+              <w:top w:w="25" w:type="dxa"/>
+              <w:bottom w:w="25" w:type="dxa"/>
+              <w:left w:w="30" w:type="dxa"/>
+              <w:right w:w="30" w:type="dxa"/>
+            </w:tcMar>
+            <w:shd w:fill="FFFFFF"/>
+          </w:tcPr>
+          <w:p>
+            <w:pPr>
+              <w:spacing w:before="0" w:after="0" w:line="240" w:lineRule="auto"/>
+              <w:jc w:val="left"/>
+            </w:pPr>
+            <w:r>
+              <w:rPr>
+                <w:rFonts w:ascii="Times New Roman" w:hAnsi="Times New Roman"/>
+                <w:sz w:val="14"/>
+              </w:rPr>
+              <w:t>Active MCP Tools Utilized</w:t>
+            </w:r>
+          </w:p>
+        </w:tc>
+        <w:tc>
+          <w:tcPr>
+            <w:tcW w:type="dxa" w:w="936"/>
+            <w:tcW w:w="936" w:type="dxa"/>
+            <w:tcMar>
+              <w:top w:w="25" w:type="dxa"/>
+              <w:bottom w:w="25" w:type="dxa"/>
+              <w:left w:w="30" w:type="dxa"/>
+              <w:right w:w="30" w:type="dxa"/>
+            </w:tcMar>
+            <w:shd w:fill="FFFFFF"/>
+          </w:tcPr>
+          <w:p>
+            <w:pPr>
+              <w:spacing w:before="0" w:after="0" w:line="240" w:lineRule="auto"/>
+              <w:jc w:val="center"/>
+            </w:pPr>
+            <w:r>
+              <w:rPr>
+                <w:rFonts w:ascii="Times New Roman" w:hAnsi="Times New Roman"/>
+                <w:sz w:val="14"/>
+              </w:rPr>
+              <w:t>5 tools</w:t>
+            </w:r>
+          </w:p>
+        </w:tc>
+        <w:tc>
+          <w:tcPr>
+            <w:tcW w:type="dxa" w:w="864"/>
+            <w:tcW w:w="864" w:type="dxa"/>
+            <w:tcMar>
+              <w:top w:w="25" w:type="dxa"/>
+              <w:bottom w:w="25" w:type="dxa"/>
+              <w:left w:w="30" w:type="dxa"/>
+              <w:right w:w="30" w:type="dxa"/>
+            </w:tcMar>
+            <w:shd w:fill="FFFFFF"/>
+          </w:tcPr>
+          <w:p>
+            <w:pPr>
+              <w:spacing w:before="0" w:after="0" w:line="240" w:lineRule="auto"/>
+              <w:jc w:val="center"/>
+            </w:pPr>
+            <w:r>
+              <w:rPr>
+                <w:rFonts w:ascii="Times New Roman" w:hAnsi="Times New Roman"/>
+                <w:sz w:val="14"/>
+              </w:rPr>
+              <w:t>None</w:t>
             </w:r>
           </w:p>
         </w:tc>
         <w:tc>
           <w:tcPr>
             <w:tcW w:type="dxa" w:w="792"/>
+            <w:tcW w:w="792" w:type="dxa"/>
             <w:tcMar>
               <w:top w:w="25" w:type="dxa"/>
               <w:bottom w:w="25" w:type="dxa"/>
-              <w:left w:w="35" w:type="dxa"/>
-              <w:right w:w="35" w:type="dxa"/>
+              <w:left w:w="30" w:type="dxa"/>
+              <w:right w:w="30" w:type="dxa"/>
+            </w:tcMar>
+            <w:shd w:fill="FFFFFF"/>
+          </w:tcPr>
+          <w:p>
+            <w:pPr>
+              <w:spacing w:before="0" w:after="0" w:line="240" w:lineRule="auto"/>
+              <w:jc w:val="center"/>
+            </w:pPr>
+            <w:r>
+              <w:rPr>
+                <w:rFonts w:ascii="Times New Roman" w:hAnsi="Times New Roman"/>
+                <w:sz w:val="14"/>
+              </w:rPr>
+              <w:t>+5</w:t>
+            </w:r>
+          </w:p>
+        </w:tc>
+      </w:tr>
+      <w:tr>
+        <w:trPr>
+          <w:cantSplit/>
+        </w:trPr>
+        <w:tc>
+          <w:tcPr>
+            <w:tcW w:type="dxa" w:w="2088"/>
+            <w:tcW w:w="2088" w:type="dxa"/>
+            <w:tcMar>
+              <w:top w:w="25" w:type="dxa"/>
+              <w:bottom w:w="25" w:type="dxa"/>
+              <w:left w:w="30" w:type="dxa"/>
+              <w:right w:w="30" w:type="dxa"/>
+            </w:tcMar>
+            <w:shd w:fill="F8FAFC"/>
+          </w:tcPr>
+          <w:p>
+            <w:pPr>
+              <w:spacing w:before="0" w:after="0" w:line="240" w:lineRule="auto"/>
+              <w:jc w:val="left"/>
+            </w:pPr>
+            <w:r>
+              <w:rPr>
+                <w:rFonts w:ascii="Times New Roman" w:hAnsi="Times New Roman"/>
+                <w:sz w:val="14"/>
+              </w:rPr>
+              <w:t>LLM Judge: Factual Accuracy</w:t>
+            </w:r>
+          </w:p>
+        </w:tc>
+        <w:tc>
+          <w:tcPr>
+            <w:tcW w:type="dxa" w:w="936"/>
+            <w:tcW w:w="936" w:type="dxa"/>
+            <w:tcMar>
+              <w:top w:w="25" w:type="dxa"/>
+              <w:bottom w:w="25" w:type="dxa"/>
+              <w:left w:w="30" w:type="dxa"/>
+              <w:right w:w="30" w:type="dxa"/>
             </w:tcMar>
             <w:shd w:fill="F8FAFC"/>
           </w:tcPr>
@@ -3880,7 +3461,59 @@
                 <w:rFonts w:ascii="Times New Roman" w:hAnsi="Times New Roman"/>
                 <w:sz w:val="14"/>
               </w:rPr>
-              <w:t>+93.4%</w:t>
+              <w:t>3.05 / 5.0</w:t>
+            </w:r>
+          </w:p>
+        </w:tc>
+        <w:tc>
+          <w:tcPr>
+            <w:tcW w:type="dxa" w:w="864"/>
+            <w:tcW w:w="864" w:type="dxa"/>
+            <w:tcMar>
+              <w:top w:w="25" w:type="dxa"/>
+              <w:bottom w:w="25" w:type="dxa"/>
+              <w:left w:w="30" w:type="dxa"/>
+              <w:right w:w="30" w:type="dxa"/>
+            </w:tcMar>
+            <w:shd w:fill="F8FAFC"/>
+          </w:tcPr>
+          <w:p>
+            <w:pPr>
+              <w:spacing w:before="0" w:after="0" w:line="240" w:lineRule="auto"/>
+              <w:jc w:val="center"/>
+            </w:pPr>
+            <w:r>
+              <w:rPr>
+                <w:rFonts w:ascii="Times New Roman" w:hAnsi="Times New Roman"/>
+                <w:sz w:val="14"/>
+              </w:rPr>
+              <w:t>3.15 / 5.0</w:t>
+            </w:r>
+          </w:p>
+        </w:tc>
+        <w:tc>
+          <w:tcPr>
+            <w:tcW w:type="dxa" w:w="792"/>
+            <w:tcW w:w="792" w:type="dxa"/>
+            <w:tcMar>
+              <w:top w:w="25" w:type="dxa"/>
+              <w:bottom w:w="25" w:type="dxa"/>
+              <w:left w:w="30" w:type="dxa"/>
+              <w:right w:w="30" w:type="dxa"/>
+            </w:tcMar>
+            <w:shd w:fill="F8FAFC"/>
+          </w:tcPr>
+          <w:p>
+            <w:pPr>
+              <w:spacing w:before="0" w:after="0" w:line="240" w:lineRule="auto"/>
+              <w:jc w:val="center"/>
+            </w:pPr>
+            <w:r>
+              <w:rPr>
+                <w:rFonts w:ascii="Times New Roman" w:hAnsi="Times New Roman"/>
+                <w:sz w:val="14"/>
+              </w:rPr>
+              <w:t>-0.10</w:t>
             </w:r>
           </w:p>
         </w:tc>
@@ -3891,12 +3524,13 @@
         </w:trPr>
         <w:tc>
           <w:tcPr>
-            <w:tcW w:type="dxa" w:w="1872"/>
+            <w:tcW w:type="dxa" w:w="2088"/>
+            <w:tcW w:w="2088" w:type="dxa"/>
             <w:tcMar>
               <w:top w:w="25" w:type="dxa"/>
               <w:bottom w:w="25" w:type="dxa"/>
-              <w:left w:w="35" w:type="dxa"/>
-              <w:right w:w="35" w:type="dxa"/>
+              <w:left w:w="30" w:type="dxa"/>
+              <w:right w:w="30" w:type="dxa"/>
             </w:tcMar>
             <w:shd w:fill="FFFFFF"/>
           </w:tcPr>
@@ -3910,18 +3544,19 @@
                 <w:rFonts w:ascii="Times New Roman" w:hAnsi="Times New Roman"/>
                 <w:sz w:val="14"/>
               </w:rPr>
-              <w:t>LLM Judge: Factual Accuracy (1-5)</w:t>
+              <w:t>LLM Judge: Groundedness</w:t>
             </w:r>
           </w:p>
         </w:tc>
         <w:tc>
           <w:tcPr>
-            <w:tcW w:type="dxa" w:w="648"/>
+            <w:tcW w:type="dxa" w:w="936"/>
+            <w:tcW w:w="936" w:type="dxa"/>
             <w:tcMar>
               <w:top w:w="25" w:type="dxa"/>
               <w:bottom w:w="25" w:type="dxa"/>
-              <w:left w:w="35" w:type="dxa"/>
-              <w:right w:w="35" w:type="dxa"/>
+              <w:left w:w="30" w:type="dxa"/>
+              <w:right w:w="30" w:type="dxa"/>
             </w:tcMar>
             <w:shd w:fill="FFFFFF"/>
           </w:tcPr>
@@ -3935,18 +3570,19 @@
                 <w:rFonts w:ascii="Times New Roman" w:hAnsi="Times New Roman"/>
                 <w:sz w:val="14"/>
               </w:rPr>
-              <w:t>2.6 / 5.0</w:t>
+              <w:t>3.60 / 5.0</w:t>
             </w:r>
           </w:p>
         </w:tc>
         <w:tc>
           <w:tcPr>
-            <w:tcW w:type="dxa" w:w="648"/>
+            <w:tcW w:type="dxa" w:w="864"/>
+            <w:tcW w:w="864" w:type="dxa"/>
             <w:tcMar>
               <w:top w:w="25" w:type="dxa"/>
               <w:bottom w:w="25" w:type="dxa"/>
-              <w:left w:w="35" w:type="dxa"/>
-              <w:right w:w="35" w:type="dxa"/>
+              <w:left w:w="30" w:type="dxa"/>
+              <w:right w:w="30" w:type="dxa"/>
             </w:tcMar>
             <w:shd w:fill="FFFFFF"/>
           </w:tcPr>
@@ -3960,18 +3596,19 @@
                 <w:rFonts w:ascii="Times New Roman" w:hAnsi="Times New Roman"/>
                 <w:sz w:val="14"/>
               </w:rPr>
-              <w:t>4.1 / 5.0</w:t>
+              <w:t>3.25 / 5.0</w:t>
             </w:r>
           </w:p>
         </w:tc>
         <w:tc>
           <w:tcPr>
             <w:tcW w:type="dxa" w:w="792"/>
+            <w:tcW w:w="792" w:type="dxa"/>
             <w:tcMar>
               <w:top w:w="25" w:type="dxa"/>
               <w:bottom w:w="25" w:type="dxa"/>
-              <w:left w:w="35" w:type="dxa"/>
-              <w:right w:w="35" w:type="dxa"/>
+              <w:left w:w="30" w:type="dxa"/>
+              <w:right w:w="30" w:type="dxa"/>
             </w:tcMar>
             <w:shd w:fill="FFFFFF"/>
           </w:tcPr>
@@ -3985,32 +3622,7 @@
                 <w:rFonts w:ascii="Times New Roman" w:hAnsi="Times New Roman"/>
                 <w:sz w:val="14"/>
               </w:rPr>
-              <w:t>4.6 / 5.0</w:t>
-            </w:r>
-          </w:p>
-        </w:tc>
-        <w:tc>
-          <w:tcPr>
-            <w:tcW w:type="dxa" w:w="792"/>
-            <w:tcMar>
-              <w:top w:w="25" w:type="dxa"/>
-              <w:bottom w:w="25" w:type="dxa"/>
-              <w:left w:w="35" w:type="dxa"/>
-              <w:right w:w="35" w:type="dxa"/>
-            </w:tcMar>
-            <w:shd w:fill="FFFFFF"/>
-          </w:tcPr>
-          <w:p>
-            <w:pPr>
-              <w:spacing w:before="0" w:after="0" w:line="240" w:lineRule="auto"/>
-              <w:jc w:val="center"/>
-            </w:pPr>
-            <w:r>
-              <w:rPr>
-                <w:rFonts w:ascii="Times New Roman" w:hAnsi="Times New Roman"/>
-                <w:sz w:val="14"/>
-              </w:rPr>
-              <w:t>+2.0</w:t>
+              <w:t>+0.35</w:t>
             </w:r>
           </w:p>
         </w:tc>
@@ -4021,12 +3633,13 @@
         </w:trPr>
         <w:tc>
           <w:tcPr>
-            <w:tcW w:type="dxa" w:w="1872"/>
+            <w:tcW w:type="dxa" w:w="2088"/>
+            <w:tcW w:w="2088" w:type="dxa"/>
             <w:tcMar>
               <w:top w:w="25" w:type="dxa"/>
               <w:bottom w:w="25" w:type="dxa"/>
-              <w:left w:w="35" w:type="dxa"/>
-              <w:right w:w="35" w:type="dxa"/>
+              <w:left w:w="30" w:type="dxa"/>
+              <w:right w:w="30" w:type="dxa"/>
             </w:tcMar>
             <w:shd w:fill="F8FAFC"/>
           </w:tcPr>
@@ -4040,18 +3653,19 @@
                 <w:rFonts w:ascii="Times New Roman" w:hAnsi="Times New Roman"/>
                 <w:sz w:val="14"/>
               </w:rPr>
-              <w:t>LLM Judge: Completeness (1-5)</w:t>
+              <w:t>LLM Judge Overall Score</w:t>
             </w:r>
           </w:p>
         </w:tc>
         <w:tc>
           <w:tcPr>
-            <w:tcW w:type="dxa" w:w="648"/>
+            <w:tcW w:type="dxa" w:w="936"/>
+            <w:tcW w:w="936" w:type="dxa"/>
             <w:tcMar>
               <w:top w:w="25" w:type="dxa"/>
               <w:bottom w:w="25" w:type="dxa"/>
-              <w:left w:w="35" w:type="dxa"/>
-              <w:right w:w="35" w:type="dxa"/>
+              <w:left w:w="30" w:type="dxa"/>
+              <w:right w:w="30" w:type="dxa"/>
             </w:tcMar>
             <w:shd w:fill="F8FAFC"/>
           </w:tcPr>
@@ -4065,18 +3679,19 @@
                 <w:rFonts w:ascii="Times New Roman" w:hAnsi="Times New Roman"/>
                 <w:sz w:val="14"/>
               </w:rPr>
-              <w:t>2.8 / 5.0</w:t>
+              <w:t>3.19 / 5.0</w:t>
             </w:r>
           </w:p>
         </w:tc>
         <w:tc>
           <w:tcPr>
-            <w:tcW w:type="dxa" w:w="648"/>
+            <w:tcW w:type="dxa" w:w="864"/>
+            <w:tcW w:w="864" w:type="dxa"/>
             <w:tcMar>
               <w:top w:w="25" w:type="dxa"/>
               <w:bottom w:w="25" w:type="dxa"/>
-              <w:left w:w="35" w:type="dxa"/>
-              <w:right w:w="35" w:type="dxa"/>
+              <w:left w:w="30" w:type="dxa"/>
+              <w:right w:w="30" w:type="dxa"/>
             </w:tcMar>
             <w:shd w:fill="F8FAFC"/>
           </w:tcPr>
@@ -4090,18 +3705,19 @@
                 <w:rFonts w:ascii="Times New Roman" w:hAnsi="Times New Roman"/>
                 <w:sz w:val="14"/>
               </w:rPr>
-              <w:t>3.9 / 5.0</w:t>
+              <w:t>3.40 / 5.0</w:t>
             </w:r>
           </w:p>
         </w:tc>
         <w:tc>
           <w:tcPr>
             <w:tcW w:type="dxa" w:w="792"/>
+            <w:tcW w:w="792" w:type="dxa"/>
             <w:tcMar>
               <w:top w:w="25" w:type="dxa"/>
               <w:bottom w:w="25" w:type="dxa"/>
-              <w:left w:w="35" w:type="dxa"/>
-              <w:right w:w="35" w:type="dxa"/>
+              <w:left w:w="30" w:type="dxa"/>
+              <w:right w:w="30" w:type="dxa"/>
             </w:tcMar>
             <w:shd w:fill="F8FAFC"/>
           </w:tcPr>
@@ -4115,682 +3731,7 @@
                 <w:rFonts w:ascii="Times New Roman" w:hAnsi="Times New Roman"/>
                 <w:sz w:val="14"/>
               </w:rPr>
-              <w:t>4.4 / 5.0</w:t>
-            </w:r>
-          </w:p>
-        </w:tc>
-        <w:tc>
-          <w:tcPr>
-            <w:tcW w:type="dxa" w:w="792"/>
-            <w:tcMar>
-              <w:top w:w="25" w:type="dxa"/>
-              <w:bottom w:w="25" w:type="dxa"/>
-              <w:left w:w="35" w:type="dxa"/>
-              <w:right w:w="35" w:type="dxa"/>
-            </w:tcMar>
-            <w:shd w:fill="F8FAFC"/>
-          </w:tcPr>
-          <w:p>
-            <w:pPr>
-              <w:spacing w:before="0" w:after="0" w:line="240" w:lineRule="auto"/>
-              <w:jc w:val="center"/>
-            </w:pPr>
-            <w:r>
-              <w:rPr>
-                <w:rFonts w:ascii="Times New Roman" w:hAnsi="Times New Roman"/>
-                <w:sz w:val="14"/>
-              </w:rPr>
-              <w:t>+1.6</w:t>
-            </w:r>
-          </w:p>
-        </w:tc>
-      </w:tr>
-      <w:tr>
-        <w:trPr>
-          <w:cantSplit/>
-        </w:trPr>
-        <w:tc>
-          <w:tcPr>
-            <w:tcW w:type="dxa" w:w="1872"/>
-            <w:tcMar>
-              <w:top w:w="25" w:type="dxa"/>
-              <w:bottom w:w="25" w:type="dxa"/>
-              <w:left w:w="35" w:type="dxa"/>
-              <w:right w:w="35" w:type="dxa"/>
-            </w:tcMar>
-            <w:shd w:fill="FFFFFF"/>
-          </w:tcPr>
-          <w:p>
-            <w:pPr>
-              <w:spacing w:before="0" w:after="0" w:line="240" w:lineRule="auto"/>
-              <w:jc w:val="left"/>
-            </w:pPr>
-            <w:r>
-              <w:rPr>
-                <w:rFonts w:ascii="Times New Roman" w:hAnsi="Times New Roman"/>
-                <w:sz w:val="14"/>
-              </w:rPr>
-              <w:t>LLM Judge: Groundedness (1-5)</w:t>
-            </w:r>
-          </w:p>
-        </w:tc>
-        <w:tc>
-          <w:tcPr>
-            <w:tcW w:type="dxa" w:w="648"/>
-            <w:tcMar>
-              <w:top w:w="25" w:type="dxa"/>
-              <w:bottom w:w="25" w:type="dxa"/>
-              <w:left w:w="35" w:type="dxa"/>
-              <w:right w:w="35" w:type="dxa"/>
-            </w:tcMar>
-            <w:shd w:fill="FFFFFF"/>
-          </w:tcPr>
-          <w:p>
-            <w:pPr>
-              <w:spacing w:before="0" w:after="0" w:line="240" w:lineRule="auto"/>
-              <w:jc w:val="center"/>
-            </w:pPr>
-            <w:r>
-              <w:rPr>
-                <w:rFonts w:ascii="Times New Roman" w:hAnsi="Times New Roman"/>
-                <w:sz w:val="14"/>
-              </w:rPr>
-              <w:t>1.4 / 5.0</w:t>
-            </w:r>
-          </w:p>
-        </w:tc>
-        <w:tc>
-          <w:tcPr>
-            <w:tcW w:type="dxa" w:w="648"/>
-            <w:tcMar>
-              <w:top w:w="25" w:type="dxa"/>
-              <w:bottom w:w="25" w:type="dxa"/>
-              <w:left w:w="35" w:type="dxa"/>
-              <w:right w:w="35" w:type="dxa"/>
-            </w:tcMar>
-            <w:shd w:fill="FFFFFF"/>
-          </w:tcPr>
-          <w:p>
-            <w:pPr>
-              <w:spacing w:before="0" w:after="0" w:line="240" w:lineRule="auto"/>
-              <w:jc w:val="center"/>
-            </w:pPr>
-            <w:r>
-              <w:rPr>
-                <w:rFonts w:ascii="Times New Roman" w:hAnsi="Times New Roman"/>
-                <w:sz w:val="14"/>
-              </w:rPr>
-              <w:t>4.4 / 5.0</w:t>
-            </w:r>
-          </w:p>
-        </w:tc>
-        <w:tc>
-          <w:tcPr>
-            <w:tcW w:type="dxa" w:w="792"/>
-            <w:tcMar>
-              <w:top w:w="25" w:type="dxa"/>
-              <w:bottom w:w="25" w:type="dxa"/>
-              <w:left w:w="35" w:type="dxa"/>
-              <w:right w:w="35" w:type="dxa"/>
-            </w:tcMar>
-            <w:shd w:fill="FFFFFF"/>
-          </w:tcPr>
-          <w:p>
-            <w:pPr>
-              <w:spacing w:before="0" w:after="0" w:line="240" w:lineRule="auto"/>
-              <w:jc w:val="center"/>
-            </w:pPr>
-            <w:r>
-              <w:rPr>
-                <w:rFonts w:ascii="Times New Roman" w:hAnsi="Times New Roman"/>
-                <w:sz w:val="14"/>
-              </w:rPr>
-              <w:t>4.8 / 5.0</w:t>
-            </w:r>
-          </w:p>
-        </w:tc>
-        <w:tc>
-          <w:tcPr>
-            <w:tcW w:type="dxa" w:w="792"/>
-            <w:tcMar>
-              <w:top w:w="25" w:type="dxa"/>
-              <w:bottom w:w="25" w:type="dxa"/>
-              <w:left w:w="35" w:type="dxa"/>
-              <w:right w:w="35" w:type="dxa"/>
-            </w:tcMar>
-            <w:shd w:fill="FFFFFF"/>
-          </w:tcPr>
-          <w:p>
-            <w:pPr>
-              <w:spacing w:before="0" w:after="0" w:line="240" w:lineRule="auto"/>
-              <w:jc w:val="center"/>
-            </w:pPr>
-            <w:r>
-              <w:rPr>
-                <w:rFonts w:ascii="Times New Roman" w:hAnsi="Times New Roman"/>
-                <w:sz w:val="14"/>
-              </w:rPr>
-              <w:t>+3.4</w:t>
-            </w:r>
-          </w:p>
-        </w:tc>
-      </w:tr>
-      <w:tr>
-        <w:trPr>
-          <w:cantSplit/>
-        </w:trPr>
-        <w:tc>
-          <w:tcPr>
-            <w:tcW w:type="dxa" w:w="1872"/>
-            <w:tcMar>
-              <w:top w:w="25" w:type="dxa"/>
-              <w:bottom w:w="25" w:type="dxa"/>
-              <w:left w:w="35" w:type="dxa"/>
-              <w:right w:w="35" w:type="dxa"/>
-            </w:tcMar>
-            <w:shd w:fill="F8FAFC"/>
-          </w:tcPr>
-          <w:p>
-            <w:pPr>
-              <w:spacing w:before="0" w:after="0" w:line="240" w:lineRule="auto"/>
-              <w:jc w:val="left"/>
-            </w:pPr>
-            <w:r>
-              <w:rPr>
-                <w:rFonts w:ascii="Times New Roman" w:hAnsi="Times New Roman"/>
-                <w:sz w:val="14"/>
-              </w:rPr>
-              <w:t>LLM Judge: Scientific Precision (1-5)</w:t>
-            </w:r>
-          </w:p>
-        </w:tc>
-        <w:tc>
-          <w:tcPr>
-            <w:tcW w:type="dxa" w:w="648"/>
-            <w:tcMar>
-              <w:top w:w="25" w:type="dxa"/>
-              <w:bottom w:w="25" w:type="dxa"/>
-              <w:left w:w="35" w:type="dxa"/>
-              <w:right w:w="35" w:type="dxa"/>
-            </w:tcMar>
-            <w:shd w:fill="F8FAFC"/>
-          </w:tcPr>
-          <w:p>
-            <w:pPr>
-              <w:spacing w:before="0" w:after="0" w:line="240" w:lineRule="auto"/>
-              <w:jc w:val="center"/>
-            </w:pPr>
-            <w:r>
-              <w:rPr>
-                <w:rFonts w:ascii="Times New Roman" w:hAnsi="Times New Roman"/>
-                <w:sz w:val="14"/>
-              </w:rPr>
-              <w:t>2.5 / 5.0</w:t>
-            </w:r>
-          </w:p>
-        </w:tc>
-        <w:tc>
-          <w:tcPr>
-            <w:tcW w:type="dxa" w:w="648"/>
-            <w:tcMar>
-              <w:top w:w="25" w:type="dxa"/>
-              <w:bottom w:w="25" w:type="dxa"/>
-              <w:left w:w="35" w:type="dxa"/>
-              <w:right w:w="35" w:type="dxa"/>
-            </w:tcMar>
-            <w:shd w:fill="F8FAFC"/>
-          </w:tcPr>
-          <w:p>
-            <w:pPr>
-              <w:spacing w:before="0" w:after="0" w:line="240" w:lineRule="auto"/>
-              <w:jc w:val="center"/>
-            </w:pPr>
-            <w:r>
-              <w:rPr>
-                <w:rFonts w:ascii="Times New Roman" w:hAnsi="Times New Roman"/>
-                <w:sz w:val="14"/>
-              </w:rPr>
-              <w:t>4.2 / 5.0</w:t>
-            </w:r>
-          </w:p>
-        </w:tc>
-        <w:tc>
-          <w:tcPr>
-            <w:tcW w:type="dxa" w:w="792"/>
-            <w:tcMar>
-              <w:top w:w="25" w:type="dxa"/>
-              <w:bottom w:w="25" w:type="dxa"/>
-              <w:left w:w="35" w:type="dxa"/>
-              <w:right w:w="35" w:type="dxa"/>
-            </w:tcMar>
-            <w:shd w:fill="F8FAFC"/>
-          </w:tcPr>
-          <w:p>
-            <w:pPr>
-              <w:spacing w:before="0" w:after="0" w:line="240" w:lineRule="auto"/>
-              <w:jc w:val="center"/>
-            </w:pPr>
-            <w:r>
-              <w:rPr>
-                <w:rFonts w:ascii="Times New Roman" w:hAnsi="Times New Roman"/>
-                <w:sz w:val="14"/>
-              </w:rPr>
-              <w:t>4.7 / 5.0</w:t>
-            </w:r>
-          </w:p>
-        </w:tc>
-        <w:tc>
-          <w:tcPr>
-            <w:tcW w:type="dxa" w:w="792"/>
-            <w:tcMar>
-              <w:top w:w="25" w:type="dxa"/>
-              <w:bottom w:w="25" w:type="dxa"/>
-              <w:left w:w="35" w:type="dxa"/>
-              <w:right w:w="35" w:type="dxa"/>
-            </w:tcMar>
-            <w:shd w:fill="F8FAFC"/>
-          </w:tcPr>
-          <w:p>
-            <w:pPr>
-              <w:spacing w:before="0" w:after="0" w:line="240" w:lineRule="auto"/>
-              <w:jc w:val="center"/>
-            </w:pPr>
-            <w:r>
-              <w:rPr>
-                <w:rFonts w:ascii="Times New Roman" w:hAnsi="Times New Roman"/>
-                <w:sz w:val="14"/>
-              </w:rPr>
-              <w:t>+2.2</w:t>
-            </w:r>
-          </w:p>
-        </w:tc>
-      </w:tr>
-      <w:tr>
-        <w:trPr>
-          <w:cantSplit/>
-        </w:trPr>
-        <w:tc>
-          <w:tcPr>
-            <w:tcW w:type="dxa" w:w="1872"/>
-            <w:tcMar>
-              <w:top w:w="25" w:type="dxa"/>
-              <w:bottom w:w="25" w:type="dxa"/>
-              <w:left w:w="35" w:type="dxa"/>
-              <w:right w:w="35" w:type="dxa"/>
-            </w:tcMar>
-            <w:shd w:fill="FFFFFF"/>
-          </w:tcPr>
-          <w:p>
-            <w:pPr>
-              <w:spacing w:before="0" w:after="0" w:line="240" w:lineRule="auto"/>
-              <w:jc w:val="left"/>
-            </w:pPr>
-            <w:r>
-              <w:rPr>
-                <w:rFonts w:ascii="Times New Roman" w:hAnsi="Times New Roman"/>
-                <w:sz w:val="14"/>
-              </w:rPr>
-              <w:t>ChromaDB Retrieval Latency</w:t>
-            </w:r>
-          </w:p>
-        </w:tc>
-        <w:tc>
-          <w:tcPr>
-            <w:tcW w:type="dxa" w:w="648"/>
-            <w:tcMar>
-              <w:top w:w="25" w:type="dxa"/>
-              <w:bottom w:w="25" w:type="dxa"/>
-              <w:left w:w="35" w:type="dxa"/>
-              <w:right w:w="35" w:type="dxa"/>
-            </w:tcMar>
-            <w:shd w:fill="FFFFFF"/>
-          </w:tcPr>
-          <w:p>
-            <w:pPr>
-              <w:spacing w:before="0" w:after="0" w:line="240" w:lineRule="auto"/>
-              <w:jc w:val="center"/>
-            </w:pPr>
-            <w:r>
-              <w:rPr>
-                <w:rFonts w:ascii="Times New Roman" w:hAnsi="Times New Roman"/>
-                <w:sz w:val="14"/>
-              </w:rPr>
-              <w:t>0.00 s</w:t>
-            </w:r>
-          </w:p>
-        </w:tc>
-        <w:tc>
-          <w:tcPr>
-            <w:tcW w:type="dxa" w:w="648"/>
-            <w:tcMar>
-              <w:top w:w="25" w:type="dxa"/>
-              <w:bottom w:w="25" w:type="dxa"/>
-              <w:left w:w="35" w:type="dxa"/>
-              <w:right w:w="35" w:type="dxa"/>
-            </w:tcMar>
-            <w:shd w:fill="FFFFFF"/>
-          </w:tcPr>
-          <w:p>
-            <w:pPr>
-              <w:spacing w:before="0" w:after="0" w:line="240" w:lineRule="auto"/>
-              <w:jc w:val="center"/>
-            </w:pPr>
-            <w:r>
-              <w:rPr>
-                <w:rFonts w:ascii="Times New Roman" w:hAnsi="Times New Roman"/>
-                <w:sz w:val="14"/>
-              </w:rPr>
-              <w:t>0.04 s</w:t>
-            </w:r>
-          </w:p>
-        </w:tc>
-        <w:tc>
-          <w:tcPr>
-            <w:tcW w:type="dxa" w:w="792"/>
-            <w:tcMar>
-              <w:top w:w="25" w:type="dxa"/>
-              <w:bottom w:w="25" w:type="dxa"/>
-              <w:left w:w="35" w:type="dxa"/>
-              <w:right w:w="35" w:type="dxa"/>
-            </w:tcMar>
-            <w:shd w:fill="FFFFFF"/>
-          </w:tcPr>
-          <w:p>
-            <w:pPr>
-              <w:spacing w:before="0" w:after="0" w:line="240" w:lineRule="auto"/>
-              <w:jc w:val="center"/>
-            </w:pPr>
-            <w:r>
-              <w:rPr>
-                <w:rFonts w:ascii="Times New Roman" w:hAnsi="Times New Roman"/>
-                <w:sz w:val="14"/>
-              </w:rPr>
-              <w:t>0.05 s</w:t>
-            </w:r>
-          </w:p>
-        </w:tc>
-        <w:tc>
-          <w:tcPr>
-            <w:tcW w:type="dxa" w:w="792"/>
-            <w:tcMar>
-              <w:top w:w="25" w:type="dxa"/>
-              <w:bottom w:w="25" w:type="dxa"/>
-              <w:left w:w="35" w:type="dxa"/>
-              <w:right w:w="35" w:type="dxa"/>
-            </w:tcMar>
-            <w:shd w:fill="FFFFFF"/>
-          </w:tcPr>
-          <w:p>
-            <w:pPr>
-              <w:spacing w:before="0" w:after="0" w:line="240" w:lineRule="auto"/>
-              <w:jc w:val="center"/>
-            </w:pPr>
-            <w:r>
-              <w:rPr>
-                <w:rFonts w:ascii="Times New Roman" w:hAnsi="Times New Roman"/>
-                <w:sz w:val="14"/>
-              </w:rPr>
-              <w:t>+0.05 s</w:t>
-            </w:r>
-          </w:p>
-        </w:tc>
-      </w:tr>
-      <w:tr>
-        <w:trPr>
-          <w:cantSplit/>
-        </w:trPr>
-        <w:tc>
-          <w:tcPr>
-            <w:tcW w:type="dxa" w:w="1872"/>
-            <w:tcMar>
-              <w:top w:w="25" w:type="dxa"/>
-              <w:bottom w:w="25" w:type="dxa"/>
-              <w:left w:w="35" w:type="dxa"/>
-              <w:right w:w="35" w:type="dxa"/>
-            </w:tcMar>
-            <w:shd w:fill="F8FAFC"/>
-          </w:tcPr>
-          <w:p>
-            <w:pPr>
-              <w:spacing w:before="0" w:after="0" w:line="240" w:lineRule="auto"/>
-              <w:jc w:val="left"/>
-            </w:pPr>
-            <w:r>
-              <w:rPr>
-                <w:rFonts w:ascii="Times New Roman" w:hAnsi="Times New Roman"/>
-                <w:sz w:val="14"/>
-              </w:rPr>
-              <w:t>MCP Tool Execution Latency</w:t>
-            </w:r>
-          </w:p>
-        </w:tc>
-        <w:tc>
-          <w:tcPr>
-            <w:tcW w:type="dxa" w:w="648"/>
-            <w:tcMar>
-              <w:top w:w="25" w:type="dxa"/>
-              <w:bottom w:w="25" w:type="dxa"/>
-              <w:left w:w="35" w:type="dxa"/>
-              <w:right w:w="35" w:type="dxa"/>
-            </w:tcMar>
-            <w:shd w:fill="F8FAFC"/>
-          </w:tcPr>
-          <w:p>
-            <w:pPr>
-              <w:spacing w:before="0" w:after="0" w:line="240" w:lineRule="auto"/>
-              <w:jc w:val="center"/>
-            </w:pPr>
-            <w:r>
-              <w:rPr>
-                <w:rFonts w:ascii="Times New Roman" w:hAnsi="Times New Roman"/>
-                <w:sz w:val="14"/>
-              </w:rPr>
-              <w:t>0.00 s</w:t>
-            </w:r>
-          </w:p>
-        </w:tc>
-        <w:tc>
-          <w:tcPr>
-            <w:tcW w:type="dxa" w:w="648"/>
-            <w:tcMar>
-              <w:top w:w="25" w:type="dxa"/>
-              <w:bottom w:w="25" w:type="dxa"/>
-              <w:left w:w="35" w:type="dxa"/>
-              <w:right w:w="35" w:type="dxa"/>
-            </w:tcMar>
-            <w:shd w:fill="F8FAFC"/>
-          </w:tcPr>
-          <w:p>
-            <w:pPr>
-              <w:spacing w:before="0" w:after="0" w:line="240" w:lineRule="auto"/>
-              <w:jc w:val="center"/>
-            </w:pPr>
-            <w:r>
-              <w:rPr>
-                <w:rFonts w:ascii="Times New Roman" w:hAnsi="Times New Roman"/>
-                <w:sz w:val="14"/>
-              </w:rPr>
-              <w:t>0.00 s</w:t>
-            </w:r>
-          </w:p>
-        </w:tc>
-        <w:tc>
-          <w:tcPr>
-            <w:tcW w:type="dxa" w:w="792"/>
-            <w:tcMar>
-              <w:top w:w="25" w:type="dxa"/>
-              <w:bottom w:w="25" w:type="dxa"/>
-              <w:left w:w="35" w:type="dxa"/>
-              <w:right w:w="35" w:type="dxa"/>
-            </w:tcMar>
-            <w:shd w:fill="F8FAFC"/>
-          </w:tcPr>
-          <w:p>
-            <w:pPr>
-              <w:spacing w:before="0" w:after="0" w:line="240" w:lineRule="auto"/>
-              <w:jc w:val="center"/>
-            </w:pPr>
-            <w:r>
-              <w:rPr>
-                <w:rFonts w:ascii="Times New Roman" w:hAnsi="Times New Roman"/>
-                <w:sz w:val="14"/>
-              </w:rPr>
-              <w:t>1.82 s</w:t>
-            </w:r>
-          </w:p>
-        </w:tc>
-        <w:tc>
-          <w:tcPr>
-            <w:tcW w:type="dxa" w:w="792"/>
-            <w:tcMar>
-              <w:top w:w="25" w:type="dxa"/>
-              <w:bottom w:w="25" w:type="dxa"/>
-              <w:left w:w="35" w:type="dxa"/>
-              <w:right w:w="35" w:type="dxa"/>
-            </w:tcMar>
-            <w:shd w:fill="F8FAFC"/>
-          </w:tcPr>
-          <w:p>
-            <w:pPr>
-              <w:spacing w:before="0" w:after="0" w:line="240" w:lineRule="auto"/>
-              <w:jc w:val="center"/>
-            </w:pPr>
-            <w:r>
-              <w:rPr>
-                <w:rFonts w:ascii="Times New Roman" w:hAnsi="Times New Roman"/>
-                <w:sz w:val="14"/>
-              </w:rPr>
-              <w:t>+1.82 s</w:t>
-            </w:r>
-          </w:p>
-        </w:tc>
-      </w:tr>
-      <w:tr>
-        <w:trPr>
-          <w:cantSplit/>
-        </w:trPr>
-        <w:tc>
-          <w:tcPr>
-            <w:tcW w:type="dxa" w:w="1872"/>
-            <w:tcMar>
-              <w:top w:w="25" w:type="dxa"/>
-              <w:bottom w:w="25" w:type="dxa"/>
-              <w:left w:w="35" w:type="dxa"/>
-              <w:right w:w="35" w:type="dxa"/>
-            </w:tcMar>
-            <w:shd w:fill="FFFFFF"/>
-          </w:tcPr>
-          <w:p>
-            <w:pPr>
-              <w:spacing w:before="0" w:after="0" w:line="240" w:lineRule="auto"/>
-              <w:jc w:val="left"/>
-            </w:pPr>
-            <w:r>
-              <w:rPr>
-                <w:rFonts w:ascii="Times New Roman" w:hAnsi="Times New Roman"/>
-                <w:sz w:val="14"/>
-              </w:rPr>
-              <w:t>Total Response Latency</w:t>
-            </w:r>
-          </w:p>
-        </w:tc>
-        <w:tc>
-          <w:tcPr>
-            <w:tcW w:type="dxa" w:w="648"/>
-            <w:tcMar>
-              <w:top w:w="25" w:type="dxa"/>
-              <w:bottom w:w="25" w:type="dxa"/>
-              <w:left w:w="35" w:type="dxa"/>
-              <w:right w:w="35" w:type="dxa"/>
-            </w:tcMar>
-            <w:shd w:fill="FFFFFF"/>
-          </w:tcPr>
-          <w:p>
-            <w:pPr>
-              <w:spacing w:before="0" w:after="0" w:line="240" w:lineRule="auto"/>
-              <w:jc w:val="center"/>
-            </w:pPr>
-            <w:r>
-              <w:rPr>
-                <w:rFonts w:ascii="Times New Roman" w:hAnsi="Times New Roman"/>
-                <w:sz w:val="14"/>
-              </w:rPr>
-              <w:t>6.84 s</w:t>
-            </w:r>
-          </w:p>
-        </w:tc>
-        <w:tc>
-          <w:tcPr>
-            <w:tcW w:type="dxa" w:w="648"/>
-            <w:tcMar>
-              <w:top w:w="25" w:type="dxa"/>
-              <w:bottom w:w="25" w:type="dxa"/>
-              <w:left w:w="35" w:type="dxa"/>
-              <w:right w:w="35" w:type="dxa"/>
-            </w:tcMar>
-            <w:shd w:fill="FFFFFF"/>
-          </w:tcPr>
-          <w:p>
-            <w:pPr>
-              <w:spacing w:before="0" w:after="0" w:line="240" w:lineRule="auto"/>
-              <w:jc w:val="center"/>
-            </w:pPr>
-            <w:r>
-              <w:rPr>
-                <w:rFonts w:ascii="Times New Roman" w:hAnsi="Times New Roman"/>
-                <w:sz w:val="14"/>
-              </w:rPr>
-              <w:t>8.92 s</w:t>
-            </w:r>
-          </w:p>
-        </w:tc>
-        <w:tc>
-          <w:tcPr>
-            <w:tcW w:type="dxa" w:w="792"/>
-            <w:tcMar>
-              <w:top w:w="25" w:type="dxa"/>
-              <w:bottom w:w="25" w:type="dxa"/>
-              <w:left w:w="35" w:type="dxa"/>
-              <w:right w:w="35" w:type="dxa"/>
-            </w:tcMar>
-            <w:shd w:fill="FFFFFF"/>
-          </w:tcPr>
-          <w:p>
-            <w:pPr>
-              <w:spacing w:before="0" w:after="0" w:line="240" w:lineRule="auto"/>
-              <w:jc w:val="center"/>
-            </w:pPr>
-            <w:r>
-              <w:rPr>
-                <w:rFonts w:ascii="Times New Roman" w:hAnsi="Times New Roman"/>
-                <w:sz w:val="14"/>
-              </w:rPr>
-              <w:t>14.28 s</w:t>
-            </w:r>
-          </w:p>
-        </w:tc>
-        <w:tc>
-          <w:tcPr>
-            <w:tcW w:type="dxa" w:w="792"/>
-            <w:tcMar>
-              <w:top w:w="25" w:type="dxa"/>
-              <w:bottom w:w="25" w:type="dxa"/>
-              <w:left w:w="35" w:type="dxa"/>
-              <w:right w:w="35" w:type="dxa"/>
-            </w:tcMar>
-            <w:shd w:fill="FFFFFF"/>
-          </w:tcPr>
-          <w:p>
-            <w:pPr>
-              <w:spacing w:before="0" w:after="0" w:line="240" w:lineRule="auto"/>
-              <w:jc w:val="center"/>
-            </w:pPr>
-            <w:r>
-              <w:rPr>
-                <w:rFonts w:ascii="Times New Roman" w:hAnsi="Times New Roman"/>
-                <w:sz w:val="14"/>
-              </w:rPr>
-              <w:t>+7.44 s</w:t>
+              <w:t>-0.21</w:t>
             </w:r>
           </w:p>
         </w:tc>
@@ -4800,6 +3741,19 @@
       <w:pPr>
         <w:spacing w:before="0" w:after="40"/>
       </w:pPr>
+    </w:p>
+    <w:p>
+      <w:pPr>
+        <w:spacing w:after="44" w:before="0" w:line="252" w:lineRule="auto"/>
+        <w:jc w:val="both"/>
+      </w:pPr>
+      <w:r>
+        <w:rPr>
+          <w:rFonts w:ascii="Times New Roman" w:hAnsi="Times New Roman"/>
+          <w:sz w:val="18"/>
+        </w:rPr>
+        <w:t>Analysis of General Benchmark Findings: On the static 20-question suite, the agentic With-RAG model delivered 2.20 verified citations per response and achieved higher Groundedness (3.60 vs 3.25) as judged by mistral-small:24b. The parametric baseline yielded slightly higher lexical fact recall (19.9% vs 14.2%) because it emitted expansive general prose that coincidentally triggered superficial n-gram matches, whereas the With-RAG agent adhered strictly to retrieved document bounds without speculating.</w:t>
+      </w:r>
     </w:p>
     <w:p>
       <w:pPr>
@@ -4826,7 +3780,7 @@
           <w:rFonts w:ascii="Times New Roman" w:hAnsi="Times New Roman"/>
           <w:sz w:val="18"/>
         </w:rPr>
-        <w:t>To isolate the specific capabilities enabled by Deliverable 3 that static PDF retrieval cannot answer, a dedicated 5-question benchmark (mcp_eval_dataset.json) was evaluated using the full multi-agent tool harness:</w:t>
+        <w:t>To evaluate real-time telemetry and active tool agency beyond static PDFs, a dedicated 5-question suite (data/mcp_eval_results.md) was executed with live NASA APIs and STScI MAST endpoints:</w:t>
       </w:r>
     </w:p>
     <w:p>
@@ -4841,14 +3795,16 @@
           <w:i/>
           <w:sz w:val="15"/>
         </w:rPr>
-        <w:t>Table 4: Live Agentic MCP Benchmark Evaluation Across Specialized Tools</w:t>
+        <w:t>Table 4: Live Agentic MCP Benchmark Results (data/mcp_eval_results.md)</w:t>
       </w:r>
     </w:p>
     <w:tbl>
       <w:tblPr>
         <w:tblW w:type="auto" w:w="0"/>
         <w:jc w:val="center"/>
+        <w:tblLayout w:type="fixed"/>
         <w:tblLook w:firstColumn="1" w:firstRow="1" w:lastColumn="0" w:lastRow="0" w:noHBand="0" w:noVBand="1" w:val="04A0"/>
+        <w:tblW w:w="4678" w:type="dxa"/>
         <w:tblBorders>
           <w:top w:val="single" w:sz="6" w:space="0" w:color="0A192F"/>
           <w:bottom w:val="single" w:sz="6" w:space="0" w:color="0A192F"/>
@@ -4859,13 +3815,10 @@
         </w:tblBorders>
       </w:tblPr>
       <w:tblGrid>
-        <w:gridCol w:w="1440"/>
-        <w:gridCol w:w="1440"/>
-        <w:gridCol w:w="1440"/>
-        <w:gridCol w:w="1440"/>
-        <w:gridCol w:w="1440"/>
-        <w:gridCol w:w="1440"/>
-        <w:gridCol w:w="1440"/>
+        <w:gridCol w:w="2520"/>
+        <w:gridCol w:w="2520"/>
+        <w:gridCol w:w="2520"/>
+        <w:gridCol w:w="2520"/>
       </w:tblGrid>
       <w:tr>
         <w:trPr>
@@ -4874,12 +3827,13 @@
         </w:trPr>
         <w:tc>
           <w:tcPr>
-            <w:tcW w:type="dxa" w:w="1512"/>
+            <w:tcW w:type="dxa" w:w="1800"/>
+            <w:tcW w:w="1800" w:type="dxa"/>
             <w:tcMar>
-              <w:top w:w="40" w:type="dxa"/>
-              <w:bottom w:w="40" w:type="dxa"/>
-              <w:left w:w="35" w:type="dxa"/>
-              <w:right w:w="35" w:type="dxa"/>
+              <w:top w:w="35" w:type="dxa"/>
+              <w:bottom w:w="35" w:type="dxa"/>
+              <w:left w:w="30" w:type="dxa"/>
+              <w:right w:w="30" w:type="dxa"/>
             </w:tcMar>
             <w:shd w:fill="EAECEE"/>
           </w:tcPr>
@@ -4892,46 +3846,21 @@
               <w:rPr>
                 <w:rFonts w:ascii="Times New Roman" w:hAnsi="Times New Roman"/>
                 <w:b/>
-                <w:sz w:val="15"/>
+                <w:sz w:val="14"/>
               </w:rPr>
-              <w:t>ID &amp; Scientific Domain</w:t>
+              <w:t>Query &amp; Subsystem</w:t>
             </w:r>
           </w:p>
         </w:tc>
         <w:tc>
           <w:tcPr>
-            <w:tcW w:type="dxa" w:w="1368"/>
+            <w:tcW w:type="dxa" w:w="1008"/>
+            <w:tcW w:w="1007" w:type="dxa"/>
             <w:tcMar>
-              <w:top w:w="40" w:type="dxa"/>
-              <w:bottom w:w="40" w:type="dxa"/>
-              <w:left w:w="35" w:type="dxa"/>
-              <w:right w:w="35" w:type="dxa"/>
-            </w:tcMar>
-            <w:shd w:fill="EAECEE"/>
-          </w:tcPr>
-          <w:p>
-            <w:pPr>
-              <w:spacing w:before="0" w:after="0" w:line="240" w:lineRule="auto"/>
-              <w:jc w:val="left"/>
-            </w:pPr>
-            <w:r>
-              <w:rPr>
-                <w:rFonts w:ascii="Times New Roman" w:hAnsi="Times New Roman"/>
-                <w:b/>
-                <w:sz w:val="15"/>
-              </w:rPr>
-              <w:t>Target MCP Tools</w:t>
-            </w:r>
-          </w:p>
-        </w:tc>
-        <w:tc>
-          <w:tcPr>
-            <w:tcW w:type="dxa" w:w="504"/>
-            <w:tcMar>
-              <w:top w:w="40" w:type="dxa"/>
-              <w:bottom w:w="40" w:type="dxa"/>
-              <w:left w:w="35" w:type="dxa"/>
-              <w:right w:w="35" w:type="dxa"/>
+              <w:top w:w="35" w:type="dxa"/>
+              <w:bottom w:w="35" w:type="dxa"/>
+              <w:left w:w="30" w:type="dxa"/>
+              <w:right w:w="30" w:type="dxa"/>
             </w:tcMar>
             <w:shd w:fill="EAECEE"/>
           </w:tcPr>
@@ -4944,20 +3873,21 @@
               <w:rPr>
                 <w:rFonts w:ascii="Times New Roman" w:hAnsi="Times New Roman"/>
                 <w:b/>
-                <w:sz w:val="15"/>
+                <w:sz w:val="14"/>
               </w:rPr>
-              <w:t>With-RAG Recall</w:t>
+              <w:t>Fact Recall (RAG/Base)</w:t>
             </w:r>
           </w:p>
         </w:tc>
         <w:tc>
           <w:tcPr>
-            <w:tcW w:type="dxa" w:w="504"/>
+            <w:tcW w:type="dxa" w:w="1008"/>
+            <w:tcW w:w="1007" w:type="dxa"/>
             <w:tcMar>
-              <w:top w:w="40" w:type="dxa"/>
-              <w:bottom w:w="40" w:type="dxa"/>
-              <w:left w:w="35" w:type="dxa"/>
-              <w:right w:w="35" w:type="dxa"/>
+              <w:top w:w="35" w:type="dxa"/>
+              <w:bottom w:w="35" w:type="dxa"/>
+              <w:left w:w="30" w:type="dxa"/>
+              <w:right w:w="30" w:type="dxa"/>
             </w:tcMar>
             <w:shd w:fill="EAECEE"/>
           </w:tcPr>
@@ -4970,20 +3900,21 @@
               <w:rPr>
                 <w:rFonts w:ascii="Times New Roman" w:hAnsi="Times New Roman"/>
                 <w:b/>
-                <w:sz w:val="15"/>
+                <w:sz w:val="14"/>
               </w:rPr>
-              <w:t>No-RAG Recall</w:t>
+              <w:t>Telemetry (RAG/Base)</w:t>
             </w:r>
           </w:p>
         </w:tc>
         <w:tc>
           <w:tcPr>
-            <w:tcW w:type="dxa" w:w="504"/>
+            <w:tcW w:type="dxa" w:w="864"/>
+            <w:tcW w:w="864" w:type="dxa"/>
             <w:tcMar>
-              <w:top w:w="40" w:type="dxa"/>
-              <w:bottom w:w="40" w:type="dxa"/>
-              <w:left w:w="35" w:type="dxa"/>
-              <w:right w:w="35" w:type="dxa"/>
+              <w:top w:w="35" w:type="dxa"/>
+              <w:bottom w:w="35" w:type="dxa"/>
+              <w:left w:w="30" w:type="dxa"/>
+              <w:right w:w="30" w:type="dxa"/>
             </w:tcMar>
             <w:shd w:fill="EAECEE"/>
           </w:tcPr>
@@ -4996,61 +3927,9 @@
               <w:rPr>
                 <w:rFonts w:ascii="Times New Roman" w:hAnsi="Times New Roman"/>
                 <w:b/>
-                <w:sz w:val="15"/>
+                <w:sz w:val="14"/>
               </w:rPr>
-              <w:t>With-RAG Telem</w:t>
-            </w:r>
-          </w:p>
-        </w:tc>
-        <w:tc>
-          <w:tcPr>
-            <w:tcW w:type="dxa" w:w="432"/>
-            <w:tcMar>
-              <w:top w:w="40" w:type="dxa"/>
-              <w:bottom w:w="40" w:type="dxa"/>
-              <w:left w:w="35" w:type="dxa"/>
-              <w:right w:w="35" w:type="dxa"/>
-            </w:tcMar>
-            <w:shd w:fill="EAECEE"/>
-          </w:tcPr>
-          <w:p>
-            <w:pPr>
-              <w:spacing w:before="0" w:after="0" w:line="240" w:lineRule="auto"/>
-              <w:jc w:val="center"/>
-            </w:pPr>
-            <w:r>
-              <w:rPr>
-                <w:rFonts w:ascii="Times New Roman" w:hAnsi="Times New Roman"/>
-                <w:b/>
-                <w:sz w:val="15"/>
-              </w:rPr>
-              <w:t>Citations</w:t>
-            </w:r>
-          </w:p>
-        </w:tc>
-        <w:tc>
-          <w:tcPr>
-            <w:tcW w:type="dxa" w:w="504"/>
-            <w:tcMar>
-              <w:top w:w="40" w:type="dxa"/>
-              <w:bottom w:w="40" w:type="dxa"/>
-              <w:left w:w="35" w:type="dxa"/>
-              <w:right w:w="35" w:type="dxa"/>
-            </w:tcMar>
-            <w:shd w:fill="EAECEE"/>
-          </w:tcPr>
-          <w:p>
-            <w:pPr>
-              <w:spacing w:before="0" w:after="0" w:line="240" w:lineRule="auto"/>
-              <w:jc w:val="center"/>
-            </w:pPr>
-            <w:r>
-              <w:rPr>
-                <w:rFonts w:ascii="Times New Roman" w:hAnsi="Times New Roman"/>
-                <w:b/>
-                <w:sz w:val="15"/>
-              </w:rPr>
-              <w:t>Latency</w:t>
+              <w:t>Latency / Cites</w:t>
             </w:r>
           </w:p>
         </w:tc>
@@ -5061,12 +3940,13 @@
         </w:trPr>
         <w:tc>
           <w:tcPr>
-            <w:tcW w:type="dxa" w:w="1512"/>
+            <w:tcW w:type="dxa" w:w="1800"/>
+            <w:tcW w:w="1800" w:type="dxa"/>
             <w:tcMar>
               <w:top w:w="25" w:type="dxa"/>
               <w:bottom w:w="25" w:type="dxa"/>
-              <w:left w:w="35" w:type="dxa"/>
-              <w:right w:w="35" w:type="dxa"/>
+              <w:left w:w="30" w:type="dxa"/>
+              <w:right w:w="30" w:type="dxa"/>
             </w:tcMar>
             <w:shd w:fill="FFFFFF"/>
           </w:tcPr>
@@ -5080,18 +3960,211 @@
                 <w:rFonts w:ascii="Times New Roman" w:hAnsi="Times New Roman"/>
                 <w:sz w:val="14"/>
               </w:rPr>
-              <w:t>MCP_Q01: Live NeoWs Asteroids</w:t>
+              <w:t>MCP_Q01: NeoWs Asteroids</w:t>
             </w:r>
           </w:p>
         </w:tc>
         <w:tc>
           <w:tcPr>
-            <w:tcW w:type="dxa" w:w="1368"/>
+            <w:tcW w:type="dxa" w:w="1008"/>
+            <w:tcW w:w="1007" w:type="dxa"/>
             <w:tcMar>
               <w:top w:w="25" w:type="dxa"/>
               <w:bottom w:w="25" w:type="dxa"/>
-              <w:left w:w="35" w:type="dxa"/>
-              <w:right w:w="35" w:type="dxa"/>
+              <w:left w:w="30" w:type="dxa"/>
+              <w:right w:w="30" w:type="dxa"/>
+            </w:tcMar>
+            <w:shd w:fill="FFFFFF"/>
+          </w:tcPr>
+          <w:p>
+            <w:pPr>
+              <w:spacing w:before="0" w:after="0" w:line="240" w:lineRule="auto"/>
+              <w:jc w:val="center"/>
+            </w:pPr>
+            <w:r>
+              <w:rPr>
+                <w:rFonts w:ascii="Times New Roman" w:hAnsi="Times New Roman"/>
+                <w:sz w:val="14"/>
+              </w:rPr>
+              <w:t>71% / 71%</w:t>
+            </w:r>
+          </w:p>
+        </w:tc>
+        <w:tc>
+          <w:tcPr>
+            <w:tcW w:type="dxa" w:w="1008"/>
+            <w:tcW w:w="1007" w:type="dxa"/>
+            <w:tcMar>
+              <w:top w:w="25" w:type="dxa"/>
+              <w:bottom w:w="25" w:type="dxa"/>
+              <w:left w:w="30" w:type="dxa"/>
+              <w:right w:w="30" w:type="dxa"/>
+            </w:tcMar>
+            <w:shd w:fill="FFFFFF"/>
+          </w:tcPr>
+          <w:p>
+            <w:pPr>
+              <w:spacing w:before="0" w:after="0" w:line="240" w:lineRule="auto"/>
+              <w:jc w:val="center"/>
+            </w:pPr>
+            <w:r>
+              <w:rPr>
+                <w:rFonts w:ascii="Times New Roman" w:hAnsi="Times New Roman"/>
+                <w:sz w:val="14"/>
+              </w:rPr>
+              <w:t>50% / 25%</w:t>
+            </w:r>
+          </w:p>
+        </w:tc>
+        <w:tc>
+          <w:tcPr>
+            <w:tcW w:type="dxa" w:w="864"/>
+            <w:tcW w:w="864" w:type="dxa"/>
+            <w:tcMar>
+              <w:top w:w="25" w:type="dxa"/>
+              <w:bottom w:w="25" w:type="dxa"/>
+              <w:left w:w="30" w:type="dxa"/>
+              <w:right w:w="30" w:type="dxa"/>
+            </w:tcMar>
+            <w:shd w:fill="FFFFFF"/>
+          </w:tcPr>
+          <w:p>
+            <w:pPr>
+              <w:spacing w:before="0" w:after="0" w:line="240" w:lineRule="auto"/>
+              <w:jc w:val="center"/>
+            </w:pPr>
+            <w:r>
+              <w:rPr>
+                <w:rFonts w:ascii="Times New Roman" w:hAnsi="Times New Roman"/>
+                <w:sz w:val="14"/>
+              </w:rPr>
+              <w:t>25.2 s (1 cite)</w:t>
+            </w:r>
+          </w:p>
+        </w:tc>
+      </w:tr>
+      <w:tr>
+        <w:trPr>
+          <w:cantSplit/>
+        </w:trPr>
+        <w:tc>
+          <w:tcPr>
+            <w:tcW w:type="dxa" w:w="1800"/>
+            <w:tcW w:w="1800" w:type="dxa"/>
+            <w:tcMar>
+              <w:top w:w="25" w:type="dxa"/>
+              <w:bottom w:w="25" w:type="dxa"/>
+              <w:left w:w="30" w:type="dxa"/>
+              <w:right w:w="30" w:type="dxa"/>
+            </w:tcMar>
+            <w:shd w:fill="F8FAFC"/>
+          </w:tcPr>
+          <w:p>
+            <w:pPr>
+              <w:spacing w:before="0" w:after="0" w:line="240" w:lineRule="auto"/>
+              <w:jc w:val="left"/>
+            </w:pPr>
+            <w:r>
+              <w:rPr>
+                <w:rFonts w:ascii="Times New Roman" w:hAnsi="Times New Roman"/>
+                <w:sz w:val="14"/>
+              </w:rPr>
+              <w:t>MCP_Q02: Mars Perseverance</w:t>
+            </w:r>
+          </w:p>
+        </w:tc>
+        <w:tc>
+          <w:tcPr>
+            <w:tcW w:type="dxa" w:w="1008"/>
+            <w:tcW w:w="1007" w:type="dxa"/>
+            <w:tcMar>
+              <w:top w:w="25" w:type="dxa"/>
+              <w:bottom w:w="25" w:type="dxa"/>
+              <w:left w:w="30" w:type="dxa"/>
+              <w:right w:w="30" w:type="dxa"/>
+            </w:tcMar>
+            <w:shd w:fill="F8FAFC"/>
+          </w:tcPr>
+          <w:p>
+            <w:pPr>
+              <w:spacing w:before="0" w:after="0" w:line="240" w:lineRule="auto"/>
+              <w:jc w:val="center"/>
+            </w:pPr>
+            <w:r>
+              <w:rPr>
+                <w:rFonts w:ascii="Times New Roman" w:hAnsi="Times New Roman"/>
+                <w:sz w:val="14"/>
+              </w:rPr>
+              <w:t>88% / 38%</w:t>
+            </w:r>
+          </w:p>
+        </w:tc>
+        <w:tc>
+          <w:tcPr>
+            <w:tcW w:type="dxa" w:w="1008"/>
+            <w:tcW w:w="1007" w:type="dxa"/>
+            <w:tcMar>
+              <w:top w:w="25" w:type="dxa"/>
+              <w:bottom w:w="25" w:type="dxa"/>
+              <w:left w:w="30" w:type="dxa"/>
+              <w:right w:w="30" w:type="dxa"/>
+            </w:tcMar>
+            <w:shd w:fill="F8FAFC"/>
+          </w:tcPr>
+          <w:p>
+            <w:pPr>
+              <w:spacing w:before="0" w:after="0" w:line="240" w:lineRule="auto"/>
+              <w:jc w:val="center"/>
+            </w:pPr>
+            <w:r>
+              <w:rPr>
+                <w:rFonts w:ascii="Times New Roman" w:hAnsi="Times New Roman"/>
+                <w:sz w:val="14"/>
+              </w:rPr>
+              <w:t>75% / 75%</w:t>
+            </w:r>
+          </w:p>
+        </w:tc>
+        <w:tc>
+          <w:tcPr>
+            <w:tcW w:type="dxa" w:w="864"/>
+            <w:tcW w:w="864" w:type="dxa"/>
+            <w:tcMar>
+              <w:top w:w="25" w:type="dxa"/>
+              <w:bottom w:w="25" w:type="dxa"/>
+              <w:left w:w="30" w:type="dxa"/>
+              <w:right w:w="30" w:type="dxa"/>
+            </w:tcMar>
+            <w:shd w:fill="F8FAFC"/>
+          </w:tcPr>
+          <w:p>
+            <w:pPr>
+              <w:spacing w:before="0" w:after="0" w:line="240" w:lineRule="auto"/>
+              <w:jc w:val="center"/>
+            </w:pPr>
+            <w:r>
+              <w:rPr>
+                <w:rFonts w:ascii="Times New Roman" w:hAnsi="Times New Roman"/>
+                <w:sz w:val="14"/>
+              </w:rPr>
+              <w:t>20.3 s (1 cite)</w:t>
+            </w:r>
+          </w:p>
+        </w:tc>
+      </w:tr>
+      <w:tr>
+        <w:trPr>
+          <w:cantSplit/>
+        </w:trPr>
+        <w:tc>
+          <w:tcPr>
+            <w:tcW w:type="dxa" w:w="1800"/>
+            <w:tcW w:w="1800" w:type="dxa"/>
+            <w:tcMar>
+              <w:top w:w="25" w:type="dxa"/>
+              <w:bottom w:w="25" w:type="dxa"/>
+              <w:left w:w="30" w:type="dxa"/>
+              <w:right w:w="30" w:type="dxa"/>
             </w:tcMar>
             <w:shd w:fill="FFFFFF"/>
           </w:tcPr>
@@ -5105,18 +4178,19 @@
                 <w:rFonts w:ascii="Times New Roman" w:hAnsi="Times New Roman"/>
                 <w:sz w:val="14"/>
               </w:rPr>
-              <w:t>seq_thinking, nasa_near_earth_objects</w:t>
+              <w:t>MCP_Q03: MAST TRAPPIST-1</w:t>
             </w:r>
           </w:p>
         </w:tc>
         <w:tc>
           <w:tcPr>
-            <w:tcW w:type="dxa" w:w="504"/>
+            <w:tcW w:type="dxa" w:w="1008"/>
+            <w:tcW w:w="1007" w:type="dxa"/>
             <w:tcMar>
               <w:top w:w="25" w:type="dxa"/>
               <w:bottom w:w="25" w:type="dxa"/>
-              <w:left w:w="35" w:type="dxa"/>
-              <w:right w:w="35" w:type="dxa"/>
+              <w:left w:w="30" w:type="dxa"/>
+              <w:right w:w="30" w:type="dxa"/>
             </w:tcMar>
             <w:shd w:fill="FFFFFF"/>
           </w:tcPr>
@@ -5130,18 +4204,19 @@
                 <w:rFonts w:ascii="Times New Roman" w:hAnsi="Times New Roman"/>
                 <w:sz w:val="14"/>
               </w:rPr>
-              <w:t>57%</w:t>
+              <w:t>88% / 88%</w:t>
             </w:r>
           </w:p>
         </w:tc>
         <w:tc>
           <w:tcPr>
-            <w:tcW w:type="dxa" w:w="504"/>
+            <w:tcW w:type="dxa" w:w="1008"/>
+            <w:tcW w:w="1007" w:type="dxa"/>
             <w:tcMar>
               <w:top w:w="25" w:type="dxa"/>
               <w:bottom w:w="25" w:type="dxa"/>
-              <w:left w:w="35" w:type="dxa"/>
-              <w:right w:w="35" w:type="dxa"/>
+              <w:left w:w="30" w:type="dxa"/>
+              <w:right w:w="30" w:type="dxa"/>
             </w:tcMar>
             <w:shd w:fill="FFFFFF"/>
           </w:tcPr>
@@ -5155,18 +4230,19 @@
                 <w:rFonts w:ascii="Times New Roman" w:hAnsi="Times New Roman"/>
                 <w:sz w:val="14"/>
               </w:rPr>
-              <w:t>57%</w:t>
+              <w:t>75% / 50%</w:t>
             </w:r>
           </w:p>
         </w:tc>
         <w:tc>
           <w:tcPr>
-            <w:tcW w:type="dxa" w:w="504"/>
+            <w:tcW w:type="dxa" w:w="864"/>
+            <w:tcW w:w="864" w:type="dxa"/>
             <w:tcMar>
               <w:top w:w="25" w:type="dxa"/>
               <w:bottom w:w="25" w:type="dxa"/>
-              <w:left w:w="35" w:type="dxa"/>
-              <w:right w:w="35" w:type="dxa"/>
+              <w:left w:w="30" w:type="dxa"/>
+              <w:right w:w="30" w:type="dxa"/>
             </w:tcMar>
             <w:shd w:fill="FFFFFF"/>
           </w:tcPr>
@@ -5180,18 +4256,159 @@
                 <w:rFonts w:ascii="Times New Roman" w:hAnsi="Times New Roman"/>
                 <w:sz w:val="14"/>
               </w:rPr>
-              <w:t>50%</w:t>
+              <w:t>18.4 s (1 cite)</w:t>
+            </w:r>
+          </w:p>
+        </w:tc>
+      </w:tr>
+      <w:tr>
+        <w:trPr>
+          <w:cantSplit/>
+        </w:trPr>
+        <w:tc>
+          <w:tcPr>
+            <w:tcW w:type="dxa" w:w="1800"/>
+            <w:tcW w:w="1800" w:type="dxa"/>
+            <w:tcMar>
+              <w:top w:w="25" w:type="dxa"/>
+              <w:bottom w:w="25" w:type="dxa"/>
+              <w:left w:w="30" w:type="dxa"/>
+              <w:right w:w="30" w:type="dxa"/>
+            </w:tcMar>
+            <w:shd w:fill="F8FAFC"/>
+          </w:tcPr>
+          <w:p>
+            <w:pPr>
+              <w:spacing w:before="0" w:after="0" w:line="240" w:lineRule="auto"/>
+              <w:jc w:val="left"/>
+            </w:pPr>
+            <w:r>
+              <w:rPr>
+                <w:rFonts w:ascii="Times New Roman" w:hAnsi="Times New Roman"/>
+                <w:sz w:val="14"/>
+              </w:rPr>
+              <w:t>MCP_Q04: DONKI Solar CME</w:t>
             </w:r>
           </w:p>
         </w:tc>
         <w:tc>
           <w:tcPr>
-            <w:tcW w:type="dxa" w:w="432"/>
+            <w:tcW w:type="dxa" w:w="1008"/>
+            <w:tcW w:w="1007" w:type="dxa"/>
             <w:tcMar>
               <w:top w:w="25" w:type="dxa"/>
               <w:bottom w:w="25" w:type="dxa"/>
-              <w:left w:w="35" w:type="dxa"/>
-              <w:right w:w="35" w:type="dxa"/>
+              <w:left w:w="30" w:type="dxa"/>
+              <w:right w:w="30" w:type="dxa"/>
+            </w:tcMar>
+            <w:shd w:fill="F8FAFC"/>
+          </w:tcPr>
+          <w:p>
+            <w:pPr>
+              <w:spacing w:before="0" w:after="0" w:line="240" w:lineRule="auto"/>
+              <w:jc w:val="center"/>
+            </w:pPr>
+            <w:r>
+              <w:rPr>
+                <w:rFonts w:ascii="Times New Roman" w:hAnsi="Times New Roman"/>
+                <w:sz w:val="14"/>
+              </w:rPr>
+              <w:t>75% / 62%</w:t>
+            </w:r>
+          </w:p>
+        </w:tc>
+        <w:tc>
+          <w:tcPr>
+            <w:tcW w:type="dxa" w:w="1008"/>
+            <w:tcW w:w="1007" w:type="dxa"/>
+            <w:tcMar>
+              <w:top w:w="25" w:type="dxa"/>
+              <w:bottom w:w="25" w:type="dxa"/>
+              <w:left w:w="30" w:type="dxa"/>
+              <w:right w:w="30" w:type="dxa"/>
+            </w:tcMar>
+            <w:shd w:fill="F8FAFC"/>
+          </w:tcPr>
+          <w:p>
+            <w:pPr>
+              <w:spacing w:before="0" w:after="0" w:line="240" w:lineRule="auto"/>
+              <w:jc w:val="center"/>
+            </w:pPr>
+            <w:r>
+              <w:rPr>
+                <w:rFonts w:ascii="Times New Roman" w:hAnsi="Times New Roman"/>
+                <w:sz w:val="14"/>
+              </w:rPr>
+              <w:t>100% / 33%</w:t>
+            </w:r>
+          </w:p>
+        </w:tc>
+        <w:tc>
+          <w:tcPr>
+            <w:tcW w:type="dxa" w:w="864"/>
+            <w:tcW w:w="864" w:type="dxa"/>
+            <w:tcMar>
+              <w:top w:w="25" w:type="dxa"/>
+              <w:bottom w:w="25" w:type="dxa"/>
+              <w:left w:w="30" w:type="dxa"/>
+              <w:right w:w="30" w:type="dxa"/>
+            </w:tcMar>
+            <w:shd w:fill="F8FAFC"/>
+          </w:tcPr>
+          <w:p>
+            <w:pPr>
+              <w:spacing w:before="0" w:after="0" w:line="240" w:lineRule="auto"/>
+              <w:jc w:val="center"/>
+            </w:pPr>
+            <w:r>
+              <w:rPr>
+                <w:rFonts w:ascii="Times New Roman" w:hAnsi="Times New Roman"/>
+                <w:sz w:val="14"/>
+              </w:rPr>
+              <w:t>25.1 s (3 cites)</w:t>
+            </w:r>
+          </w:p>
+        </w:tc>
+      </w:tr>
+      <w:tr>
+        <w:trPr>
+          <w:cantSplit/>
+        </w:trPr>
+        <w:tc>
+          <w:tcPr>
+            <w:tcW w:type="dxa" w:w="1800"/>
+            <w:tcW w:w="1800" w:type="dxa"/>
+            <w:tcMar>
+              <w:top w:w="25" w:type="dxa"/>
+              <w:bottom w:w="25" w:type="dxa"/>
+              <w:left w:w="30" w:type="dxa"/>
+              <w:right w:w="30" w:type="dxa"/>
+            </w:tcMar>
+            <w:shd w:fill="FFFFFF"/>
+          </w:tcPr>
+          <w:p>
+            <w:pPr>
+              <w:spacing w:before="0" w:after="0" w:line="240" w:lineRule="auto"/>
+              <w:jc w:val="left"/>
+            </w:pPr>
+            <w:r>
+              <w:rPr>
+                <w:rFonts w:ascii="Times New Roman" w:hAnsi="Times New Roman"/>
+                <w:sz w:val="14"/>
+              </w:rPr>
+              <w:t>MCP_Q05: DART Deflection</w:t>
+            </w:r>
+          </w:p>
+        </w:tc>
+        <w:tc>
+          <w:tcPr>
+            <w:tcW w:type="dxa" w:w="1008"/>
+            <w:tcW w:w="1007" w:type="dxa"/>
+            <w:tcMar>
+              <w:top w:w="25" w:type="dxa"/>
+              <w:bottom w:w="25" w:type="dxa"/>
+              <w:left w:w="30" w:type="dxa"/>
+              <w:right w:w="30" w:type="dxa"/>
             </w:tcMar>
             <w:shd w:fill="FFFFFF"/>
           </w:tcPr>
@@ -5205,18 +4422,19 @@
                 <w:rFonts w:ascii="Times New Roman" w:hAnsi="Times New Roman"/>
                 <w:sz w:val="14"/>
               </w:rPr>
-              <w:t>1</w:t>
+              <w:t>56% / 78%</w:t>
             </w:r>
           </w:p>
         </w:tc>
         <w:tc>
           <w:tcPr>
-            <w:tcW w:type="dxa" w:w="504"/>
+            <w:tcW w:type="dxa" w:w="1008"/>
+            <w:tcW w:w="1007" w:type="dxa"/>
             <w:tcMar>
               <w:top w:w="25" w:type="dxa"/>
               <w:bottom w:w="25" w:type="dxa"/>
-              <w:left w:w="35" w:type="dxa"/>
-              <w:right w:w="35" w:type="dxa"/>
+              <w:left w:w="30" w:type="dxa"/>
+              <w:right w:w="30" w:type="dxa"/>
             </w:tcMar>
             <w:shd w:fill="FFFFFF"/>
           </w:tcPr>
@@ -5230,7 +4448,33 @@
                 <w:rFonts w:ascii="Times New Roman" w:hAnsi="Times New Roman"/>
                 <w:sz w:val="14"/>
               </w:rPr>
-              <w:t>14.3 s</w:t>
+              <w:t>25% / 25%</w:t>
+            </w:r>
+          </w:p>
+        </w:tc>
+        <w:tc>
+          <w:tcPr>
+            <w:tcW w:type="dxa" w:w="864"/>
+            <w:tcW w:w="864" w:type="dxa"/>
+            <w:tcMar>
+              <w:top w:w="25" w:type="dxa"/>
+              <w:bottom w:w="25" w:type="dxa"/>
+              <w:left w:w="30" w:type="dxa"/>
+              <w:right w:w="30" w:type="dxa"/>
+            </w:tcMar>
+            <w:shd w:fill="FFFFFF"/>
+          </w:tcPr>
+          <w:p>
+            <w:pPr>
+              <w:spacing w:before="0" w:after="0" w:line="240" w:lineRule="auto"/>
+              <w:jc w:val="center"/>
+            </w:pPr>
+            <w:r>
+              <w:rPr>
+                <w:rFonts w:ascii="Times New Roman" w:hAnsi="Times New Roman"/>
+                <w:sz w:val="14"/>
+              </w:rPr>
+              <w:t>29.3 s (3 cites)</w:t>
             </w:r>
           </w:p>
         </w:tc>
@@ -5241,12 +4485,13 @@
         </w:trPr>
         <w:tc>
           <w:tcPr>
-            <w:tcW w:type="dxa" w:w="1512"/>
+            <w:tcW w:type="dxa" w:w="1800"/>
+            <w:tcW w:w="1800" w:type="dxa"/>
             <w:tcMar>
               <w:top w:w="25" w:type="dxa"/>
               <w:bottom w:w="25" w:type="dxa"/>
-              <w:left w:w="35" w:type="dxa"/>
-              <w:right w:w="35" w:type="dxa"/>
+              <w:left w:w="30" w:type="dxa"/>
+              <w:right w:w="30" w:type="dxa"/>
             </w:tcMar>
             <w:shd w:fill="F8FAFC"/>
           </w:tcPr>
@@ -5260,43 +4505,19 @@
                 <w:rFonts w:ascii="Times New Roman" w:hAnsi="Times New Roman"/>
                 <w:sz w:val="14"/>
               </w:rPr>
-              <w:t>MCP_Q02: Mars Perseverance Manifest</w:t>
+              <w:t>Mean Performance</w:t>
             </w:r>
           </w:p>
         </w:tc>
         <w:tc>
           <w:tcPr>
-            <w:tcW w:type="dxa" w:w="1368"/>
+            <w:tcW w:type="dxa" w:w="1008"/>
+            <w:tcW w:w="1007" w:type="dxa"/>
             <w:tcMar>
               <w:top w:w="25" w:type="dxa"/>
               <w:bottom w:w="25" w:type="dxa"/>
-              <w:left w:w="35" w:type="dxa"/>
-              <w:right w:w="35" w:type="dxa"/>
-            </w:tcMar>
-            <w:shd w:fill="F8FAFC"/>
-          </w:tcPr>
-          <w:p>
-            <w:pPr>
-              <w:spacing w:before="0" w:after="0" w:line="240" w:lineRule="auto"/>
-              <w:jc w:val="left"/>
-            </w:pPr>
-            <w:r>
-              <w:rPr>
-                <w:rFonts w:ascii="Times New Roman" w:hAnsi="Times New Roman"/>
-                <w:sz w:val="14"/>
-              </w:rPr>
-              <w:t>seq_thinking, nasa_mars_rover_*</w:t>
-            </w:r>
-          </w:p>
-        </w:tc>
-        <w:tc>
-          <w:tcPr>
-            <w:tcW w:type="dxa" w:w="504"/>
-            <w:tcMar>
-              <w:top w:w="25" w:type="dxa"/>
-              <w:bottom w:w="25" w:type="dxa"/>
-              <w:left w:w="35" w:type="dxa"/>
-              <w:right w:w="35" w:type="dxa"/>
+              <w:left w:w="30" w:type="dxa"/>
+              <w:right w:w="30" w:type="dxa"/>
             </w:tcMar>
             <w:shd w:fill="F8FAFC"/>
           </w:tcPr>
@@ -5310,18 +4531,19 @@
                 <w:rFonts w:ascii="Times New Roman" w:hAnsi="Times New Roman"/>
                 <w:sz w:val="14"/>
               </w:rPr>
-              <w:t>38%</w:t>
+              <w:t>75.4% / 67.3%</w:t>
             </w:r>
           </w:p>
         </w:tc>
         <w:tc>
           <w:tcPr>
-            <w:tcW w:type="dxa" w:w="504"/>
+            <w:tcW w:type="dxa" w:w="1008"/>
+            <w:tcW w:w="1007" w:type="dxa"/>
             <w:tcMar>
               <w:top w:w="25" w:type="dxa"/>
               <w:bottom w:w="25" w:type="dxa"/>
-              <w:left w:w="35" w:type="dxa"/>
-              <w:right w:w="35" w:type="dxa"/>
+              <w:left w:w="30" w:type="dxa"/>
+              <w:right w:w="30" w:type="dxa"/>
             </w:tcMar>
             <w:shd w:fill="F8FAFC"/>
           </w:tcPr>
@@ -5335,18 +4557,19 @@
                 <w:rFonts w:ascii="Times New Roman" w:hAnsi="Times New Roman"/>
                 <w:sz w:val="14"/>
               </w:rPr>
-              <w:t>50%</w:t>
+              <w:t>65.0% / 41.7%</w:t>
             </w:r>
           </w:p>
         </w:tc>
         <w:tc>
           <w:tcPr>
-            <w:tcW w:type="dxa" w:w="504"/>
+            <w:tcW w:type="dxa" w:w="864"/>
+            <w:tcW w:w="864" w:type="dxa"/>
             <w:tcMar>
               <w:top w:w="25" w:type="dxa"/>
               <w:bottom w:w="25" w:type="dxa"/>
-              <w:left w:w="35" w:type="dxa"/>
-              <w:right w:w="35" w:type="dxa"/>
+              <w:left w:w="30" w:type="dxa"/>
+              <w:right w:w="30" w:type="dxa"/>
             </w:tcMar>
             <w:shd w:fill="F8FAFC"/>
           </w:tcPr>
@@ -5360,597 +4583,7 @@
                 <w:rFonts w:ascii="Times New Roman" w:hAnsi="Times New Roman"/>
                 <w:sz w:val="14"/>
               </w:rPr>
-              <w:t>75%</w:t>
-            </w:r>
-          </w:p>
-        </w:tc>
-        <w:tc>
-          <w:tcPr>
-            <w:tcW w:type="dxa" w:w="432"/>
-            <w:tcMar>
-              <w:top w:w="25" w:type="dxa"/>
-              <w:bottom w:w="25" w:type="dxa"/>
-              <w:left w:w="35" w:type="dxa"/>
-              <w:right w:w="35" w:type="dxa"/>
-            </w:tcMar>
-            <w:shd w:fill="F8FAFC"/>
-          </w:tcPr>
-          <w:p>
-            <w:pPr>
-              <w:spacing w:before="0" w:after="0" w:line="240" w:lineRule="auto"/>
-              <w:jc w:val="center"/>
-            </w:pPr>
-            <w:r>
-              <w:rPr>
-                <w:rFonts w:ascii="Times New Roman" w:hAnsi="Times New Roman"/>
-                <w:sz w:val="14"/>
-              </w:rPr>
-              <w:t>1</w:t>
-            </w:r>
-          </w:p>
-        </w:tc>
-        <w:tc>
-          <w:tcPr>
-            <w:tcW w:type="dxa" w:w="504"/>
-            <w:tcMar>
-              <w:top w:w="25" w:type="dxa"/>
-              <w:bottom w:w="25" w:type="dxa"/>
-              <w:left w:w="35" w:type="dxa"/>
-              <w:right w:w="35" w:type="dxa"/>
-            </w:tcMar>
-            <w:shd w:fill="F8FAFC"/>
-          </w:tcPr>
-          <w:p>
-            <w:pPr>
-              <w:spacing w:before="0" w:after="0" w:line="240" w:lineRule="auto"/>
-              <w:jc w:val="center"/>
-            </w:pPr>
-            <w:r>
-              <w:rPr>
-                <w:rFonts w:ascii="Times New Roman" w:hAnsi="Times New Roman"/>
-                <w:sz w:val="14"/>
-              </w:rPr>
-              <w:t>14.5 s</w:t>
-            </w:r>
-          </w:p>
-        </w:tc>
-      </w:tr>
-      <w:tr>
-        <w:trPr>
-          <w:cantSplit/>
-        </w:trPr>
-        <w:tc>
-          <w:tcPr>
-            <w:tcW w:type="dxa" w:w="1512"/>
-            <w:tcMar>
-              <w:top w:w="25" w:type="dxa"/>
-              <w:bottom w:w="25" w:type="dxa"/>
-              <w:left w:w="35" w:type="dxa"/>
-              <w:right w:w="35" w:type="dxa"/>
-            </w:tcMar>
-            <w:shd w:fill="FFFFFF"/>
-          </w:tcPr>
-          <w:p>
-            <w:pPr>
-              <w:spacing w:before="0" w:after="0" w:line="240" w:lineRule="auto"/>
-              <w:jc w:val="left"/>
-            </w:pPr>
-            <w:r>
-              <w:rPr>
-                <w:rFonts w:ascii="Times New Roman" w:hAnsi="Times New Roman"/>
-                <w:sz w:val="14"/>
-              </w:rPr>
-              <w:t>MCP_Q03: MAST TRAPPIST-1 Archives</w:t>
-            </w:r>
-          </w:p>
-        </w:tc>
-        <w:tc>
-          <w:tcPr>
-            <w:tcW w:type="dxa" w:w="1368"/>
-            <w:tcMar>
-              <w:top w:w="25" w:type="dxa"/>
-              <w:bottom w:w="25" w:type="dxa"/>
-              <w:left w:w="35" w:type="dxa"/>
-              <w:right w:w="35" w:type="dxa"/>
-            </w:tcMar>
-            <w:shd w:fill="FFFFFF"/>
-          </w:tcPr>
-          <w:p>
-            <w:pPr>
-              <w:spacing w:before="0" w:after="0" w:line="240" w:lineRule="auto"/>
-              <w:jc w:val="left"/>
-            </w:pPr>
-            <w:r>
-              <w:rPr>
-                <w:rFonts w:ascii="Times New Roman" w:hAnsi="Times New Roman"/>
-                <w:sz w:val="14"/>
-              </w:rPr>
-              <w:t>seq_thinking, mast_resolve_target, mast_*</w:t>
-            </w:r>
-          </w:p>
-        </w:tc>
-        <w:tc>
-          <w:tcPr>
-            <w:tcW w:type="dxa" w:w="504"/>
-            <w:tcMar>
-              <w:top w:w="25" w:type="dxa"/>
-              <w:bottom w:w="25" w:type="dxa"/>
-              <w:left w:w="35" w:type="dxa"/>
-              <w:right w:w="35" w:type="dxa"/>
-            </w:tcMar>
-            <w:shd w:fill="FFFFFF"/>
-          </w:tcPr>
-          <w:p>
-            <w:pPr>
-              <w:spacing w:before="0" w:after="0" w:line="240" w:lineRule="auto"/>
-              <w:jc w:val="center"/>
-            </w:pPr>
-            <w:r>
-              <w:rPr>
-                <w:rFonts w:ascii="Times New Roman" w:hAnsi="Times New Roman"/>
-                <w:sz w:val="14"/>
-              </w:rPr>
-              <w:t>88%</w:t>
-            </w:r>
-          </w:p>
-        </w:tc>
-        <w:tc>
-          <w:tcPr>
-            <w:tcW w:type="dxa" w:w="504"/>
-            <w:tcMar>
-              <w:top w:w="25" w:type="dxa"/>
-              <w:bottom w:w="25" w:type="dxa"/>
-              <w:left w:w="35" w:type="dxa"/>
-              <w:right w:w="35" w:type="dxa"/>
-            </w:tcMar>
-            <w:shd w:fill="FFFFFF"/>
-          </w:tcPr>
-          <w:p>
-            <w:pPr>
-              <w:spacing w:before="0" w:after="0" w:line="240" w:lineRule="auto"/>
-              <w:jc w:val="center"/>
-            </w:pPr>
-            <w:r>
-              <w:rPr>
-                <w:rFonts w:ascii="Times New Roman" w:hAnsi="Times New Roman"/>
-                <w:sz w:val="14"/>
-              </w:rPr>
-              <w:t>88%</w:t>
-            </w:r>
-          </w:p>
-        </w:tc>
-        <w:tc>
-          <w:tcPr>
-            <w:tcW w:type="dxa" w:w="504"/>
-            <w:tcMar>
-              <w:top w:w="25" w:type="dxa"/>
-              <w:bottom w:w="25" w:type="dxa"/>
-              <w:left w:w="35" w:type="dxa"/>
-              <w:right w:w="35" w:type="dxa"/>
-            </w:tcMar>
-            <w:shd w:fill="FFFFFF"/>
-          </w:tcPr>
-          <w:p>
-            <w:pPr>
-              <w:spacing w:before="0" w:after="0" w:line="240" w:lineRule="auto"/>
-              <w:jc w:val="center"/>
-            </w:pPr>
-            <w:r>
-              <w:rPr>
-                <w:rFonts w:ascii="Times New Roman" w:hAnsi="Times New Roman"/>
-                <w:sz w:val="14"/>
-              </w:rPr>
-              <w:t>75%</w:t>
-            </w:r>
-          </w:p>
-        </w:tc>
-        <w:tc>
-          <w:tcPr>
-            <w:tcW w:type="dxa" w:w="432"/>
-            <w:tcMar>
-              <w:top w:w="25" w:type="dxa"/>
-              <w:bottom w:w="25" w:type="dxa"/>
-              <w:left w:w="35" w:type="dxa"/>
-              <w:right w:w="35" w:type="dxa"/>
-            </w:tcMar>
-            <w:shd w:fill="FFFFFF"/>
-          </w:tcPr>
-          <w:p>
-            <w:pPr>
-              <w:spacing w:before="0" w:after="0" w:line="240" w:lineRule="auto"/>
-              <w:jc w:val="center"/>
-            </w:pPr>
-            <w:r>
-              <w:rPr>
-                <w:rFonts w:ascii="Times New Roman" w:hAnsi="Times New Roman"/>
-                <w:sz w:val="14"/>
-              </w:rPr>
-              <w:t>1</w:t>
-            </w:r>
-          </w:p>
-        </w:tc>
-        <w:tc>
-          <w:tcPr>
-            <w:tcW w:type="dxa" w:w="504"/>
-            <w:tcMar>
-              <w:top w:w="25" w:type="dxa"/>
-              <w:bottom w:w="25" w:type="dxa"/>
-              <w:left w:w="35" w:type="dxa"/>
-              <w:right w:w="35" w:type="dxa"/>
-            </w:tcMar>
-            <w:shd w:fill="FFFFFF"/>
-          </w:tcPr>
-          <w:p>
-            <w:pPr>
-              <w:spacing w:before="0" w:after="0" w:line="240" w:lineRule="auto"/>
-              <w:jc w:val="center"/>
-            </w:pPr>
-            <w:r>
-              <w:rPr>
-                <w:rFonts w:ascii="Times New Roman" w:hAnsi="Times New Roman"/>
-                <w:sz w:val="14"/>
-              </w:rPr>
-              <w:t>12.2 s</w:t>
-            </w:r>
-          </w:p>
-        </w:tc>
-      </w:tr>
-      <w:tr>
-        <w:trPr>
-          <w:cantSplit/>
-        </w:trPr>
-        <w:tc>
-          <w:tcPr>
-            <w:tcW w:type="dxa" w:w="1512"/>
-            <w:tcMar>
-              <w:top w:w="25" w:type="dxa"/>
-              <w:bottom w:w="25" w:type="dxa"/>
-              <w:left w:w="35" w:type="dxa"/>
-              <w:right w:w="35" w:type="dxa"/>
-            </w:tcMar>
-            <w:shd w:fill="F8FAFC"/>
-          </w:tcPr>
-          <w:p>
-            <w:pPr>
-              <w:spacing w:before="0" w:after="0" w:line="240" w:lineRule="auto"/>
-              <w:jc w:val="left"/>
-            </w:pPr>
-            <w:r>
-              <w:rPr>
-                <w:rFonts w:ascii="Times New Roman" w:hAnsi="Times New Roman"/>
-                <w:sz w:val="14"/>
-              </w:rPr>
-              <w:t>MCP_Q04: DONKI Solar CME Weather</w:t>
-            </w:r>
-          </w:p>
-        </w:tc>
-        <w:tc>
-          <w:tcPr>
-            <w:tcW w:type="dxa" w:w="1368"/>
-            <w:tcMar>
-              <w:top w:w="25" w:type="dxa"/>
-              <w:bottom w:w="25" w:type="dxa"/>
-              <w:left w:w="35" w:type="dxa"/>
-              <w:right w:w="35" w:type="dxa"/>
-            </w:tcMar>
-            <w:shd w:fill="F8FAFC"/>
-          </w:tcPr>
-          <w:p>
-            <w:pPr>
-              <w:spacing w:before="0" w:after="0" w:line="240" w:lineRule="auto"/>
-              <w:jc w:val="left"/>
-            </w:pPr>
-            <w:r>
-              <w:rPr>
-                <w:rFonts w:ascii="Times New Roman" w:hAnsi="Times New Roman"/>
-                <w:sz w:val="14"/>
-              </w:rPr>
-              <w:t>seq_thinking, nasa_space_weather_donki</w:t>
-            </w:r>
-          </w:p>
-        </w:tc>
-        <w:tc>
-          <w:tcPr>
-            <w:tcW w:type="dxa" w:w="504"/>
-            <w:tcMar>
-              <w:top w:w="25" w:type="dxa"/>
-              <w:bottom w:w="25" w:type="dxa"/>
-              <w:left w:w="35" w:type="dxa"/>
-              <w:right w:w="35" w:type="dxa"/>
-            </w:tcMar>
-            <w:shd w:fill="F8FAFC"/>
-          </w:tcPr>
-          <w:p>
-            <w:pPr>
-              <w:spacing w:before="0" w:after="0" w:line="240" w:lineRule="auto"/>
-              <w:jc w:val="center"/>
-            </w:pPr>
-            <w:r>
-              <w:rPr>
-                <w:rFonts w:ascii="Times New Roman" w:hAnsi="Times New Roman"/>
-                <w:sz w:val="14"/>
-              </w:rPr>
-              <w:t>100%</w:t>
-            </w:r>
-          </w:p>
-        </w:tc>
-        <w:tc>
-          <w:tcPr>
-            <w:tcW w:type="dxa" w:w="504"/>
-            <w:tcMar>
-              <w:top w:w="25" w:type="dxa"/>
-              <w:bottom w:w="25" w:type="dxa"/>
-              <w:left w:w="35" w:type="dxa"/>
-              <w:right w:w="35" w:type="dxa"/>
-            </w:tcMar>
-            <w:shd w:fill="F8FAFC"/>
-          </w:tcPr>
-          <w:p>
-            <w:pPr>
-              <w:spacing w:before="0" w:after="0" w:line="240" w:lineRule="auto"/>
-              <w:jc w:val="center"/>
-            </w:pPr>
-            <w:r>
-              <w:rPr>
-                <w:rFonts w:ascii="Times New Roman" w:hAnsi="Times New Roman"/>
-                <w:sz w:val="14"/>
-              </w:rPr>
-              <w:t>75%</w:t>
-            </w:r>
-          </w:p>
-        </w:tc>
-        <w:tc>
-          <w:tcPr>
-            <w:tcW w:type="dxa" w:w="504"/>
-            <w:tcMar>
-              <w:top w:w="25" w:type="dxa"/>
-              <w:bottom w:w="25" w:type="dxa"/>
-              <w:left w:w="35" w:type="dxa"/>
-              <w:right w:w="35" w:type="dxa"/>
-            </w:tcMar>
-            <w:shd w:fill="F8FAFC"/>
-          </w:tcPr>
-          <w:p>
-            <w:pPr>
-              <w:spacing w:before="0" w:after="0" w:line="240" w:lineRule="auto"/>
-              <w:jc w:val="center"/>
-            </w:pPr>
-            <w:r>
-              <w:rPr>
-                <w:rFonts w:ascii="Times New Roman" w:hAnsi="Times New Roman"/>
-                <w:sz w:val="14"/>
-              </w:rPr>
-              <w:t>100%</w:t>
-            </w:r>
-          </w:p>
-        </w:tc>
-        <w:tc>
-          <w:tcPr>
-            <w:tcW w:type="dxa" w:w="432"/>
-            <w:tcMar>
-              <w:top w:w="25" w:type="dxa"/>
-              <w:bottom w:w="25" w:type="dxa"/>
-              <w:left w:w="35" w:type="dxa"/>
-              <w:right w:w="35" w:type="dxa"/>
-            </w:tcMar>
-            <w:shd w:fill="F8FAFC"/>
-          </w:tcPr>
-          <w:p>
-            <w:pPr>
-              <w:spacing w:before="0" w:after="0" w:line="240" w:lineRule="auto"/>
-              <w:jc w:val="center"/>
-            </w:pPr>
-            <w:r>
-              <w:rPr>
-                <w:rFonts w:ascii="Times New Roman" w:hAnsi="Times New Roman"/>
-                <w:sz w:val="14"/>
-              </w:rPr>
-              <w:t>6</w:t>
-            </w:r>
-          </w:p>
-        </w:tc>
-        <w:tc>
-          <w:tcPr>
-            <w:tcW w:type="dxa" w:w="504"/>
-            <w:tcMar>
-              <w:top w:w="25" w:type="dxa"/>
-              <w:bottom w:w="25" w:type="dxa"/>
-              <w:left w:w="35" w:type="dxa"/>
-              <w:right w:w="35" w:type="dxa"/>
-            </w:tcMar>
-            <w:shd w:fill="F8FAFC"/>
-          </w:tcPr>
-          <w:p>
-            <w:pPr>
-              <w:spacing w:before="0" w:after="0" w:line="240" w:lineRule="auto"/>
-              <w:jc w:val="center"/>
-            </w:pPr>
-            <w:r>
-              <w:rPr>
-                <w:rFonts w:ascii="Times New Roman" w:hAnsi="Times New Roman"/>
-                <w:sz w:val="14"/>
-              </w:rPr>
-              <w:t>17.9 s</w:t>
-            </w:r>
-          </w:p>
-        </w:tc>
-      </w:tr>
-      <w:tr>
-        <w:trPr>
-          <w:cantSplit/>
-        </w:trPr>
-        <w:tc>
-          <w:tcPr>
-            <w:tcW w:type="dxa" w:w="1512"/>
-            <w:tcMar>
-              <w:top w:w="25" w:type="dxa"/>
-              <w:bottom w:w="25" w:type="dxa"/>
-              <w:left w:w="35" w:type="dxa"/>
-              <w:right w:w="35" w:type="dxa"/>
-            </w:tcMar>
-            <w:shd w:fill="FFFFFF"/>
-          </w:tcPr>
-          <w:p>
-            <w:pPr>
-              <w:spacing w:before="0" w:after="0" w:line="240" w:lineRule="auto"/>
-              <w:jc w:val="left"/>
-            </w:pPr>
-            <w:r>
-              <w:rPr>
-                <w:rFonts w:ascii="Times New Roman" w:hAnsi="Times New Roman"/>
-                <w:sz w:val="14"/>
-              </w:rPr>
-              <w:t>MCP_Q05: Planetary Defense Synthesis</w:t>
-            </w:r>
-          </w:p>
-        </w:tc>
-        <w:tc>
-          <w:tcPr>
-            <w:tcW w:type="dxa" w:w="1368"/>
-            <w:tcMar>
-              <w:top w:w="25" w:type="dxa"/>
-              <w:bottom w:w="25" w:type="dxa"/>
-              <w:left w:w="35" w:type="dxa"/>
-              <w:right w:w="35" w:type="dxa"/>
-            </w:tcMar>
-            <w:shd w:fill="FFFFFF"/>
-          </w:tcPr>
-          <w:p>
-            <w:pPr>
-              <w:spacing w:before="0" w:after="0" w:line="240" w:lineRule="auto"/>
-              <w:jc w:val="left"/>
-            </w:pPr>
-            <w:r>
-              <w:rPr>
-                <w:rFonts w:ascii="Times New Roman" w:hAnsi="Times New Roman"/>
-                <w:sz w:val="14"/>
-              </w:rPr>
-              <w:t>seq_thinking (4 turns), DART telemetry</w:t>
-            </w:r>
-          </w:p>
-        </w:tc>
-        <w:tc>
-          <w:tcPr>
-            <w:tcW w:type="dxa" w:w="504"/>
-            <w:tcMar>
-              <w:top w:w="25" w:type="dxa"/>
-              <w:bottom w:w="25" w:type="dxa"/>
-              <w:left w:w="35" w:type="dxa"/>
-              <w:right w:w="35" w:type="dxa"/>
-            </w:tcMar>
-            <w:shd w:fill="FFFFFF"/>
-          </w:tcPr>
-          <w:p>
-            <w:pPr>
-              <w:spacing w:before="0" w:after="0" w:line="240" w:lineRule="auto"/>
-              <w:jc w:val="center"/>
-            </w:pPr>
-            <w:r>
-              <w:rPr>
-                <w:rFonts w:ascii="Times New Roman" w:hAnsi="Times New Roman"/>
-                <w:sz w:val="14"/>
-              </w:rPr>
-              <w:t>44%</w:t>
-            </w:r>
-          </w:p>
-        </w:tc>
-        <w:tc>
-          <w:tcPr>
-            <w:tcW w:type="dxa" w:w="504"/>
-            <w:tcMar>
-              <w:top w:w="25" w:type="dxa"/>
-              <w:bottom w:w="25" w:type="dxa"/>
-              <w:left w:w="35" w:type="dxa"/>
-              <w:right w:w="35" w:type="dxa"/>
-            </w:tcMar>
-            <w:shd w:fill="FFFFFF"/>
-          </w:tcPr>
-          <w:p>
-            <w:pPr>
-              <w:spacing w:before="0" w:after="0" w:line="240" w:lineRule="auto"/>
-              <w:jc w:val="center"/>
-            </w:pPr>
-            <w:r>
-              <w:rPr>
-                <w:rFonts w:ascii="Times New Roman" w:hAnsi="Times New Roman"/>
-                <w:sz w:val="14"/>
-              </w:rPr>
-              <w:t>67%</w:t>
-            </w:r>
-          </w:p>
-        </w:tc>
-        <w:tc>
-          <w:tcPr>
-            <w:tcW w:type="dxa" w:w="504"/>
-            <w:tcMar>
-              <w:top w:w="25" w:type="dxa"/>
-              <w:bottom w:w="25" w:type="dxa"/>
-              <w:left w:w="35" w:type="dxa"/>
-              <w:right w:w="35" w:type="dxa"/>
-            </w:tcMar>
-            <w:shd w:fill="FFFFFF"/>
-          </w:tcPr>
-          <w:p>
-            <w:pPr>
-              <w:spacing w:before="0" w:after="0" w:line="240" w:lineRule="auto"/>
-              <w:jc w:val="center"/>
-            </w:pPr>
-            <w:r>
-              <w:rPr>
-                <w:rFonts w:ascii="Times New Roman" w:hAnsi="Times New Roman"/>
-                <w:sz w:val="14"/>
-              </w:rPr>
-              <w:t>0%</w:t>
-            </w:r>
-          </w:p>
-        </w:tc>
-        <w:tc>
-          <w:tcPr>
-            <w:tcW w:type="dxa" w:w="432"/>
-            <w:tcMar>
-              <w:top w:w="25" w:type="dxa"/>
-              <w:bottom w:w="25" w:type="dxa"/>
-              <w:left w:w="35" w:type="dxa"/>
-              <w:right w:w="35" w:type="dxa"/>
-            </w:tcMar>
-            <w:shd w:fill="FFFFFF"/>
-          </w:tcPr>
-          <w:p>
-            <w:pPr>
-              <w:spacing w:before="0" w:after="0" w:line="240" w:lineRule="auto"/>
-              <w:jc w:val="center"/>
-            </w:pPr>
-            <w:r>
-              <w:rPr>
-                <w:rFonts w:ascii="Times New Roman" w:hAnsi="Times New Roman"/>
-                <w:sz w:val="14"/>
-              </w:rPr>
-              <w:t>5</w:t>
-            </w:r>
-          </w:p>
-        </w:tc>
-        <w:tc>
-          <w:tcPr>
-            <w:tcW w:type="dxa" w:w="504"/>
-            <w:tcMar>
-              <w:top w:w="25" w:type="dxa"/>
-              <w:bottom w:w="25" w:type="dxa"/>
-              <w:left w:w="35" w:type="dxa"/>
-              <w:right w:w="35" w:type="dxa"/>
-            </w:tcMar>
-            <w:shd w:fill="FFFFFF"/>
-          </w:tcPr>
-          <w:p>
-            <w:pPr>
-              <w:spacing w:before="0" w:after="0" w:line="240" w:lineRule="auto"/>
-              <w:jc w:val="center"/>
-            </w:pPr>
-            <w:r>
-              <w:rPr>
-                <w:rFonts w:ascii="Times New Roman" w:hAnsi="Times New Roman"/>
-                <w:sz w:val="14"/>
-              </w:rPr>
-              <w:t>23.4 s</w:t>
+              <w:t>23.7 s (1.8 avg)</w:t>
             </w:r>
           </w:p>
         </w:tc>
@@ -6015,7 +4648,7 @@
           <w:rFonts w:ascii="Times New Roman" w:hAnsi="Times New Roman"/>
           <w:sz w:val="18"/>
         </w:rPr>
-        <w:t>2. Resolving Temporal Cutoffs via Live Manifests: On MCP_Q02, the baseline hallucinated an impossible mission duration of '&gt;2,000 sols' on Mars for Perseverance (which landed in February 2021). By calling nasa_mars_rover_manifest, the agent grounded its answer in authentic JPL telemetry, achieving 75% telemetry accuracy and confirming active exploration in Jezero Crater.</w:t>
+        <w:t>2. Resolving Temporal Cutoffs via Live Manifests: On MCP_Q02, the baseline hallucinated an impossible mission duration of '&gt;2,000 sols' on Mars for Perseverance (which landed in February 2021). By calling nasa_mars_rover_manifest, the agent grounded its answer in authentic JPL telemetry, achieving 88% Fact Recall and 75% Telemetry Coverage (vs. 38% and 75% for baseline).</w:t>
       </w:r>
     </w:p>
     <w:p>
@@ -6036,7 +4669,7 @@
           <w:rFonts w:ascii="Times New Roman" w:hAnsi="Times New Roman"/>
           <w:sz w:val="18"/>
         </w:rPr>
-        <w:t>3. Cognitive Value of Sequential Thinking: On MCP_Q05, the agent executed 4 consecutive reasoning turns with sequentialthinking, systematically decomposing the scenario into live detection monitoring, kinetic impact deflection physics (DART's -33 min orbital period change on Dimorphos), and momentum enhancement factor beta:</w:t>
+        <w:t>3. Cognitive Value of Sequential Thinking: On MCP_Q05, the agent executed 3 consecutive reasoning turns with sequentialthinking, systematically decomposing the scenario into live detection monitoring, kinetic impact deflection physics (DART's -33 min orbital period change on Dimorphos), and momentum enhancement factor beta:</w:t>
       </w:r>
     </w:p>
     <w:p>
@@ -6080,7 +4713,7 @@
           <w:rFonts w:ascii="Times New Roman" w:hAnsi="Times New Roman"/>
           <w:sz w:val="18"/>
         </w:rPr>
-        <w:t>4. The Latency-Grounding Trade-off: While the agentic MCP pipeline achieved verified epistemic grounding and eliminated hallucinations, it incurred an average latency of 14.28 s (vs 6.84 s for ungrounded generation). The fail-safe --no-mcp kill switch operationalizes this trade-off, enabling sub-second local retrieval when live telemetry is unnecessary.</w:t>
+        <w:t>4. The Latency-Grounding Trade-off: While the agentic MCP pipeline achieved verified epistemic grounding (+23.3% telemetry gain on live queries), it incurred an average latency of 23.66 s (vs 9.07 s for ungrounded generation). The fail-safe --no-mcp kill switch operationalizes this trade-off, enabling sub-second local retrieval when live telemetry is unnecessary.</w:t>
       </w:r>
     </w:p>
     <w:p>
@@ -6137,7 +4770,7 @@
           <w:rFonts w:ascii="Times New Roman" w:hAnsi="Times New Roman"/>
           <w:sz w:val="18"/>
         </w:rPr>
-        <w:t>Case Study 2: Space Weather &amp; Solar Energetic Particles (MCP_Q04). When queried regarding NASA DONKI Coronal Mass Ejection notifications and astronaut radiation mitigation on deep-space missions, the With-RAG agent invoked nasa_space_weather_donki, achieving 100% Fact Recall and 100% Telemetry Coverage. The agent accurately synthesized active halo CME events (speeds of 1,250 km/s and 1,600 km/s), X-class flares (X5.8, X8.7), Single Event Upset (SEU) avionics alerts, and Orion spacecraft water-wall storm shelter protocols cited from [Artemis Lunar Science Strategy 2024, p.50].</w:t>
+        <w:t>Case Study 2: Space Weather &amp; Solar Energetic Particles (MCP_Q04). When queried regarding NASA DONKI Coronal Mass Ejection notifications and astronaut radiation mitigation on deep-space missions, the With-RAG agent invoked nasa_space_weather_donki, achieving 75% Fact Recall and 100% Telemetry Coverage. The agent accurately synthesized active halo CME events (speeds of 1,250 km/s and 1,600 km/s), X-class flares (X5.8, X8.7), Single Event Upset (SEU) avionics alerts, and Orion spacecraft water-wall storm shelter protocols cited from [Artemis Lunar Science Strategy 2024, p.50].</w:t>
       </w:r>
     </w:p>
     <w:p>
@@ -6158,7 +4791,7 @@
           <w:rFonts w:ascii="Times New Roman" w:hAnsi="Times New Roman"/>
           <w:sz w:val="18"/>
         </w:rPr>
-        <w:t>Case Study 3: DART Kinetic Impactor Physics (NASA_Q05). The query asked how the momentum enhancement factor beta is defined and calculated, and what physical role cratering ejecta recoil played in the deflection. The agent executed 2 structured sequential thoughts, deriving the momentum conservation formulation, establishing that Dimorphos's orbital period changed by -33 minutes (exceeding the 73-second requirement), and citing [DART_Kinetic_Impactor_Deflection_Results.pdf, p.26] with an overall response latency of 13.66 s.</w:t>
+        <w:t>Case Study 3: DART Kinetic Impactor Physics (NASA_Q05). The query asked how the momentum enhancement factor beta is defined and calculated, and what physical role cratering ejecta recoil played in the deflection. The agent executed 2 structured sequential thoughts, deriving the momentum conservation formulation, establishing that Dimorphos's orbital period changed by -33 minutes (exceeding the 73-second requirement), and citing [DART_Kinetic_Impactor_Deflection_Results.pdf, p.26] with an overall response latency of 13.31 s.</w:t>
       </w:r>
     </w:p>
     <w:p>
@@ -6249,7 +4882,7 @@
           <w:rFonts w:ascii="Times New Roman" w:hAnsi="Times New Roman"/>
           <w:sz w:val="18"/>
         </w:rPr>
-        <w:t>Empirical Superiority: Achieved a +30.9% gain in factual recall, a +44.2% increase in telemetry coverage, and near-perfect citation alignment (93.4%) over parametric baselines, verified by deterministic metrics and LLM-as-a-Judge evaluations.</w:t>
+        <w:t>Empirical Superiority: Achieved a +8.1% gain in factual recall, a +23.3% increase in telemetry coverage on live observational queries, and superior groundedness (3.60 vs 3.25) over parametric baselines, verified by deterministic metrics and LLM-as-a-Judge evaluations.</w:t>
       </w:r>
     </w:p>
     <w:p>

--- a/Deliverable3_Report.docx
+++ b/Deliverable3_Report.docx
@@ -204,7 +204,7 @@
           <w:rFonts w:ascii="Times New Roman" w:hAnsi="Times New Roman"/>
           <w:sz w:val="18"/>
         </w:rPr>
-        <w:t>2. Expert Dense RAG Subsystem (Deliverable 2): An authoritative technical advisor grounded in official NASA engineering reports (JWST, Mars 2020 Perseverance, Ingenuity, Artemis SLS, DART, Hubble, Apollo 11) using persistent vector embeddings, semantic sliding-window text chunking, and strict inline document citations [Document_Name.pdf, Page X].</w:t>
+        <w:t>2. Expert Dense RAG Subsystem (Deliverable 2): An authoritative technical advisor grounded in official NASA engineering reports (JWST, Mars 2020 Perseverance, Ingenuity, Artemis SLS, DART, Hubble, Apollo 11) using persistent vector embeddings, dynamic semantic text chunking based on cosine distance topic shifts, and strict inline document citations [Document_Name.pdf, Page X].</w:t>
       </w:r>
     </w:p>
     <w:p>
@@ -1357,7 +1357,30 @@
           <w:rFonts w:ascii="Times New Roman" w:hAnsi="Times New Roman"/>
           <w:sz w:val="18"/>
         </w:rPr>
-        <w:t>Semantic Text Chunking: Documents are chunked via a sliding window of 700 characters with 100 characters overlap, generating 1,861 semantic chunks indexed with source metadata (filename, page_number, mission_domain). This window size was empirically selected to preserve tabular rows and propulsion equations without fragmenting across chunk boundaries.</w:t>
+        <w:t>Dynamic Embedding-Based Semantic Chunking: Rather than segmenting text at arbitrary, static character windows, D2RAG.py implements true semantic chunking (semantic_chunk_text). Extracted text is split into sentences and encoded in a single batched pass with all-MiniLM-L6-v2. The pipeline computes cosine distances d_i between adjacent sentences. A dynamic breakpoint threshold theta_85 is determined by the 85th percentile of distances across the document. Sentences are accumulated into cohesive units, segmenting when a topic shift occurs (d_i &gt;= theta_85, with min_chunk_chars = 150) or when approaching the embedding ceiling (max_chunk_chars = 800). This produced 1,861 semantically cohesive chunks with metadata tracking (filename, page_number, mission_domain), keeping technical context and propulsion equations intact:</w:t>
+      </w:r>
+    </w:p>
+    <w:p>
+      <w:pPr>
+        <w:keepNext/>
+        <w:spacing w:before="40" w:after="50"/>
+        <w:jc w:val="center"/>
+      </w:pPr>
+      <w:r>
+        <w:rPr>
+          <w:rFonts w:ascii="Times New Roman" w:hAnsi="Times New Roman"/>
+          <w:i/>
+          <w:sz w:val="17"/>
+        </w:rPr>
+        <w:t>d_i = 1.0 - (e_i · e_{i+1})  [Split if d_i &gt;= θ_85% and L_curr &gt;= 150]</w:t>
+      </w:r>
+      <w:r>
+        <w:rPr>
+          <w:rFonts w:ascii="Times New Roman" w:hAnsi="Times New Roman"/>
+          <w:i w:val="0"/>
+          <w:sz w:val="17"/>
+        </w:rPr>
+        <w:t xml:space="preserve">    (3)</w:t>
       </w:r>
     </w:p>
     <w:p>
@@ -1401,7 +1424,7 @@
           <w:i w:val="0"/>
           <w:sz w:val="17"/>
         </w:rPr>
-        <w:t xml:space="preserve">    (3)</w:t>
+        <w:t xml:space="preserve">    (4)</w:t>
       </w:r>
     </w:p>
     <w:p>
@@ -2356,7 +2379,7 @@
           <w:i w:val="0"/>
           <w:sz w:val="17"/>
         </w:rPr>
-        <w:t xml:space="preserve">    (4)</w:t>
+        <w:t xml:space="preserve">    (5)</w:t>
       </w:r>
     </w:p>
     <w:p>
@@ -2400,7 +2423,7 @@
           <w:i w:val="0"/>
           <w:sz w:val="17"/>
         </w:rPr>
-        <w:t xml:space="preserve">    (5)</w:t>
+        <w:t xml:space="preserve">    (6)</w:t>
       </w:r>
     </w:p>
     <w:p>
@@ -2469,7 +2492,6 @@
     <w:p>
       <w:pPr>
         <w:keepNext/>
-        <w:pageBreakBefore/>
         <w:spacing w:before="80" w:after="30"/>
       </w:pPr>
       <w:r>
@@ -4692,7 +4714,7 @@
           <w:i w:val="0"/>
           <w:sz w:val="17"/>
         </w:rPr>
-        <w:t xml:space="preserve">    (6)</w:t>
+        <w:t xml:space="preserve">    (7)</w:t>
       </w:r>
     </w:p>
     <w:p>
